--- a/朵朵/6年级/记录/英语/错题集/Word/L009-英语错题订正本.docx
+++ b/朵朵/6年级/记录/英语/错题集/Word/L009-英语错题订正本.docx
@@ -4,3056 +4,5658 @@
   <w:body>
     <w:p>
       <w:pPr>
-        <w:spacing w:after="80"/>
+        <w:keepNext/>
+        <w:keepLines/>
+        <w:widowControl/>
+        <w:spacing w:before="0" w:after="40" w:line="264" w:lineRule="auto"/>
         <w:jc w:val="center"/>
       </w:pPr>
       <w:r>
         <w:rPr>
-          <w:rFonts w:ascii="等线" w:hAnsi="等线"/>
+          <w:rFonts w:ascii="Times New Roman" w:hAnsi="Times New Roman" w:eastAsia="宋体"/>
           <w:b/>
-          <w:sz w:val="32"/>
-        </w:rPr>
-        <w:t>朵朵英语错题订正本｜L009</w:t>
+          <w:color w:val="000000"/>
+          <w:sz w:val="26"/>
+          <w:u w:val="none"/>
+        </w:rPr>
+        <w:t>六年级第一学期英语练习 L009</w:t>
       </w:r>
     </w:p>
     <w:p>
       <w:pPr>
-        <w:spacing w:after="80"/>
-      </w:pPr>
-      <w:r>
-        <w:rPr>
-          <w:rFonts w:ascii="等线" w:hAnsi="等线"/>
-          <w:sz w:val="21"/>
-        </w:rPr>
-        <w:t>记录对象：朵朵</w:t>
+        <w:keepNext/>
+        <w:keepLines/>
+        <w:widowControl/>
+        <w:spacing w:before="0" w:after="100" w:line="264" w:lineRule="auto"/>
+        <w:jc w:val="center"/>
+      </w:pPr>
+      <w:r>
+        <w:rPr>
+          <w:rFonts w:ascii="Times New Roman" w:hAnsi="Times New Roman" w:eastAsia="宋体"/>
+          <w:b w:val="0"/>
+          <w:color w:val="000000"/>
+          <w:sz w:val="22"/>
+          <w:u w:val="none"/>
+        </w:rPr>
+        <w:t>错题订正与复习</w:t>
       </w:r>
     </w:p>
     <w:p>
       <w:pPr>
-        <w:spacing w:after="80"/>
-      </w:pPr>
-      <w:r>
-        <w:rPr>
-          <w:rFonts w:ascii="等线" w:hAnsi="等线"/>
-          <w:sz w:val="21"/>
-        </w:rPr>
-        <w:t>使用说明：每题保留原题和原作答，请在“订正”和“心得”处完成书写。</w:t>
+        <w:keepNext/>
+        <w:keepLines/>
+        <w:widowControl/>
+        <w:spacing w:before="100" w:after="40" w:line="264" w:lineRule="auto"/>
+      </w:pPr>
+      <w:r>
+        <w:rPr>
+          <w:rFonts w:ascii="Times New Roman" w:hAnsi="Times New Roman" w:eastAsia="宋体"/>
+          <w:b/>
+          <w:color w:val="000000"/>
+          <w:sz w:val="24"/>
+          <w:u w:val="none"/>
+        </w:rPr>
+        <w:t>基础练习</w:t>
       </w:r>
     </w:p>
     <w:p>
       <w:pPr>
-        <w:spacing w:after="80"/>
-      </w:pPr>
+        <w:keepNext/>
+        <w:keepLines/>
+        <w:widowControl/>
+        <w:spacing w:before="80" w:after="80" w:line="264" w:lineRule="auto"/>
+      </w:pPr>
+      <w:r>
+        <w:rPr>
+          <w:rFonts w:ascii="Times New Roman" w:hAnsi="Times New Roman" w:eastAsia="宋体"/>
+          <w:b/>
+          <w:color w:val="000000"/>
+          <w:sz w:val="22"/>
+          <w:u w:val="none"/>
+        </w:rPr>
+        <w:t>一、英汉词语互译</w:t>
+      </w:r>
     </w:p>
     <w:p>
       <w:pPr>
         <w:keepNext/>
-        <w:spacing w:after="80"/>
-      </w:pPr>
-      <w:r>
-        <w:rPr>
-          <w:rFonts w:ascii="等线" w:hAnsi="等线"/>
+        <w:keepLines/>
+        <w:widowControl/>
+        <w:spacing w:before="0" w:after="40" w:line="264" w:lineRule="auto"/>
+      </w:pPr>
+      <w:r>
+        <w:rPr>
+          <w:rFonts w:ascii="Times New Roman" w:hAnsi="Times New Roman" w:eastAsia="宋体"/>
           <w:b/>
-          <w:sz w:val="24"/>
-        </w:rPr>
-        <w:t>第1题</w:t>
+          <w:color w:val="000000"/>
+          <w:sz w:val="21"/>
+          <w:u w:val="none"/>
+        </w:rPr>
+        <w:t>5.</w:t>
+      </w:r>
+      <w:r>
+        <w:rPr>
+          <w:rFonts w:ascii="Times New Roman" w:hAnsi="Times New Roman" w:eastAsia="宋体"/>
+          <w:b w:val="0"/>
+          <w:color w:val="000000"/>
+          <w:sz w:val="21"/>
+          <w:u w:val="none"/>
+        </w:rPr>
+        <w:t xml:space="preserve"> 实验室 n. ________</w:t>
       </w:r>
     </w:p>
     <w:p>
       <w:pPr>
         <w:keepNext/>
-        <w:spacing w:after="80"/>
-      </w:pPr>
-      <w:r>
-        <w:rPr>
-          <w:rFonts w:ascii="等线" w:hAnsi="等线"/>
-          <w:sz w:val="21"/>
-        </w:rPr>
-        <w:t>5. 实验室 n. ＿＿＿＿＿＿＿＿</w:t>
+        <w:keepLines/>
+        <w:widowControl/>
+        <w:spacing w:before="0" w:after="20" w:line="264" w:lineRule="auto"/>
+      </w:pPr>
+      <w:r>
+        <w:rPr>
+          <w:rFonts w:ascii="Times New Roman" w:hAnsi="Times New Roman" w:eastAsia="宋体"/>
+          <w:b/>
+          <w:color w:val="000000"/>
+          <w:sz w:val="20"/>
+          <w:u w:val="none"/>
+        </w:rPr>
+        <w:t>朵朵原答案：</w:t>
+      </w:r>
+      <w:r>
+        <w:rPr>
+          <w:rFonts w:ascii="Times New Roman" w:hAnsi="Times New Roman" w:eastAsia="宋体"/>
+          <w:b w:val="0"/>
+          <w:color w:val="000000"/>
+          <w:sz w:val="20"/>
+          <w:u w:val="none"/>
+        </w:rPr>
+        <w:t xml:space="preserve"> experiment</w:t>
       </w:r>
     </w:p>
     <w:p>
       <w:pPr>
-        <w:spacing w:after="80"/>
-      </w:pPr>
-      <w:r>
-        <w:rPr>
-          <w:rFonts w:ascii="等线" w:hAnsi="等线"/>
-          <w:sz w:val="21"/>
-        </w:rPr>
-        <w:t>朵朵原答案：experiment</w:t>
+        <w:keepNext/>
+        <w:keepLines/>
+        <w:widowControl/>
+        <w:tabs>
+          <w:tab w:pos="7200" w:val="left"/>
+        </w:tabs>
+        <w:spacing w:before="0" w:after="20" w:line="380" w:lineRule="exact"/>
+      </w:pPr>
+      <w:r>
+        <w:rPr>
+          <w:rFonts w:ascii="Times New Roman" w:hAnsi="Times New Roman" w:eastAsia="宋体"/>
+          <w:b w:val="0"/>
+          <w:color w:val="000000"/>
+          <w:sz w:val="20"/>
+          <w:u w:val="none"/>
+        </w:rPr>
+        <w:t>订正：</w:t>
+      </w:r>
+      <w:r>
+        <w:rPr>
+          <w:rFonts w:ascii="Times New Roman" w:hAnsi="Times New Roman" w:eastAsia="宋体"/>
+          <w:b w:val="0"/>
+          <w:color w:val="000000"/>
+          <w:sz w:val="20"/>
+          <w:u w:val="single"/>
+        </w:rPr>
+        <w:tab/>
       </w:r>
     </w:p>
     <w:p>
       <w:pPr>
-        <w:spacing w:after="80"/>
-      </w:pPr>
-      <w:r>
-        <w:rPr>
-          <w:rFonts w:ascii="等线" w:hAnsi="等线"/>
-          <w:sz w:val="21"/>
-        </w:rPr>
-        <w:t>订正：____________________________________________________________</w:t>
+        <w:keepNext w:val="0"/>
+        <w:keepLines/>
+        <w:widowControl/>
+        <w:tabs>
+          <w:tab w:pos="7200" w:val="left"/>
+        </w:tabs>
+        <w:spacing w:before="0" w:after="80" w:line="380" w:lineRule="exact"/>
+      </w:pPr>
+      <w:r>
+        <w:rPr>
+          <w:rFonts w:ascii="Times New Roman" w:hAnsi="Times New Roman" w:eastAsia="宋体"/>
+          <w:b w:val="0"/>
+          <w:color w:val="000000"/>
+          <w:sz w:val="20"/>
+          <w:u w:val="none"/>
+        </w:rPr>
+        <w:t>心得：</w:t>
+      </w:r>
+      <w:r>
+        <w:rPr>
+          <w:rFonts w:ascii="Times New Roman" w:hAnsi="Times New Roman" w:eastAsia="宋体"/>
+          <w:b w:val="0"/>
+          <w:color w:val="000000"/>
+          <w:sz w:val="20"/>
+          <w:u w:val="single"/>
+        </w:rPr>
+        <w:tab/>
       </w:r>
     </w:p>
     <w:p>
       <w:pPr>
-        <w:spacing w:after="80"/>
-      </w:pPr>
-      <w:r>
-        <w:rPr>
-          <w:rFonts w:ascii="等线" w:hAnsi="等线"/>
+        <w:keepNext/>
+        <w:keepLines/>
+        <w:widowControl/>
+        <w:spacing w:before="0" w:after="40" w:line="264" w:lineRule="auto"/>
+      </w:pPr>
+      <w:r>
+        <w:rPr>
+          <w:rFonts w:ascii="Times New Roman" w:hAnsi="Times New Roman" w:eastAsia="宋体"/>
+          <w:b/>
+          <w:color w:val="000000"/>
           <w:sz w:val="21"/>
-        </w:rPr>
-        <w:t>心得：____________________________________________________________</w:t>
+          <w:u w:val="none"/>
+        </w:rPr>
+        <w:t>13.</w:t>
+      </w:r>
+      <w:r>
+        <w:rPr>
+          <w:rFonts w:ascii="Times New Roman" w:hAnsi="Times New Roman" w:eastAsia="宋体"/>
+          <w:b w:val="0"/>
+          <w:color w:val="000000"/>
+          <w:sz w:val="21"/>
+          <w:u w:val="none"/>
+        </w:rPr>
+        <w:t xml:space="preserve"> 话题 n. ________</w:t>
       </w:r>
     </w:p>
     <w:p>
       <w:pPr>
-        <w:spacing w:after="80"/>
-      </w:pPr>
-      <w:r>
-        <w:rPr>
-          <w:rFonts w:ascii="等线" w:hAnsi="等线"/>
-          <w:sz w:val="21"/>
-        </w:rPr>
-        <w:t>____________________________________________________________</w:t>
+        <w:keepNext/>
+        <w:keepLines/>
+        <w:widowControl/>
+        <w:spacing w:before="0" w:after="20" w:line="264" w:lineRule="auto"/>
+      </w:pPr>
+      <w:r>
+        <w:rPr>
+          <w:rFonts w:ascii="Times New Roman" w:hAnsi="Times New Roman" w:eastAsia="宋体"/>
+          <w:b/>
+          <w:color w:val="000000"/>
+          <w:sz w:val="20"/>
+          <w:u w:val="none"/>
+        </w:rPr>
+        <w:t>朵朵原答案：</w:t>
+      </w:r>
+      <w:r>
+        <w:rPr>
+          <w:rFonts w:ascii="Times New Roman" w:hAnsi="Times New Roman" w:eastAsia="宋体"/>
+          <w:b w:val="0"/>
+          <w:color w:val="000000"/>
+          <w:sz w:val="20"/>
+          <w:u w:val="none"/>
+        </w:rPr>
+        <w:t xml:space="preserve"> 未作答</w:t>
       </w:r>
     </w:p>
     <w:p>
       <w:pPr>
-        <w:spacing w:after="80"/>
-      </w:pPr>
+        <w:keepNext/>
+        <w:keepLines/>
+        <w:widowControl/>
+        <w:tabs>
+          <w:tab w:pos="7200" w:val="left"/>
+        </w:tabs>
+        <w:spacing w:before="0" w:after="20" w:line="380" w:lineRule="exact"/>
+      </w:pPr>
+      <w:r>
+        <w:rPr>
+          <w:rFonts w:ascii="Times New Roman" w:hAnsi="Times New Roman" w:eastAsia="宋体"/>
+          <w:b w:val="0"/>
+          <w:color w:val="000000"/>
+          <w:sz w:val="20"/>
+          <w:u w:val="none"/>
+        </w:rPr>
+        <w:t>订正：</w:t>
+      </w:r>
+      <w:r>
+        <w:rPr>
+          <w:rFonts w:ascii="Times New Roman" w:hAnsi="Times New Roman" w:eastAsia="宋体"/>
+          <w:b w:val="0"/>
+          <w:color w:val="000000"/>
+          <w:sz w:val="20"/>
+          <w:u w:val="single"/>
+        </w:rPr>
+        <w:tab/>
+      </w:r>
     </w:p>
     <w:p>
       <w:pPr>
-        <w:keepNext/>
-        <w:spacing w:after="80"/>
-      </w:pPr>
-      <w:r>
-        <w:rPr>
-          <w:rFonts w:ascii="等线" w:hAnsi="等线"/>
-          <w:b/>
-          <w:sz w:val="24"/>
-        </w:rPr>
-        <w:t>第2题</w:t>
+        <w:keepNext w:val="0"/>
+        <w:keepLines/>
+        <w:widowControl/>
+        <w:tabs>
+          <w:tab w:pos="7200" w:val="left"/>
+        </w:tabs>
+        <w:spacing w:before="0" w:after="80" w:line="380" w:lineRule="exact"/>
+      </w:pPr>
+      <w:r>
+        <w:rPr>
+          <w:rFonts w:ascii="Times New Roman" w:hAnsi="Times New Roman" w:eastAsia="宋体"/>
+          <w:b w:val="0"/>
+          <w:color w:val="000000"/>
+          <w:sz w:val="20"/>
+          <w:u w:val="none"/>
+        </w:rPr>
+        <w:t>心得：</w:t>
+      </w:r>
+      <w:r>
+        <w:rPr>
+          <w:rFonts w:ascii="Times New Roman" w:hAnsi="Times New Roman" w:eastAsia="宋体"/>
+          <w:b w:val="0"/>
+          <w:color w:val="000000"/>
+          <w:sz w:val="20"/>
+          <w:u w:val="single"/>
+        </w:rPr>
+        <w:tab/>
       </w:r>
     </w:p>
     <w:p>
       <w:pPr>
         <w:keepNext/>
-        <w:spacing w:after="80"/>
-      </w:pPr>
-      <w:r>
-        <w:rPr>
-          <w:rFonts w:ascii="等线" w:hAnsi="等线"/>
+        <w:keepLines/>
+        <w:widowControl/>
+        <w:spacing w:before="0" w:after="40" w:line="264" w:lineRule="auto"/>
+      </w:pPr>
+      <w:r>
+        <w:rPr>
+          <w:rFonts w:ascii="Times New Roman" w:hAnsi="Times New Roman" w:eastAsia="宋体"/>
+          <w:b/>
+          <w:color w:val="000000"/>
           <w:sz w:val="21"/>
-        </w:rPr>
-        <w:t>13. 话题 n. ＿＿＿＿＿＿＿＿</w:t>
+          <w:u w:val="none"/>
+        </w:rPr>
+        <w:t>14.</w:t>
+      </w:r>
+      <w:r>
+        <w:rPr>
+          <w:rFonts w:ascii="Times New Roman" w:hAnsi="Times New Roman" w:eastAsia="宋体"/>
+          <w:b w:val="0"/>
+          <w:color w:val="000000"/>
+          <w:sz w:val="21"/>
+          <w:u w:val="none"/>
+        </w:rPr>
+        <w:t xml:space="preserve"> most adv. ________</w:t>
       </w:r>
     </w:p>
     <w:p>
       <w:pPr>
-        <w:spacing w:after="80"/>
-      </w:pPr>
-      <w:r>
-        <w:rPr>
-          <w:rFonts w:ascii="等线" w:hAnsi="等线"/>
-          <w:sz w:val="21"/>
-        </w:rPr>
-        <w:t>朵朵原答案：未作答</w:t>
+        <w:keepNext/>
+        <w:keepLines/>
+        <w:widowControl/>
+        <w:spacing w:before="0" w:after="20" w:line="264" w:lineRule="auto"/>
+      </w:pPr>
+      <w:r>
+        <w:rPr>
+          <w:rFonts w:ascii="Times New Roman" w:hAnsi="Times New Roman" w:eastAsia="宋体"/>
+          <w:b/>
+          <w:color w:val="000000"/>
+          <w:sz w:val="20"/>
+          <w:u w:val="none"/>
+        </w:rPr>
+        <w:t>朵朵原答案：</w:t>
+      </w:r>
+      <w:r>
+        <w:rPr>
+          <w:rFonts w:ascii="Times New Roman" w:hAnsi="Times New Roman" w:eastAsia="宋体"/>
+          <w:b w:val="0"/>
+          <w:color w:val="000000"/>
+          <w:sz w:val="20"/>
+          <w:u w:val="none"/>
+        </w:rPr>
+        <w:t xml:space="preserve"> 更多的</w:t>
       </w:r>
     </w:p>
     <w:p>
       <w:pPr>
-        <w:spacing w:after="80"/>
-      </w:pPr>
-      <w:r>
-        <w:rPr>
-          <w:rFonts w:ascii="等线" w:hAnsi="等线"/>
-          <w:sz w:val="21"/>
-        </w:rPr>
-        <w:t>订正：____________________________________________________________</w:t>
+        <w:keepNext/>
+        <w:keepLines/>
+        <w:widowControl/>
+        <w:tabs>
+          <w:tab w:pos="7200" w:val="left"/>
+        </w:tabs>
+        <w:spacing w:before="0" w:after="20" w:line="380" w:lineRule="exact"/>
+      </w:pPr>
+      <w:r>
+        <w:rPr>
+          <w:rFonts w:ascii="Times New Roman" w:hAnsi="Times New Roman" w:eastAsia="宋体"/>
+          <w:b w:val="0"/>
+          <w:color w:val="000000"/>
+          <w:sz w:val="20"/>
+          <w:u w:val="none"/>
+        </w:rPr>
+        <w:t>订正：</w:t>
+      </w:r>
+      <w:r>
+        <w:rPr>
+          <w:rFonts w:ascii="Times New Roman" w:hAnsi="Times New Roman" w:eastAsia="宋体"/>
+          <w:b w:val="0"/>
+          <w:color w:val="000000"/>
+          <w:sz w:val="20"/>
+          <w:u w:val="single"/>
+        </w:rPr>
+        <w:tab/>
       </w:r>
     </w:p>
     <w:p>
       <w:pPr>
-        <w:spacing w:after="80"/>
-      </w:pPr>
-      <w:r>
-        <w:rPr>
-          <w:rFonts w:ascii="等线" w:hAnsi="等线"/>
-          <w:sz w:val="21"/>
-        </w:rPr>
-        <w:t>心得：____________________________________________________________</w:t>
+        <w:keepNext w:val="0"/>
+        <w:keepLines/>
+        <w:widowControl/>
+        <w:tabs>
+          <w:tab w:pos="7200" w:val="left"/>
+        </w:tabs>
+        <w:spacing w:before="0" w:after="80" w:line="380" w:lineRule="exact"/>
+      </w:pPr>
+      <w:r>
+        <w:rPr>
+          <w:rFonts w:ascii="Times New Roman" w:hAnsi="Times New Roman" w:eastAsia="宋体"/>
+          <w:b w:val="0"/>
+          <w:color w:val="000000"/>
+          <w:sz w:val="20"/>
+          <w:u w:val="none"/>
+        </w:rPr>
+        <w:t>心得：</w:t>
+      </w:r>
+      <w:r>
+        <w:rPr>
+          <w:rFonts w:ascii="Times New Roman" w:hAnsi="Times New Roman" w:eastAsia="宋体"/>
+          <w:b w:val="0"/>
+          <w:color w:val="000000"/>
+          <w:sz w:val="20"/>
+          <w:u w:val="single"/>
+        </w:rPr>
+        <w:tab/>
       </w:r>
     </w:p>
     <w:p>
       <w:pPr>
-        <w:spacing w:after="80"/>
-      </w:pPr>
-      <w:r>
-        <w:rPr>
-          <w:rFonts w:ascii="等线" w:hAnsi="等线"/>
+        <w:keepNext/>
+        <w:keepLines/>
+        <w:widowControl/>
+        <w:spacing w:before="0" w:after="40" w:line="264" w:lineRule="auto"/>
+      </w:pPr>
+      <w:r>
+        <w:rPr>
+          <w:rFonts w:ascii="Times New Roman" w:hAnsi="Times New Roman" w:eastAsia="宋体"/>
+          <w:b/>
+          <w:color w:val="000000"/>
           <w:sz w:val="21"/>
-        </w:rPr>
-        <w:t>____________________________________________________________</w:t>
+          <w:u w:val="none"/>
+        </w:rPr>
+        <w:t>17.</w:t>
+      </w:r>
+      <w:r>
+        <w:rPr>
+          <w:rFonts w:ascii="Times New Roman" w:hAnsi="Times New Roman" w:eastAsia="宋体"/>
+          <w:b w:val="0"/>
+          <w:color w:val="000000"/>
+          <w:sz w:val="21"/>
+          <w:u w:val="none"/>
+        </w:rPr>
+        <w:t xml:space="preserve"> 回答；答复 n. ________</w:t>
       </w:r>
     </w:p>
     <w:p>
       <w:pPr>
-        <w:spacing w:after="80"/>
-      </w:pPr>
+        <w:keepNext/>
+        <w:keepLines/>
+        <w:widowControl/>
+        <w:spacing w:before="0" w:after="20" w:line="264" w:lineRule="auto"/>
+      </w:pPr>
+      <w:r>
+        <w:rPr>
+          <w:rFonts w:ascii="Times New Roman" w:hAnsi="Times New Roman" w:eastAsia="宋体"/>
+          <w:b/>
+          <w:color w:val="000000"/>
+          <w:sz w:val="20"/>
+          <w:u w:val="none"/>
+        </w:rPr>
+        <w:t>朵朵原答案：</w:t>
+      </w:r>
+      <w:r>
+        <w:rPr>
+          <w:rFonts w:ascii="Times New Roman" w:hAnsi="Times New Roman" w:eastAsia="宋体"/>
+          <w:b w:val="0"/>
+          <w:color w:val="000000"/>
+          <w:sz w:val="20"/>
+          <w:u w:val="none"/>
+        </w:rPr>
+        <w:t xml:space="preserve"> 未作答</w:t>
+      </w:r>
     </w:p>
     <w:p>
       <w:pPr>
         <w:keepNext/>
-        <w:spacing w:after="80"/>
-      </w:pPr>
-      <w:r>
-        <w:rPr>
-          <w:rFonts w:ascii="等线" w:hAnsi="等线"/>
-          <w:b/>
-          <w:sz w:val="24"/>
-        </w:rPr>
-        <w:t>第3题</w:t>
+        <w:keepLines/>
+        <w:widowControl/>
+        <w:tabs>
+          <w:tab w:pos="7200" w:val="left"/>
+        </w:tabs>
+        <w:spacing w:before="0" w:after="20" w:line="380" w:lineRule="exact"/>
+      </w:pPr>
+      <w:r>
+        <w:rPr>
+          <w:rFonts w:ascii="Times New Roman" w:hAnsi="Times New Roman" w:eastAsia="宋体"/>
+          <w:b w:val="0"/>
+          <w:color w:val="000000"/>
+          <w:sz w:val="20"/>
+          <w:u w:val="none"/>
+        </w:rPr>
+        <w:t>订正：</w:t>
+      </w:r>
+      <w:r>
+        <w:rPr>
+          <w:rFonts w:ascii="Times New Roman" w:hAnsi="Times New Roman" w:eastAsia="宋体"/>
+          <w:b w:val="0"/>
+          <w:color w:val="000000"/>
+          <w:sz w:val="20"/>
+          <w:u w:val="single"/>
+        </w:rPr>
+        <w:tab/>
       </w:r>
     </w:p>
     <w:p>
       <w:pPr>
-        <w:keepNext/>
-        <w:spacing w:after="80"/>
-      </w:pPr>
-      <w:r>
-        <w:rPr>
-          <w:rFonts w:ascii="等线" w:hAnsi="等线"/>
-          <w:sz w:val="21"/>
-        </w:rPr>
-        <w:t>14. most adv. ＿＿＿＿＿＿＿＿</w:t>
+        <w:keepNext w:val="0"/>
+        <w:keepLines/>
+        <w:widowControl/>
+        <w:tabs>
+          <w:tab w:pos="7200" w:val="left"/>
+        </w:tabs>
+        <w:spacing w:before="0" w:after="80" w:line="380" w:lineRule="exact"/>
+      </w:pPr>
+      <w:r>
+        <w:rPr>
+          <w:rFonts w:ascii="Times New Roman" w:hAnsi="Times New Roman" w:eastAsia="宋体"/>
+          <w:b w:val="0"/>
+          <w:color w:val="000000"/>
+          <w:sz w:val="20"/>
+          <w:u w:val="none"/>
+        </w:rPr>
+        <w:t>心得：</w:t>
+      </w:r>
+      <w:r>
+        <w:rPr>
+          <w:rFonts w:ascii="Times New Roman" w:hAnsi="Times New Roman" w:eastAsia="宋体"/>
+          <w:b w:val="0"/>
+          <w:color w:val="000000"/>
+          <w:sz w:val="20"/>
+          <w:u w:val="single"/>
+        </w:rPr>
+        <w:tab/>
       </w:r>
     </w:p>
     <w:p>
       <w:pPr>
-        <w:spacing w:after="80"/>
-      </w:pPr>
-      <w:r>
-        <w:rPr>
-          <w:rFonts w:ascii="等线" w:hAnsi="等线"/>
+        <w:keepNext/>
+        <w:keepLines/>
+        <w:widowControl/>
+        <w:spacing w:before="0" w:after="40" w:line="264" w:lineRule="auto"/>
+      </w:pPr>
+      <w:r>
+        <w:rPr>
+          <w:rFonts w:ascii="Times New Roman" w:hAnsi="Times New Roman" w:eastAsia="宋体"/>
+          <w:b/>
+          <w:color w:val="000000"/>
           <w:sz w:val="21"/>
-        </w:rPr>
-        <w:t>朵朵原答案：更多的</w:t>
+          <w:u w:val="none"/>
+        </w:rPr>
+        <w:t>19.</w:t>
+      </w:r>
+      <w:r>
+        <w:rPr>
+          <w:rFonts w:ascii="Times New Roman" w:hAnsi="Times New Roman" w:eastAsia="宋体"/>
+          <w:b w:val="0"/>
+          <w:color w:val="000000"/>
+          <w:sz w:val="21"/>
+          <w:u w:val="none"/>
+        </w:rPr>
+        <w:t xml:space="preserve"> 中/正午 n. ________</w:t>
       </w:r>
     </w:p>
     <w:p>
       <w:pPr>
-        <w:spacing w:after="80"/>
-      </w:pPr>
-      <w:r>
-        <w:rPr>
-          <w:rFonts w:ascii="等线" w:hAnsi="等线"/>
-          <w:sz w:val="21"/>
-        </w:rPr>
-        <w:t>订正：____________________________________________________________</w:t>
+        <w:keepNext/>
+        <w:keepLines/>
+        <w:widowControl/>
+        <w:spacing w:before="0" w:after="20" w:line="264" w:lineRule="auto"/>
+      </w:pPr>
+      <w:r>
+        <w:rPr>
+          <w:rFonts w:ascii="Times New Roman" w:hAnsi="Times New Roman" w:eastAsia="宋体"/>
+          <w:b/>
+          <w:color w:val="000000"/>
+          <w:sz w:val="20"/>
+          <w:u w:val="none"/>
+        </w:rPr>
+        <w:t>朵朵原答案：</w:t>
+      </w:r>
+      <w:r>
+        <w:rPr>
+          <w:rFonts w:ascii="Times New Roman" w:hAnsi="Times New Roman" w:eastAsia="宋体"/>
+          <w:b w:val="0"/>
+          <w:color w:val="000000"/>
+          <w:sz w:val="20"/>
+          <w:u w:val="none"/>
+        </w:rPr>
+        <w:t xml:space="preserve"> honn</w:t>
       </w:r>
     </w:p>
     <w:p>
       <w:pPr>
-        <w:spacing w:after="80"/>
-      </w:pPr>
-      <w:r>
-        <w:rPr>
-          <w:rFonts w:ascii="等线" w:hAnsi="等线"/>
-          <w:sz w:val="21"/>
-        </w:rPr>
-        <w:t>心得：____________________________________________________________</w:t>
+        <w:keepNext/>
+        <w:keepLines/>
+        <w:widowControl/>
+        <w:tabs>
+          <w:tab w:pos="7200" w:val="left"/>
+        </w:tabs>
+        <w:spacing w:before="0" w:after="20" w:line="380" w:lineRule="exact"/>
+      </w:pPr>
+      <w:r>
+        <w:rPr>
+          <w:rFonts w:ascii="Times New Roman" w:hAnsi="Times New Roman" w:eastAsia="宋体"/>
+          <w:b w:val="0"/>
+          <w:color w:val="000000"/>
+          <w:sz w:val="20"/>
+          <w:u w:val="none"/>
+        </w:rPr>
+        <w:t>订正：</w:t>
+      </w:r>
+      <w:r>
+        <w:rPr>
+          <w:rFonts w:ascii="Times New Roman" w:hAnsi="Times New Roman" w:eastAsia="宋体"/>
+          <w:b w:val="0"/>
+          <w:color w:val="000000"/>
+          <w:sz w:val="20"/>
+          <w:u w:val="single"/>
+        </w:rPr>
+        <w:tab/>
       </w:r>
     </w:p>
     <w:p>
       <w:pPr>
-        <w:spacing w:after="80"/>
-      </w:pPr>
-      <w:r>
-        <w:rPr>
-          <w:rFonts w:ascii="等线" w:hAnsi="等线"/>
-          <w:sz w:val="21"/>
-        </w:rPr>
-        <w:t>____________________________________________________________</w:t>
+        <w:keepNext w:val="0"/>
+        <w:keepLines/>
+        <w:widowControl/>
+        <w:tabs>
+          <w:tab w:pos="7200" w:val="left"/>
+        </w:tabs>
+        <w:spacing w:before="0" w:after="80" w:line="380" w:lineRule="exact"/>
+      </w:pPr>
+      <w:r>
+        <w:rPr>
+          <w:rFonts w:ascii="Times New Roman" w:hAnsi="Times New Roman" w:eastAsia="宋体"/>
+          <w:b w:val="0"/>
+          <w:color w:val="000000"/>
+          <w:sz w:val="20"/>
+          <w:u w:val="none"/>
+        </w:rPr>
+        <w:t>心得：</w:t>
+      </w:r>
+      <w:r>
+        <w:rPr>
+          <w:rFonts w:ascii="Times New Roman" w:hAnsi="Times New Roman" w:eastAsia="宋体"/>
+          <w:b w:val="0"/>
+          <w:color w:val="000000"/>
+          <w:sz w:val="20"/>
+          <w:u w:val="single"/>
+        </w:rPr>
+        <w:tab/>
       </w:r>
     </w:p>
     <w:p>
       <w:pPr>
-        <w:spacing w:after="80"/>
-      </w:pPr>
+        <w:keepNext/>
+        <w:keepLines/>
+        <w:widowControl/>
+        <w:spacing w:before="80" w:after="80" w:line="264" w:lineRule="auto"/>
+      </w:pPr>
+      <w:r>
+        <w:rPr>
+          <w:rFonts w:ascii="Times New Roman" w:hAnsi="Times New Roman" w:eastAsia="宋体"/>
+          <w:b/>
+          <w:color w:val="000000"/>
+          <w:sz w:val="22"/>
+          <w:u w:val="none"/>
+        </w:rPr>
+        <w:t>二、根据音标和句意拼写单词</w:t>
+      </w:r>
     </w:p>
     <w:p>
       <w:pPr>
         <w:keepNext/>
-        <w:spacing w:after="80"/>
-      </w:pPr>
-      <w:r>
-        <w:rPr>
-          <w:rFonts w:ascii="等线" w:hAnsi="等线"/>
+        <w:keepLines/>
+        <w:widowControl/>
+        <w:spacing w:before="0" w:after="40" w:line="264" w:lineRule="auto"/>
+      </w:pPr>
+      <w:r>
+        <w:rPr>
+          <w:rFonts w:ascii="Times New Roman" w:hAnsi="Times New Roman" w:eastAsia="宋体"/>
           <w:b/>
-          <w:sz w:val="24"/>
-        </w:rPr>
-        <w:t>第4题</w:t>
+          <w:color w:val="000000"/>
+          <w:sz w:val="21"/>
+          <w:u w:val="none"/>
+        </w:rPr>
+        <w:t>2.</w:t>
+      </w:r>
+      <w:r>
+        <w:rPr>
+          <w:rFonts w:ascii="Times New Roman" w:hAnsi="Times New Roman" w:eastAsia="宋体"/>
+          <w:b w:val="0"/>
+          <w:color w:val="000000"/>
+          <w:sz w:val="21"/>
+          <w:u w:val="none"/>
+        </w:rPr>
+        <w:t xml:space="preserve"> I'm not a primary pupil, because I am in ________ 6 now. /ɡreɪd/</w:t>
       </w:r>
     </w:p>
     <w:p>
       <w:pPr>
         <w:keepNext/>
-        <w:spacing w:after="80"/>
-      </w:pPr>
-      <w:r>
-        <w:rPr>
-          <w:rFonts w:ascii="等线" w:hAnsi="等线"/>
-          <w:sz w:val="21"/>
-        </w:rPr>
-        <w:t>17. 回答；答复 n. ＿＿＿＿＿＿＿＿</w:t>
+        <w:keepLines/>
+        <w:widowControl/>
+        <w:spacing w:before="0" w:after="20" w:line="264" w:lineRule="auto"/>
+      </w:pPr>
+      <w:r>
+        <w:rPr>
+          <w:rFonts w:ascii="Times New Roman" w:hAnsi="Times New Roman" w:eastAsia="宋体"/>
+          <w:b/>
+          <w:color w:val="000000"/>
+          <w:sz w:val="20"/>
+          <w:u w:val="none"/>
+        </w:rPr>
+        <w:t>朵朵原答案：</w:t>
+      </w:r>
+      <w:r>
+        <w:rPr>
+          <w:rFonts w:ascii="Times New Roman" w:hAnsi="Times New Roman" w:eastAsia="宋体"/>
+          <w:b w:val="0"/>
+          <w:color w:val="000000"/>
+          <w:sz w:val="20"/>
+          <w:u w:val="none"/>
+        </w:rPr>
+        <w:t xml:space="preserve"> great（原拼写被划去）</w:t>
       </w:r>
     </w:p>
     <w:p>
       <w:pPr>
-        <w:spacing w:after="80"/>
-      </w:pPr>
-      <w:r>
-        <w:rPr>
-          <w:rFonts w:ascii="等线" w:hAnsi="等线"/>
-          <w:sz w:val="21"/>
-        </w:rPr>
-        <w:t>朵朵原答案：未作答</w:t>
+        <w:keepNext/>
+        <w:keepLines/>
+        <w:widowControl/>
+        <w:tabs>
+          <w:tab w:pos="7200" w:val="left"/>
+        </w:tabs>
+        <w:spacing w:before="0" w:after="20" w:line="380" w:lineRule="exact"/>
+      </w:pPr>
+      <w:r>
+        <w:rPr>
+          <w:rFonts w:ascii="Times New Roman" w:hAnsi="Times New Roman" w:eastAsia="宋体"/>
+          <w:b w:val="0"/>
+          <w:color w:val="000000"/>
+          <w:sz w:val="20"/>
+          <w:u w:val="none"/>
+        </w:rPr>
+        <w:t>订正：</w:t>
+      </w:r>
+      <w:r>
+        <w:rPr>
+          <w:rFonts w:ascii="Times New Roman" w:hAnsi="Times New Roman" w:eastAsia="宋体"/>
+          <w:b w:val="0"/>
+          <w:color w:val="000000"/>
+          <w:sz w:val="20"/>
+          <w:u w:val="single"/>
+        </w:rPr>
+        <w:tab/>
       </w:r>
     </w:p>
     <w:p>
       <w:pPr>
-        <w:spacing w:after="80"/>
-      </w:pPr>
-      <w:r>
-        <w:rPr>
-          <w:rFonts w:ascii="等线" w:hAnsi="等线"/>
-          <w:sz w:val="21"/>
-        </w:rPr>
-        <w:t>订正：____________________________________________________________</w:t>
+        <w:keepNext w:val="0"/>
+        <w:keepLines/>
+        <w:widowControl/>
+        <w:tabs>
+          <w:tab w:pos="7200" w:val="left"/>
+        </w:tabs>
+        <w:spacing w:before="0" w:after="80" w:line="380" w:lineRule="exact"/>
+      </w:pPr>
+      <w:r>
+        <w:rPr>
+          <w:rFonts w:ascii="Times New Roman" w:hAnsi="Times New Roman" w:eastAsia="宋体"/>
+          <w:b w:val="0"/>
+          <w:color w:val="000000"/>
+          <w:sz w:val="20"/>
+          <w:u w:val="none"/>
+        </w:rPr>
+        <w:t>心得：</w:t>
+      </w:r>
+      <w:r>
+        <w:rPr>
+          <w:rFonts w:ascii="Times New Roman" w:hAnsi="Times New Roman" w:eastAsia="宋体"/>
+          <w:b w:val="0"/>
+          <w:color w:val="000000"/>
+          <w:sz w:val="20"/>
+          <w:u w:val="single"/>
+        </w:rPr>
+        <w:tab/>
       </w:r>
     </w:p>
     <w:p>
       <w:pPr>
-        <w:spacing w:after="80"/>
-      </w:pPr>
-      <w:r>
-        <w:rPr>
-          <w:rFonts w:ascii="等线" w:hAnsi="等线"/>
+        <w:keepNext/>
+        <w:keepLines/>
+        <w:widowControl/>
+        <w:spacing w:before="0" w:after="40" w:line="264" w:lineRule="auto"/>
+      </w:pPr>
+      <w:r>
+        <w:rPr>
+          <w:rFonts w:ascii="Times New Roman" w:hAnsi="Times New Roman" w:eastAsia="宋体"/>
+          <w:b/>
+          <w:color w:val="000000"/>
           <w:sz w:val="21"/>
-        </w:rPr>
-        <w:t>心得：____________________________________________________________</w:t>
+          <w:u w:val="none"/>
+        </w:rPr>
+        <w:t>3.</w:t>
+      </w:r>
+      <w:r>
+        <w:rPr>
+          <w:rFonts w:ascii="Times New Roman" w:hAnsi="Times New Roman" w:eastAsia="宋体"/>
+          <w:b w:val="0"/>
+          <w:color w:val="000000"/>
+          <w:sz w:val="21"/>
+          <w:u w:val="none"/>
+        </w:rPr>
+        <w:t xml:space="preserve"> The students usually do ________ in the science lab. /ɪkˈsperɪmənts/</w:t>
       </w:r>
     </w:p>
     <w:p>
       <w:pPr>
-        <w:spacing w:after="80"/>
-      </w:pPr>
-      <w:r>
-        <w:rPr>
-          <w:rFonts w:ascii="等线" w:hAnsi="等线"/>
-          <w:sz w:val="21"/>
-        </w:rPr>
-        <w:t>____________________________________________________________</w:t>
+        <w:keepNext/>
+        <w:keepLines/>
+        <w:widowControl/>
+        <w:spacing w:before="0" w:after="20" w:line="264" w:lineRule="auto"/>
+      </w:pPr>
+      <w:r>
+        <w:rPr>
+          <w:rFonts w:ascii="Times New Roman" w:hAnsi="Times New Roman" w:eastAsia="宋体"/>
+          <w:b/>
+          <w:color w:val="000000"/>
+          <w:sz w:val="20"/>
+          <w:u w:val="none"/>
+        </w:rPr>
+        <w:t>朵朵原答案：</w:t>
+      </w:r>
+      <w:r>
+        <w:rPr>
+          <w:rFonts w:ascii="Times New Roman" w:hAnsi="Times New Roman" w:eastAsia="宋体"/>
+          <w:b w:val="0"/>
+          <w:color w:val="000000"/>
+          <w:sz w:val="20"/>
+          <w:u w:val="none"/>
+        </w:rPr>
+        <w:t xml:space="preserve"> experiment</w:t>
       </w:r>
     </w:p>
     <w:p>
       <w:pPr>
-        <w:spacing w:after="80"/>
-      </w:pPr>
+        <w:keepNext/>
+        <w:keepLines/>
+        <w:widowControl/>
+        <w:tabs>
+          <w:tab w:pos="7200" w:val="left"/>
+        </w:tabs>
+        <w:spacing w:before="0" w:after="20" w:line="380" w:lineRule="exact"/>
+      </w:pPr>
+      <w:r>
+        <w:rPr>
+          <w:rFonts w:ascii="Times New Roman" w:hAnsi="Times New Roman" w:eastAsia="宋体"/>
+          <w:b w:val="0"/>
+          <w:color w:val="000000"/>
+          <w:sz w:val="20"/>
+          <w:u w:val="none"/>
+        </w:rPr>
+        <w:t>订正：</w:t>
+      </w:r>
+      <w:r>
+        <w:rPr>
+          <w:rFonts w:ascii="Times New Roman" w:hAnsi="Times New Roman" w:eastAsia="宋体"/>
+          <w:b w:val="0"/>
+          <w:color w:val="000000"/>
+          <w:sz w:val="20"/>
+          <w:u w:val="single"/>
+        </w:rPr>
+        <w:tab/>
+      </w:r>
     </w:p>
     <w:p>
       <w:pPr>
-        <w:keepNext/>
-        <w:spacing w:after="80"/>
-      </w:pPr>
-      <w:r>
-        <w:rPr>
-          <w:rFonts w:ascii="等线" w:hAnsi="等线"/>
-          <w:b/>
-          <w:sz w:val="24"/>
-        </w:rPr>
-        <w:t>第5题</w:t>
+        <w:keepNext w:val="0"/>
+        <w:keepLines/>
+        <w:widowControl/>
+        <w:tabs>
+          <w:tab w:pos="7200" w:val="left"/>
+        </w:tabs>
+        <w:spacing w:before="0" w:after="80" w:line="380" w:lineRule="exact"/>
+      </w:pPr>
+      <w:r>
+        <w:rPr>
+          <w:rFonts w:ascii="Times New Roman" w:hAnsi="Times New Roman" w:eastAsia="宋体"/>
+          <w:b w:val="0"/>
+          <w:color w:val="000000"/>
+          <w:sz w:val="20"/>
+          <w:u w:val="none"/>
+        </w:rPr>
+        <w:t>心得：</w:t>
+      </w:r>
+      <w:r>
+        <w:rPr>
+          <w:rFonts w:ascii="Times New Roman" w:hAnsi="Times New Roman" w:eastAsia="宋体"/>
+          <w:b w:val="0"/>
+          <w:color w:val="000000"/>
+          <w:sz w:val="20"/>
+          <w:u w:val="single"/>
+        </w:rPr>
+        <w:tab/>
       </w:r>
     </w:p>
     <w:p>
       <w:pPr>
         <w:keepNext/>
-        <w:spacing w:after="80"/>
-      </w:pPr>
-      <w:r>
-        <w:rPr>
-          <w:rFonts w:ascii="等线" w:hAnsi="等线"/>
+        <w:keepLines/>
+        <w:widowControl/>
+        <w:spacing w:before="0" w:after="40" w:line="264" w:lineRule="auto"/>
+      </w:pPr>
+      <w:r>
+        <w:rPr>
+          <w:rFonts w:ascii="Times New Roman" w:hAnsi="Times New Roman" w:eastAsia="宋体"/>
+          <w:b/>
+          <w:color w:val="000000"/>
           <w:sz w:val="21"/>
-        </w:rPr>
-        <w:t>19. 中/正午 n. ＿＿＿＿＿＿＿＿</w:t>
+          <w:u w:val="none"/>
+        </w:rPr>
+        <w:t>4.</w:t>
+      </w:r>
+      <w:r>
+        <w:rPr>
+          <w:rFonts w:ascii="Times New Roman" w:hAnsi="Times New Roman" w:eastAsia="宋体"/>
+          <w:b w:val="0"/>
+          <w:color w:val="000000"/>
+          <w:sz w:val="21"/>
+          <w:u w:val="none"/>
+        </w:rPr>
+        <w:t xml:space="preserve"> Alice ________ some lovely gifts on her birthday. /rɪˈsiːvd/</w:t>
       </w:r>
     </w:p>
     <w:p>
       <w:pPr>
-        <w:spacing w:after="80"/>
-      </w:pPr>
-      <w:r>
-        <w:rPr>
-          <w:rFonts w:ascii="等线" w:hAnsi="等线"/>
-          <w:sz w:val="21"/>
-        </w:rPr>
-        <w:t>朵朵原答案：honn</w:t>
+        <w:keepNext/>
+        <w:keepLines/>
+        <w:widowControl/>
+        <w:spacing w:before="0" w:after="20" w:line="264" w:lineRule="auto"/>
+      </w:pPr>
+      <w:r>
+        <w:rPr>
+          <w:rFonts w:ascii="Times New Roman" w:hAnsi="Times New Roman" w:eastAsia="宋体"/>
+          <w:b/>
+          <w:color w:val="000000"/>
+          <w:sz w:val="20"/>
+          <w:u w:val="none"/>
+        </w:rPr>
+        <w:t>朵朵原答案：</w:t>
+      </w:r>
+      <w:r>
+        <w:rPr>
+          <w:rFonts w:ascii="Times New Roman" w:hAnsi="Times New Roman" w:eastAsia="宋体"/>
+          <w:b w:val="0"/>
+          <w:color w:val="000000"/>
+          <w:sz w:val="20"/>
+          <w:u w:val="none"/>
+        </w:rPr>
+        <w:t xml:space="preserve"> visited</w:t>
       </w:r>
     </w:p>
     <w:p>
       <w:pPr>
-        <w:spacing w:after="80"/>
-      </w:pPr>
-      <w:r>
-        <w:rPr>
-          <w:rFonts w:ascii="等线" w:hAnsi="等线"/>
-          <w:sz w:val="21"/>
-        </w:rPr>
-        <w:t>订正：____________________________________________________________</w:t>
+        <w:keepNext/>
+        <w:keepLines/>
+        <w:widowControl/>
+        <w:tabs>
+          <w:tab w:pos="7200" w:val="left"/>
+        </w:tabs>
+        <w:spacing w:before="0" w:after="20" w:line="380" w:lineRule="exact"/>
+      </w:pPr>
+      <w:r>
+        <w:rPr>
+          <w:rFonts w:ascii="Times New Roman" w:hAnsi="Times New Roman" w:eastAsia="宋体"/>
+          <w:b w:val="0"/>
+          <w:color w:val="000000"/>
+          <w:sz w:val="20"/>
+          <w:u w:val="none"/>
+        </w:rPr>
+        <w:t>订正：</w:t>
+      </w:r>
+      <w:r>
+        <w:rPr>
+          <w:rFonts w:ascii="Times New Roman" w:hAnsi="Times New Roman" w:eastAsia="宋体"/>
+          <w:b w:val="0"/>
+          <w:color w:val="000000"/>
+          <w:sz w:val="20"/>
+          <w:u w:val="single"/>
+        </w:rPr>
+        <w:tab/>
       </w:r>
     </w:p>
     <w:p>
       <w:pPr>
-        <w:spacing w:after="80"/>
-      </w:pPr>
-      <w:r>
-        <w:rPr>
-          <w:rFonts w:ascii="等线" w:hAnsi="等线"/>
-          <w:sz w:val="21"/>
-        </w:rPr>
-        <w:t>心得：____________________________________________________________</w:t>
+        <w:keepNext w:val="0"/>
+        <w:keepLines/>
+        <w:widowControl/>
+        <w:tabs>
+          <w:tab w:pos="7200" w:val="left"/>
+        </w:tabs>
+        <w:spacing w:before="0" w:after="80" w:line="380" w:lineRule="exact"/>
+      </w:pPr>
+      <w:r>
+        <w:rPr>
+          <w:rFonts w:ascii="Times New Roman" w:hAnsi="Times New Roman" w:eastAsia="宋体"/>
+          <w:b w:val="0"/>
+          <w:color w:val="000000"/>
+          <w:sz w:val="20"/>
+          <w:u w:val="none"/>
+        </w:rPr>
+        <w:t>心得：</w:t>
+      </w:r>
+      <w:r>
+        <w:rPr>
+          <w:rFonts w:ascii="Times New Roman" w:hAnsi="Times New Roman" w:eastAsia="宋体"/>
+          <w:b w:val="0"/>
+          <w:color w:val="000000"/>
+          <w:sz w:val="20"/>
+          <w:u w:val="single"/>
+        </w:rPr>
+        <w:tab/>
       </w:r>
     </w:p>
     <w:p>
       <w:pPr>
-        <w:spacing w:after="80"/>
-      </w:pPr>
-      <w:r>
-        <w:rPr>
-          <w:rFonts w:ascii="等线" w:hAnsi="等线"/>
+        <w:keepNext/>
+        <w:keepLines/>
+        <w:widowControl/>
+        <w:spacing w:before="0" w:after="40" w:line="264" w:lineRule="auto"/>
+      </w:pPr>
+      <w:r>
+        <w:rPr>
+          <w:rFonts w:ascii="Times New Roman" w:hAnsi="Times New Roman" w:eastAsia="宋体"/>
+          <w:b/>
+          <w:color w:val="000000"/>
           <w:sz w:val="21"/>
-        </w:rPr>
-        <w:t>____________________________________________________________</w:t>
+          <w:u w:val="none"/>
+        </w:rPr>
+        <w:t>5.</w:t>
+      </w:r>
+      <w:r>
+        <w:rPr>
+          <w:rFonts w:ascii="Times New Roman" w:hAnsi="Times New Roman" w:eastAsia="宋体"/>
+          <w:b w:val="0"/>
+          <w:color w:val="000000"/>
+          <w:sz w:val="21"/>
+          <w:u w:val="none"/>
+        </w:rPr>
+        <w:t xml:space="preserve"> Now people like to buy things from ________ shops. /ˌɒnˈlaɪn/</w:t>
       </w:r>
     </w:p>
     <w:p>
       <w:pPr>
-        <w:spacing w:after="80"/>
-      </w:pPr>
+        <w:keepNext/>
+        <w:keepLines/>
+        <w:widowControl/>
+        <w:spacing w:before="0" w:after="20" w:line="264" w:lineRule="auto"/>
+      </w:pPr>
+      <w:r>
+        <w:rPr>
+          <w:rFonts w:ascii="Times New Roman" w:hAnsi="Times New Roman" w:eastAsia="宋体"/>
+          <w:b/>
+          <w:color w:val="000000"/>
+          <w:sz w:val="20"/>
+          <w:u w:val="none"/>
+        </w:rPr>
+        <w:t>朵朵原答案：</w:t>
+      </w:r>
+      <w:r>
+        <w:rPr>
+          <w:rFonts w:ascii="Times New Roman" w:hAnsi="Times New Roman" w:eastAsia="宋体"/>
+          <w:b w:val="0"/>
+          <w:color w:val="000000"/>
+          <w:sz w:val="20"/>
+          <w:u w:val="none"/>
+        </w:rPr>
+        <w:t xml:space="preserve"> 未作答</w:t>
+      </w:r>
     </w:p>
     <w:p>
       <w:pPr>
         <w:keepNext/>
-        <w:spacing w:after="80"/>
-      </w:pPr>
-      <w:r>
-        <w:rPr>
-          <w:rFonts w:ascii="等线" w:hAnsi="等线"/>
-          <w:b/>
-          <w:sz w:val="24"/>
-        </w:rPr>
-        <w:t>第6题</w:t>
+        <w:keepLines/>
+        <w:widowControl/>
+        <w:tabs>
+          <w:tab w:pos="7200" w:val="left"/>
+        </w:tabs>
+        <w:spacing w:before="0" w:after="20" w:line="380" w:lineRule="exact"/>
+      </w:pPr>
+      <w:r>
+        <w:rPr>
+          <w:rFonts w:ascii="Times New Roman" w:hAnsi="Times New Roman" w:eastAsia="宋体"/>
+          <w:b w:val="0"/>
+          <w:color w:val="000000"/>
+          <w:sz w:val="20"/>
+          <w:u w:val="none"/>
+        </w:rPr>
+        <w:t>订正：</w:t>
+      </w:r>
+      <w:r>
+        <w:rPr>
+          <w:rFonts w:ascii="Times New Roman" w:hAnsi="Times New Roman" w:eastAsia="宋体"/>
+          <w:b w:val="0"/>
+          <w:color w:val="000000"/>
+          <w:sz w:val="20"/>
+          <w:u w:val="single"/>
+        </w:rPr>
+        <w:tab/>
       </w:r>
     </w:p>
     <w:p>
       <w:pPr>
-        <w:keepNext/>
-        <w:spacing w:after="80"/>
-      </w:pPr>
-      <w:r>
-        <w:rPr>
-          <w:rFonts w:ascii="等线" w:hAnsi="等线"/>
-          <w:sz w:val="21"/>
-        </w:rPr>
-        <w:t>2. I'm not a primary pupil, because I am in ＿＿＿＿＿＿＿＿ 6 now. /ɡreɪd/</w:t>
+        <w:keepNext w:val="0"/>
+        <w:keepLines/>
+        <w:widowControl/>
+        <w:tabs>
+          <w:tab w:pos="7200" w:val="left"/>
+        </w:tabs>
+        <w:spacing w:before="0" w:after="80" w:line="380" w:lineRule="exact"/>
+      </w:pPr>
+      <w:r>
+        <w:rPr>
+          <w:rFonts w:ascii="Times New Roman" w:hAnsi="Times New Roman" w:eastAsia="宋体"/>
+          <w:b w:val="0"/>
+          <w:color w:val="000000"/>
+          <w:sz w:val="20"/>
+          <w:u w:val="none"/>
+        </w:rPr>
+        <w:t>心得：</w:t>
+      </w:r>
+      <w:r>
+        <w:rPr>
+          <w:rFonts w:ascii="Times New Roman" w:hAnsi="Times New Roman" w:eastAsia="宋体"/>
+          <w:b w:val="0"/>
+          <w:color w:val="000000"/>
+          <w:sz w:val="20"/>
+          <w:u w:val="single"/>
+        </w:rPr>
+        <w:tab/>
       </w:r>
     </w:p>
     <w:p>
       <w:pPr>
-        <w:spacing w:after="80"/>
-      </w:pPr>
-      <w:r>
-        <w:rPr>
-          <w:rFonts w:ascii="等线" w:hAnsi="等线"/>
+        <w:keepNext/>
+        <w:keepLines/>
+        <w:widowControl/>
+        <w:spacing w:before="0" w:after="40" w:line="264" w:lineRule="auto"/>
+      </w:pPr>
+      <w:r>
+        <w:rPr>
+          <w:rFonts w:ascii="Times New Roman" w:hAnsi="Times New Roman" w:eastAsia="宋体"/>
+          <w:b/>
+          <w:color w:val="000000"/>
           <w:sz w:val="21"/>
-        </w:rPr>
-        <w:t>朵朵原答案：great（原拼写被划去）</w:t>
+          <w:u w:val="none"/>
+        </w:rPr>
+        <w:t>6.</w:t>
+      </w:r>
+      <w:r>
+        <w:rPr>
+          <w:rFonts w:ascii="Times New Roman" w:hAnsi="Times New Roman" w:eastAsia="宋体"/>
+          <w:b w:val="0"/>
+          <w:color w:val="000000"/>
+          <w:sz w:val="21"/>
+          <w:u w:val="none"/>
+        </w:rPr>
+        <w:t xml:space="preserve"> Kitty is showing a ________ of parents around her school. /ɡruːp/</w:t>
       </w:r>
     </w:p>
     <w:p>
       <w:pPr>
-        <w:spacing w:after="80"/>
-      </w:pPr>
-      <w:r>
-        <w:rPr>
-          <w:rFonts w:ascii="等线" w:hAnsi="等线"/>
-          <w:sz w:val="21"/>
-        </w:rPr>
-        <w:t>订正：____________________________________________________________</w:t>
+        <w:keepNext/>
+        <w:keepLines/>
+        <w:widowControl/>
+        <w:spacing w:before="0" w:after="20" w:line="264" w:lineRule="auto"/>
+      </w:pPr>
+      <w:r>
+        <w:rPr>
+          <w:rFonts w:ascii="Times New Roman" w:hAnsi="Times New Roman" w:eastAsia="宋体"/>
+          <w:b/>
+          <w:color w:val="000000"/>
+          <w:sz w:val="20"/>
+          <w:u w:val="none"/>
+        </w:rPr>
+        <w:t>朵朵原答案：</w:t>
+      </w:r>
+      <w:r>
+        <w:rPr>
+          <w:rFonts w:ascii="Times New Roman" w:hAnsi="Times New Roman" w:eastAsia="宋体"/>
+          <w:b w:val="0"/>
+          <w:color w:val="000000"/>
+          <w:sz w:val="20"/>
+          <w:u w:val="none"/>
+        </w:rPr>
+        <w:t xml:space="preserve"> 未作答</w:t>
       </w:r>
     </w:p>
     <w:p>
       <w:pPr>
-        <w:spacing w:after="80"/>
-      </w:pPr>
-      <w:r>
-        <w:rPr>
-          <w:rFonts w:ascii="等线" w:hAnsi="等线"/>
-          <w:sz w:val="21"/>
-        </w:rPr>
-        <w:t>心得：____________________________________________________________</w:t>
+        <w:keepNext/>
+        <w:keepLines/>
+        <w:widowControl/>
+        <w:tabs>
+          <w:tab w:pos="7200" w:val="left"/>
+        </w:tabs>
+        <w:spacing w:before="0" w:after="20" w:line="380" w:lineRule="exact"/>
+      </w:pPr>
+      <w:r>
+        <w:rPr>
+          <w:rFonts w:ascii="Times New Roman" w:hAnsi="Times New Roman" w:eastAsia="宋体"/>
+          <w:b w:val="0"/>
+          <w:color w:val="000000"/>
+          <w:sz w:val="20"/>
+          <w:u w:val="none"/>
+        </w:rPr>
+        <w:t>订正：</w:t>
+      </w:r>
+      <w:r>
+        <w:rPr>
+          <w:rFonts w:ascii="Times New Roman" w:hAnsi="Times New Roman" w:eastAsia="宋体"/>
+          <w:b w:val="0"/>
+          <w:color w:val="000000"/>
+          <w:sz w:val="20"/>
+          <w:u w:val="single"/>
+        </w:rPr>
+        <w:tab/>
       </w:r>
     </w:p>
     <w:p>
       <w:pPr>
-        <w:spacing w:after="80"/>
-      </w:pPr>
-      <w:r>
-        <w:rPr>
-          <w:rFonts w:ascii="等线" w:hAnsi="等线"/>
-          <w:sz w:val="21"/>
-        </w:rPr>
-        <w:t>____________________________________________________________</w:t>
+        <w:keepNext w:val="0"/>
+        <w:keepLines/>
+        <w:widowControl/>
+        <w:tabs>
+          <w:tab w:pos="7200" w:val="left"/>
+        </w:tabs>
+        <w:spacing w:before="0" w:after="80" w:line="380" w:lineRule="exact"/>
+      </w:pPr>
+      <w:r>
+        <w:rPr>
+          <w:rFonts w:ascii="Times New Roman" w:hAnsi="Times New Roman" w:eastAsia="宋体"/>
+          <w:b w:val="0"/>
+          <w:color w:val="000000"/>
+          <w:sz w:val="20"/>
+          <w:u w:val="none"/>
+        </w:rPr>
+        <w:t>心得：</w:t>
+      </w:r>
+      <w:r>
+        <w:rPr>
+          <w:rFonts w:ascii="Times New Roman" w:hAnsi="Times New Roman" w:eastAsia="宋体"/>
+          <w:b w:val="0"/>
+          <w:color w:val="000000"/>
+          <w:sz w:val="20"/>
+          <w:u w:val="single"/>
+        </w:rPr>
+        <w:tab/>
       </w:r>
     </w:p>
     <w:p>
       <w:pPr>
-        <w:spacing w:after="80"/>
-      </w:pPr>
+        <w:keepNext/>
+        <w:keepLines/>
+        <w:widowControl/>
+        <w:spacing w:before="80" w:after="80" w:line="264" w:lineRule="auto"/>
+      </w:pPr>
+      <w:r>
+        <w:rPr>
+          <w:rFonts w:ascii="Times New Roman" w:hAnsi="Times New Roman" w:eastAsia="宋体"/>
+          <w:b/>
+          <w:color w:val="000000"/>
+          <w:sz w:val="22"/>
+          <w:u w:val="none"/>
+        </w:rPr>
+        <w:t>三、根据句意和首字母，完成单词拼写</w:t>
+      </w:r>
     </w:p>
     <w:p>
       <w:pPr>
         <w:keepNext/>
-        <w:spacing w:after="80"/>
-      </w:pPr>
-      <w:r>
-        <w:rPr>
-          <w:rFonts w:ascii="等线" w:hAnsi="等线"/>
+        <w:keepLines/>
+        <w:widowControl/>
+        <w:spacing w:before="0" w:after="40" w:line="264" w:lineRule="auto"/>
+      </w:pPr>
+      <w:r>
+        <w:rPr>
+          <w:rFonts w:ascii="Times New Roman" w:hAnsi="Times New Roman" w:eastAsia="宋体"/>
           <w:b/>
-          <w:sz w:val="24"/>
-        </w:rPr>
-        <w:t>第7题</w:t>
+          <w:color w:val="000000"/>
+          <w:sz w:val="21"/>
+          <w:u w:val="none"/>
+        </w:rPr>
+        <w:t>3.</w:t>
+      </w:r>
+      <w:r>
+        <w:rPr>
+          <w:rFonts w:ascii="Times New Roman" w:hAnsi="Times New Roman" w:eastAsia="宋体"/>
+          <w:b w:val="0"/>
+          <w:color w:val="000000"/>
+          <w:sz w:val="21"/>
+          <w:u w:val="none"/>
+        </w:rPr>
+        <w:t xml:space="preserve"> ICT is short for Information and Communications T________.</w:t>
       </w:r>
     </w:p>
     <w:p>
       <w:pPr>
         <w:keepNext/>
-        <w:spacing w:after="80"/>
-      </w:pPr>
-      <w:r>
-        <w:rPr>
-          <w:rFonts w:ascii="等线" w:hAnsi="等线"/>
-          <w:sz w:val="21"/>
-        </w:rPr>
-        <w:t>3. The students usually do ＿＿＿＿＿＿＿＿ in the science lab. /ɪkˈsperɪmənts/</w:t>
+        <w:keepLines/>
+        <w:widowControl/>
+        <w:spacing w:before="0" w:after="20" w:line="264" w:lineRule="auto"/>
+      </w:pPr>
+      <w:r>
+        <w:rPr>
+          <w:rFonts w:ascii="Times New Roman" w:hAnsi="Times New Roman" w:eastAsia="宋体"/>
+          <w:b/>
+          <w:color w:val="000000"/>
+          <w:sz w:val="20"/>
+          <w:u w:val="none"/>
+        </w:rPr>
+        <w:t>朵朵原答案：</w:t>
+      </w:r>
+      <w:r>
+        <w:rPr>
+          <w:rFonts w:ascii="Times New Roman" w:hAnsi="Times New Roman" w:eastAsia="宋体"/>
+          <w:b w:val="0"/>
+          <w:color w:val="000000"/>
+          <w:sz w:val="20"/>
+          <w:u w:val="none"/>
+        </w:rPr>
+        <w:t xml:space="preserve"> 未作答</w:t>
       </w:r>
     </w:p>
     <w:p>
       <w:pPr>
-        <w:spacing w:after="80"/>
-      </w:pPr>
-      <w:r>
-        <w:rPr>
-          <w:rFonts w:ascii="等线" w:hAnsi="等线"/>
-          <w:sz w:val="21"/>
-        </w:rPr>
-        <w:t>朵朵原答案：experiment</w:t>
+        <w:keepNext/>
+        <w:keepLines/>
+        <w:widowControl/>
+        <w:tabs>
+          <w:tab w:pos="7200" w:val="left"/>
+        </w:tabs>
+        <w:spacing w:before="0" w:after="20" w:line="380" w:lineRule="exact"/>
+      </w:pPr>
+      <w:r>
+        <w:rPr>
+          <w:rFonts w:ascii="Times New Roman" w:hAnsi="Times New Roman" w:eastAsia="宋体"/>
+          <w:b w:val="0"/>
+          <w:color w:val="000000"/>
+          <w:sz w:val="20"/>
+          <w:u w:val="none"/>
+        </w:rPr>
+        <w:t>订正：</w:t>
+      </w:r>
+      <w:r>
+        <w:rPr>
+          <w:rFonts w:ascii="Times New Roman" w:hAnsi="Times New Roman" w:eastAsia="宋体"/>
+          <w:b w:val="0"/>
+          <w:color w:val="000000"/>
+          <w:sz w:val="20"/>
+          <w:u w:val="single"/>
+        </w:rPr>
+        <w:tab/>
       </w:r>
     </w:p>
     <w:p>
       <w:pPr>
-        <w:spacing w:after="80"/>
-      </w:pPr>
-      <w:r>
-        <w:rPr>
-          <w:rFonts w:ascii="等线" w:hAnsi="等线"/>
-          <w:sz w:val="21"/>
-        </w:rPr>
-        <w:t>订正：____________________________________________________________</w:t>
+        <w:keepNext w:val="0"/>
+        <w:keepLines/>
+        <w:widowControl/>
+        <w:tabs>
+          <w:tab w:pos="7200" w:val="left"/>
+        </w:tabs>
+        <w:spacing w:before="0" w:after="80" w:line="380" w:lineRule="exact"/>
+      </w:pPr>
+      <w:r>
+        <w:rPr>
+          <w:rFonts w:ascii="Times New Roman" w:hAnsi="Times New Roman" w:eastAsia="宋体"/>
+          <w:b w:val="0"/>
+          <w:color w:val="000000"/>
+          <w:sz w:val="20"/>
+          <w:u w:val="none"/>
+        </w:rPr>
+        <w:t>心得：</w:t>
+      </w:r>
+      <w:r>
+        <w:rPr>
+          <w:rFonts w:ascii="Times New Roman" w:hAnsi="Times New Roman" w:eastAsia="宋体"/>
+          <w:b w:val="0"/>
+          <w:color w:val="000000"/>
+          <w:sz w:val="20"/>
+          <w:u w:val="single"/>
+        </w:rPr>
+        <w:tab/>
       </w:r>
     </w:p>
     <w:p>
       <w:pPr>
-        <w:spacing w:after="80"/>
-      </w:pPr>
-      <w:r>
-        <w:rPr>
-          <w:rFonts w:ascii="等线" w:hAnsi="等线"/>
+        <w:keepNext/>
+        <w:keepLines/>
+        <w:widowControl/>
+        <w:spacing w:before="0" w:after="40" w:line="264" w:lineRule="auto"/>
+      </w:pPr>
+      <w:r>
+        <w:rPr>
+          <w:rFonts w:ascii="Times New Roman" w:hAnsi="Times New Roman" w:eastAsia="宋体"/>
+          <w:b/>
+          <w:color w:val="000000"/>
           <w:sz w:val="21"/>
-        </w:rPr>
-        <w:t>心得：____________________________________________________________</w:t>
+          <w:u w:val="none"/>
+        </w:rPr>
+        <w:t>4.</w:t>
+      </w:r>
+      <w:r>
+        <w:rPr>
+          <w:rFonts w:ascii="Times New Roman" w:hAnsi="Times New Roman" w:eastAsia="宋体"/>
+          <w:b w:val="0"/>
+          <w:color w:val="000000"/>
+          <w:sz w:val="21"/>
+          <w:u w:val="none"/>
+        </w:rPr>
+        <w:t xml:space="preserve"> D________ the winter holiday, I travelled to Australia.</w:t>
       </w:r>
     </w:p>
     <w:p>
       <w:pPr>
-        <w:spacing w:after="80"/>
-      </w:pPr>
-      <w:r>
-        <w:rPr>
-          <w:rFonts w:ascii="等线" w:hAnsi="等线"/>
-          <w:sz w:val="21"/>
-        </w:rPr>
-        <w:t>____________________________________________________________</w:t>
+        <w:keepNext/>
+        <w:keepLines/>
+        <w:widowControl/>
+        <w:spacing w:before="0" w:after="20" w:line="264" w:lineRule="auto"/>
+      </w:pPr>
+      <w:r>
+        <w:rPr>
+          <w:rFonts w:ascii="Times New Roman" w:hAnsi="Times New Roman" w:eastAsia="宋体"/>
+          <w:b/>
+          <w:color w:val="000000"/>
+          <w:sz w:val="20"/>
+          <w:u w:val="none"/>
+        </w:rPr>
+        <w:t>朵朵原答案：</w:t>
+      </w:r>
+      <w:r>
+        <w:rPr>
+          <w:rFonts w:ascii="Times New Roman" w:hAnsi="Times New Roman" w:eastAsia="宋体"/>
+          <w:b w:val="0"/>
+          <w:color w:val="000000"/>
+          <w:sz w:val="20"/>
+          <w:u w:val="none"/>
+        </w:rPr>
+        <w:t xml:space="preserve"> 未作答</w:t>
       </w:r>
     </w:p>
     <w:p>
       <w:pPr>
-        <w:spacing w:after="80"/>
-      </w:pPr>
+        <w:keepNext/>
+        <w:keepLines/>
+        <w:widowControl/>
+        <w:tabs>
+          <w:tab w:pos="7200" w:val="left"/>
+        </w:tabs>
+        <w:spacing w:before="0" w:after="20" w:line="380" w:lineRule="exact"/>
+      </w:pPr>
+      <w:r>
+        <w:rPr>
+          <w:rFonts w:ascii="Times New Roman" w:hAnsi="Times New Roman" w:eastAsia="宋体"/>
+          <w:b w:val="0"/>
+          <w:color w:val="000000"/>
+          <w:sz w:val="20"/>
+          <w:u w:val="none"/>
+        </w:rPr>
+        <w:t>订正：</w:t>
+      </w:r>
+      <w:r>
+        <w:rPr>
+          <w:rFonts w:ascii="Times New Roman" w:hAnsi="Times New Roman" w:eastAsia="宋体"/>
+          <w:b w:val="0"/>
+          <w:color w:val="000000"/>
+          <w:sz w:val="20"/>
+          <w:u w:val="single"/>
+        </w:rPr>
+        <w:tab/>
+      </w:r>
     </w:p>
     <w:p>
       <w:pPr>
-        <w:keepNext/>
-        <w:spacing w:after="80"/>
-      </w:pPr>
-      <w:r>
-        <w:rPr>
-          <w:rFonts w:ascii="等线" w:hAnsi="等线"/>
-          <w:b/>
-          <w:sz w:val="24"/>
-        </w:rPr>
-        <w:t>第8题</w:t>
+        <w:keepNext w:val="0"/>
+        <w:keepLines/>
+        <w:widowControl/>
+        <w:tabs>
+          <w:tab w:pos="7200" w:val="left"/>
+        </w:tabs>
+        <w:spacing w:before="0" w:after="80" w:line="380" w:lineRule="exact"/>
+      </w:pPr>
+      <w:r>
+        <w:rPr>
+          <w:rFonts w:ascii="Times New Roman" w:hAnsi="Times New Roman" w:eastAsia="宋体"/>
+          <w:b w:val="0"/>
+          <w:color w:val="000000"/>
+          <w:sz w:val="20"/>
+          <w:u w:val="none"/>
+        </w:rPr>
+        <w:t>心得：</w:t>
+      </w:r>
+      <w:r>
+        <w:rPr>
+          <w:rFonts w:ascii="Times New Roman" w:hAnsi="Times New Roman" w:eastAsia="宋体"/>
+          <w:b w:val="0"/>
+          <w:color w:val="000000"/>
+          <w:sz w:val="20"/>
+          <w:u w:val="single"/>
+        </w:rPr>
+        <w:tab/>
       </w:r>
     </w:p>
     <w:p>
       <w:pPr>
         <w:keepNext/>
-        <w:spacing w:after="80"/>
-      </w:pPr>
-      <w:r>
-        <w:rPr>
-          <w:rFonts w:ascii="等线" w:hAnsi="等线"/>
+        <w:keepLines/>
+        <w:widowControl/>
+        <w:spacing w:before="0" w:after="40" w:line="264" w:lineRule="auto"/>
+      </w:pPr>
+      <w:r>
+        <w:rPr>
+          <w:rFonts w:ascii="Times New Roman" w:hAnsi="Times New Roman" w:eastAsia="宋体"/>
+          <w:b/>
+          <w:color w:val="000000"/>
           <w:sz w:val="21"/>
-        </w:rPr>
-        <w:t>4. Alice ＿＿＿＿＿＿＿＿ some lovely gifts on her birthday. /rɪˈsiːvd/</w:t>
+          <w:u w:val="none"/>
+        </w:rPr>
+        <w:t>5.</w:t>
+      </w:r>
+      <w:r>
+        <w:rPr>
+          <w:rFonts w:ascii="Times New Roman" w:hAnsi="Times New Roman" w:eastAsia="宋体"/>
+          <w:b w:val="0"/>
+          <w:color w:val="000000"/>
+          <w:sz w:val="21"/>
+          <w:u w:val="none"/>
+        </w:rPr>
+        <w:t xml:space="preserve"> Lily is a shy girl. She doesn't often c________ in class.</w:t>
       </w:r>
     </w:p>
     <w:p>
       <w:pPr>
-        <w:spacing w:after="80"/>
-      </w:pPr>
-      <w:r>
-        <w:rPr>
-          <w:rFonts w:ascii="等线" w:hAnsi="等线"/>
-          <w:sz w:val="21"/>
-        </w:rPr>
-        <w:t>朵朵原答案：visited</w:t>
+        <w:keepNext/>
+        <w:keepLines/>
+        <w:widowControl/>
+        <w:spacing w:before="0" w:after="20" w:line="264" w:lineRule="auto"/>
+      </w:pPr>
+      <w:r>
+        <w:rPr>
+          <w:rFonts w:ascii="Times New Roman" w:hAnsi="Times New Roman" w:eastAsia="宋体"/>
+          <w:b/>
+          <w:color w:val="000000"/>
+          <w:sz w:val="20"/>
+          <w:u w:val="none"/>
+        </w:rPr>
+        <w:t>朵朵原答案：</w:t>
+      </w:r>
+      <w:r>
+        <w:rPr>
+          <w:rFonts w:ascii="Times New Roman" w:hAnsi="Times New Roman" w:eastAsia="宋体"/>
+          <w:b w:val="0"/>
+          <w:color w:val="000000"/>
+          <w:sz w:val="20"/>
+          <w:u w:val="none"/>
+        </w:rPr>
+        <w:t xml:space="preserve"> 未作答</w:t>
       </w:r>
     </w:p>
     <w:p>
       <w:pPr>
-        <w:spacing w:after="80"/>
-      </w:pPr>
-      <w:r>
-        <w:rPr>
-          <w:rFonts w:ascii="等线" w:hAnsi="等线"/>
-          <w:sz w:val="21"/>
-        </w:rPr>
-        <w:t>订正：____________________________________________________________</w:t>
+        <w:keepNext/>
+        <w:keepLines/>
+        <w:widowControl/>
+        <w:tabs>
+          <w:tab w:pos="7200" w:val="left"/>
+        </w:tabs>
+        <w:spacing w:before="0" w:after="20" w:line="380" w:lineRule="exact"/>
+      </w:pPr>
+      <w:r>
+        <w:rPr>
+          <w:rFonts w:ascii="Times New Roman" w:hAnsi="Times New Roman" w:eastAsia="宋体"/>
+          <w:b w:val="0"/>
+          <w:color w:val="000000"/>
+          <w:sz w:val="20"/>
+          <w:u w:val="none"/>
+        </w:rPr>
+        <w:t>订正：</w:t>
+      </w:r>
+      <w:r>
+        <w:rPr>
+          <w:rFonts w:ascii="Times New Roman" w:hAnsi="Times New Roman" w:eastAsia="宋体"/>
+          <w:b w:val="0"/>
+          <w:color w:val="000000"/>
+          <w:sz w:val="20"/>
+          <w:u w:val="single"/>
+        </w:rPr>
+        <w:tab/>
       </w:r>
     </w:p>
     <w:p>
       <w:pPr>
-        <w:spacing w:after="80"/>
-      </w:pPr>
-      <w:r>
-        <w:rPr>
-          <w:rFonts w:ascii="等线" w:hAnsi="等线"/>
-          <w:sz w:val="21"/>
-        </w:rPr>
-        <w:t>心得：____________________________________________________________</w:t>
+        <w:keepNext w:val="0"/>
+        <w:keepLines/>
+        <w:widowControl/>
+        <w:tabs>
+          <w:tab w:pos="7200" w:val="left"/>
+        </w:tabs>
+        <w:spacing w:before="0" w:after="80" w:line="380" w:lineRule="exact"/>
+      </w:pPr>
+      <w:r>
+        <w:rPr>
+          <w:rFonts w:ascii="Times New Roman" w:hAnsi="Times New Roman" w:eastAsia="宋体"/>
+          <w:b w:val="0"/>
+          <w:color w:val="000000"/>
+          <w:sz w:val="20"/>
+          <w:u w:val="none"/>
+        </w:rPr>
+        <w:t>心得：</w:t>
+      </w:r>
+      <w:r>
+        <w:rPr>
+          <w:rFonts w:ascii="Times New Roman" w:hAnsi="Times New Roman" w:eastAsia="宋体"/>
+          <w:b w:val="0"/>
+          <w:color w:val="000000"/>
+          <w:sz w:val="20"/>
+          <w:u w:val="single"/>
+        </w:rPr>
+        <w:tab/>
       </w:r>
     </w:p>
     <w:p>
       <w:pPr>
-        <w:spacing w:after="80"/>
-      </w:pPr>
-      <w:r>
-        <w:rPr>
-          <w:rFonts w:ascii="等线" w:hAnsi="等线"/>
-          <w:sz w:val="21"/>
-        </w:rPr>
-        <w:t>____________________________________________________________</w:t>
+        <w:keepNext/>
+        <w:keepLines/>
+        <w:widowControl/>
+        <w:spacing w:before="80" w:after="80" w:line="264" w:lineRule="auto"/>
+      </w:pPr>
+      <w:r>
+        <w:rPr>
+          <w:rFonts w:ascii="Times New Roman" w:hAnsi="Times New Roman" w:eastAsia="宋体"/>
+          <w:b/>
+          <w:color w:val="000000"/>
+          <w:sz w:val="22"/>
+          <w:u w:val="none"/>
+        </w:rPr>
+        <w:t>四、选出正确的答案</w:t>
       </w:r>
     </w:p>
     <w:p>
       <w:pPr>
-        <w:spacing w:after="80"/>
-      </w:pPr>
+        <w:keepNext/>
+        <w:keepLines/>
+        <w:widowControl/>
+        <w:spacing w:before="0" w:after="40" w:line="264" w:lineRule="auto"/>
+      </w:pPr>
+      <w:r>
+        <w:rPr>
+          <w:rFonts w:ascii="Times New Roman" w:hAnsi="Times New Roman" w:eastAsia="宋体"/>
+          <w:b/>
+          <w:color w:val="000000"/>
+          <w:sz w:val="21"/>
+          <w:u w:val="none"/>
+        </w:rPr>
+        <w:t>2.</w:t>
+      </w:r>
+      <w:r>
+        <w:rPr>
+          <w:rFonts w:ascii="Times New Roman" w:hAnsi="Times New Roman" w:eastAsia="宋体"/>
+          <w:b w:val="0"/>
+          <w:color w:val="000000"/>
+          <w:sz w:val="21"/>
+          <w:u w:val="none"/>
+        </w:rPr>
+        <w:t xml:space="preserve"> （　）May I ask some questions about ________ school rules?</w:t>
+      </w:r>
     </w:p>
     <w:p>
       <w:pPr>
         <w:keepNext/>
-        <w:spacing w:after="80"/>
-      </w:pPr>
-      <w:r>
-        <w:rPr>
-          <w:rFonts w:ascii="等线" w:hAnsi="等线"/>
-          <w:b/>
-          <w:sz w:val="24"/>
-        </w:rPr>
-        <w:t>第9题</w:t>
+        <w:keepLines/>
+        <w:widowControl/>
+        <w:tabs>
+          <w:tab w:pos="1814" w:val="left"/>
+          <w:tab w:pos="3628" w:val="left"/>
+          <w:tab w:pos="5443" w:val="left"/>
+        </w:tabs>
+        <w:spacing w:before="0" w:after="20" w:line="264" w:lineRule="auto"/>
+      </w:pPr>
+      <w:r>
+        <w:rPr>
+          <w:rFonts w:ascii="Times New Roman" w:hAnsi="Times New Roman" w:eastAsia="宋体"/>
+          <w:b w:val="0"/>
+          <w:color w:val="000000"/>
+          <w:sz w:val="21"/>
+          <w:u w:val="none"/>
+        </w:rPr>
+        <w:t>A. the</w:t>
+        <w:tab/>
+        <w:t>B. a</w:t>
+        <w:tab/>
+        <w:t>C. an</w:t>
+        <w:tab/>
+        <w:t>D. /</w:t>
       </w:r>
     </w:p>
     <w:p>
       <w:pPr>
         <w:keepNext/>
-        <w:spacing w:after="80"/>
-      </w:pPr>
-      <w:r>
-        <w:rPr>
-          <w:rFonts w:ascii="等线" w:hAnsi="等线"/>
-          <w:sz w:val="21"/>
-        </w:rPr>
-        <w:t>5. Now people like to buy things from ＿＿＿＿＿＿＿＿ shops. /ˌɒnˈlaɪn/</w:t>
+        <w:keepLines/>
+        <w:widowControl/>
+        <w:spacing w:before="0" w:after="20" w:line="264" w:lineRule="auto"/>
+      </w:pPr>
+      <w:r>
+        <w:rPr>
+          <w:rFonts w:ascii="Times New Roman" w:hAnsi="Times New Roman" w:eastAsia="宋体"/>
+          <w:b/>
+          <w:color w:val="000000"/>
+          <w:sz w:val="20"/>
+          <w:u w:val="none"/>
+        </w:rPr>
+        <w:t>朵朵原答案：</w:t>
+      </w:r>
+      <w:r>
+        <w:rPr>
+          <w:rFonts w:ascii="Times New Roman" w:hAnsi="Times New Roman" w:eastAsia="宋体"/>
+          <w:b w:val="0"/>
+          <w:color w:val="000000"/>
+          <w:sz w:val="20"/>
+          <w:u w:val="none"/>
+        </w:rPr>
+        <w:t xml:space="preserve"> B</w:t>
       </w:r>
     </w:p>
     <w:p>
       <w:pPr>
-        <w:spacing w:after="80"/>
-      </w:pPr>
-      <w:r>
-        <w:rPr>
-          <w:rFonts w:ascii="等线" w:hAnsi="等线"/>
-          <w:sz w:val="21"/>
-        </w:rPr>
-        <w:t>朵朵原答案：未作答</w:t>
+        <w:keepNext/>
+        <w:keepLines/>
+        <w:widowControl/>
+        <w:tabs>
+          <w:tab w:pos="7200" w:val="left"/>
+        </w:tabs>
+        <w:spacing w:before="0" w:after="20" w:line="380" w:lineRule="exact"/>
+      </w:pPr>
+      <w:r>
+        <w:rPr>
+          <w:rFonts w:ascii="Times New Roman" w:hAnsi="Times New Roman" w:eastAsia="宋体"/>
+          <w:b w:val="0"/>
+          <w:color w:val="000000"/>
+          <w:sz w:val="20"/>
+          <w:u w:val="none"/>
+        </w:rPr>
+        <w:t>订正：</w:t>
+      </w:r>
+      <w:r>
+        <w:rPr>
+          <w:rFonts w:ascii="Times New Roman" w:hAnsi="Times New Roman" w:eastAsia="宋体"/>
+          <w:b w:val="0"/>
+          <w:color w:val="000000"/>
+          <w:sz w:val="20"/>
+          <w:u w:val="single"/>
+        </w:rPr>
+        <w:tab/>
       </w:r>
     </w:p>
     <w:p>
       <w:pPr>
-        <w:spacing w:after="80"/>
-      </w:pPr>
-      <w:r>
-        <w:rPr>
-          <w:rFonts w:ascii="等线" w:hAnsi="等线"/>
-          <w:sz w:val="21"/>
-        </w:rPr>
-        <w:t>订正：____________________________________________________________</w:t>
+        <w:keepNext w:val="0"/>
+        <w:keepLines/>
+        <w:widowControl/>
+        <w:tabs>
+          <w:tab w:pos="7200" w:val="left"/>
+        </w:tabs>
+        <w:spacing w:before="0" w:after="80" w:line="380" w:lineRule="exact"/>
+      </w:pPr>
+      <w:r>
+        <w:rPr>
+          <w:rFonts w:ascii="Times New Roman" w:hAnsi="Times New Roman" w:eastAsia="宋体"/>
+          <w:b w:val="0"/>
+          <w:color w:val="000000"/>
+          <w:sz w:val="20"/>
+          <w:u w:val="none"/>
+        </w:rPr>
+        <w:t>心得：</w:t>
+      </w:r>
+      <w:r>
+        <w:rPr>
+          <w:rFonts w:ascii="Times New Roman" w:hAnsi="Times New Roman" w:eastAsia="宋体"/>
+          <w:b w:val="0"/>
+          <w:color w:val="000000"/>
+          <w:sz w:val="20"/>
+          <w:u w:val="single"/>
+        </w:rPr>
+        <w:tab/>
       </w:r>
     </w:p>
     <w:p>
       <w:pPr>
-        <w:spacing w:after="80"/>
-      </w:pPr>
-      <w:r>
-        <w:rPr>
-          <w:rFonts w:ascii="等线" w:hAnsi="等线"/>
+        <w:keepNext/>
+        <w:keepLines/>
+        <w:widowControl/>
+        <w:spacing w:before="0" w:after="40" w:line="264" w:lineRule="auto"/>
+      </w:pPr>
+      <w:r>
+        <w:rPr>
+          <w:rFonts w:ascii="Times New Roman" w:hAnsi="Times New Roman" w:eastAsia="宋体"/>
+          <w:b/>
+          <w:color w:val="000000"/>
           <w:sz w:val="21"/>
-        </w:rPr>
-        <w:t>心得：____________________________________________________________</w:t>
+          <w:u w:val="none"/>
+        </w:rPr>
+        <w:t>4.</w:t>
+      </w:r>
+      <w:r>
+        <w:rPr>
+          <w:rFonts w:ascii="Times New Roman" w:hAnsi="Times New Roman" w:eastAsia="宋体"/>
+          <w:b w:val="0"/>
+          <w:color w:val="000000"/>
+          <w:sz w:val="21"/>
+          <w:u w:val="none"/>
+        </w:rPr>
+        <w:t xml:space="preserve"> （　）We have classes ________ Maths, Dance and English.</w:t>
       </w:r>
     </w:p>
     <w:p>
       <w:pPr>
-        <w:spacing w:after="80"/>
-      </w:pPr>
-      <w:r>
-        <w:rPr>
-          <w:rFonts w:ascii="等线" w:hAnsi="等线"/>
+        <w:keepNext/>
+        <w:keepLines/>
+        <w:widowControl/>
+        <w:tabs>
+          <w:tab w:pos="1814" w:val="left"/>
+          <w:tab w:pos="3628" w:val="left"/>
+          <w:tab w:pos="5443" w:val="left"/>
+        </w:tabs>
+        <w:spacing w:before="0" w:after="20" w:line="264" w:lineRule="auto"/>
+      </w:pPr>
+      <w:r>
+        <w:rPr>
+          <w:rFonts w:ascii="Times New Roman" w:hAnsi="Times New Roman" w:eastAsia="宋体"/>
+          <w:b w:val="0"/>
+          <w:color w:val="000000"/>
           <w:sz w:val="21"/>
-        </w:rPr>
-        <w:t>____________________________________________________________</w:t>
+          <w:u w:val="none"/>
+        </w:rPr>
+        <w:t>A. to</w:t>
+        <w:tab/>
+        <w:t>B. with</w:t>
+        <w:tab/>
+        <w:t>C. for</w:t>
+        <w:tab/>
+        <w:t>D. like</w:t>
       </w:r>
     </w:p>
     <w:p>
       <w:pPr>
-        <w:spacing w:after="80"/>
-      </w:pPr>
+        <w:keepNext/>
+        <w:keepLines/>
+        <w:widowControl/>
+        <w:spacing w:before="0" w:after="20" w:line="264" w:lineRule="auto"/>
+      </w:pPr>
+      <w:r>
+        <w:rPr>
+          <w:rFonts w:ascii="Times New Roman" w:hAnsi="Times New Roman" w:eastAsia="宋体"/>
+          <w:b/>
+          <w:color w:val="000000"/>
+          <w:sz w:val="20"/>
+          <w:u w:val="none"/>
+        </w:rPr>
+        <w:t>朵朵原答案：</w:t>
+      </w:r>
+      <w:r>
+        <w:rPr>
+          <w:rFonts w:ascii="Times New Roman" w:hAnsi="Times New Roman" w:eastAsia="宋体"/>
+          <w:b w:val="0"/>
+          <w:color w:val="000000"/>
+          <w:sz w:val="20"/>
+          <w:u w:val="none"/>
+        </w:rPr>
+        <w:t xml:space="preserve"> C</w:t>
+      </w:r>
     </w:p>
     <w:p>
       <w:pPr>
         <w:keepNext/>
-        <w:spacing w:after="80"/>
-      </w:pPr>
-      <w:r>
-        <w:rPr>
-          <w:rFonts w:ascii="等线" w:hAnsi="等线"/>
-          <w:b/>
-          <w:sz w:val="24"/>
-        </w:rPr>
-        <w:t>第10题</w:t>
+        <w:keepLines/>
+        <w:widowControl/>
+        <w:tabs>
+          <w:tab w:pos="7200" w:val="left"/>
+        </w:tabs>
+        <w:spacing w:before="0" w:after="20" w:line="380" w:lineRule="exact"/>
+      </w:pPr>
+      <w:r>
+        <w:rPr>
+          <w:rFonts w:ascii="Times New Roman" w:hAnsi="Times New Roman" w:eastAsia="宋体"/>
+          <w:b w:val="0"/>
+          <w:color w:val="000000"/>
+          <w:sz w:val="20"/>
+          <w:u w:val="none"/>
+        </w:rPr>
+        <w:t>订正：</w:t>
+      </w:r>
+      <w:r>
+        <w:rPr>
+          <w:rFonts w:ascii="Times New Roman" w:hAnsi="Times New Roman" w:eastAsia="宋体"/>
+          <w:b w:val="0"/>
+          <w:color w:val="000000"/>
+          <w:sz w:val="20"/>
+          <w:u w:val="single"/>
+        </w:rPr>
+        <w:tab/>
       </w:r>
     </w:p>
     <w:p>
       <w:pPr>
-        <w:keepNext/>
-        <w:spacing w:after="80"/>
-      </w:pPr>
-      <w:r>
-        <w:rPr>
-          <w:rFonts w:ascii="等线" w:hAnsi="等线"/>
-          <w:sz w:val="21"/>
-        </w:rPr>
-        <w:t>6. Kitty is showing a ＿＿＿＿＿＿＿＿ of parents around her school. /ɡruːp/</w:t>
+        <w:keepNext w:val="0"/>
+        <w:keepLines/>
+        <w:widowControl/>
+        <w:tabs>
+          <w:tab w:pos="7200" w:val="left"/>
+        </w:tabs>
+        <w:spacing w:before="0" w:after="80" w:line="380" w:lineRule="exact"/>
+      </w:pPr>
+      <w:r>
+        <w:rPr>
+          <w:rFonts w:ascii="Times New Roman" w:hAnsi="Times New Roman" w:eastAsia="宋体"/>
+          <w:b w:val="0"/>
+          <w:color w:val="000000"/>
+          <w:sz w:val="20"/>
+          <w:u w:val="none"/>
+        </w:rPr>
+        <w:t>心得：</w:t>
+      </w:r>
+      <w:r>
+        <w:rPr>
+          <w:rFonts w:ascii="Times New Roman" w:hAnsi="Times New Roman" w:eastAsia="宋体"/>
+          <w:b w:val="0"/>
+          <w:color w:val="000000"/>
+          <w:sz w:val="20"/>
+          <w:u w:val="single"/>
+        </w:rPr>
+        <w:tab/>
       </w:r>
     </w:p>
     <w:p>
       <w:pPr>
-        <w:spacing w:after="80"/>
-      </w:pPr>
-      <w:r>
-        <w:rPr>
-          <w:rFonts w:ascii="等线" w:hAnsi="等线"/>
+        <w:keepNext/>
+        <w:keepLines/>
+        <w:widowControl/>
+        <w:spacing w:before="0" w:after="40" w:line="264" w:lineRule="auto"/>
+      </w:pPr>
+      <w:r>
+        <w:rPr>
+          <w:rFonts w:ascii="Times New Roman" w:hAnsi="Times New Roman" w:eastAsia="宋体"/>
+          <w:b/>
+          <w:color w:val="000000"/>
           <w:sz w:val="21"/>
-        </w:rPr>
-        <w:t>朵朵原答案：未作答</w:t>
+          <w:u w:val="none"/>
+        </w:rPr>
+        <w:t>6.</w:t>
+      </w:r>
+      <w:r>
+        <w:rPr>
+          <w:rFonts w:ascii="Times New Roman" w:hAnsi="Times New Roman" w:eastAsia="宋体"/>
+          <w:b w:val="0"/>
+          <w:color w:val="000000"/>
+          <w:sz w:val="21"/>
+          <w:u w:val="none"/>
+        </w:rPr>
+        <w:t xml:space="preserve"> （　）My school day ________ at 9 a.m. and ends at 2 p.m.</w:t>
       </w:r>
     </w:p>
     <w:p>
       <w:pPr>
-        <w:spacing w:after="80"/>
-      </w:pPr>
-      <w:r>
-        <w:rPr>
-          <w:rFonts w:ascii="等线" w:hAnsi="等线"/>
+        <w:keepNext/>
+        <w:keepLines/>
+        <w:widowControl/>
+        <w:tabs>
+          <w:tab w:pos="1814" w:val="left"/>
+          <w:tab w:pos="3628" w:val="left"/>
+          <w:tab w:pos="5443" w:val="left"/>
+        </w:tabs>
+        <w:spacing w:before="0" w:after="20" w:line="264" w:lineRule="auto"/>
+      </w:pPr>
+      <w:r>
+        <w:rPr>
+          <w:rFonts w:ascii="Times New Roman" w:hAnsi="Times New Roman" w:eastAsia="宋体"/>
+          <w:b w:val="0"/>
+          <w:color w:val="000000"/>
           <w:sz w:val="21"/>
-        </w:rPr>
-        <w:t>订正：____________________________________________________________</w:t>
+          <w:u w:val="none"/>
+        </w:rPr>
+        <w:t>A. to start</w:t>
+        <w:tab/>
+        <w:t>B. starts</w:t>
+        <w:tab/>
+        <w:t>C. started</w:t>
+        <w:tab/>
+        <w:t>D. starting</w:t>
       </w:r>
     </w:p>
     <w:p>
       <w:pPr>
-        <w:spacing w:after="80"/>
-      </w:pPr>
-      <w:r>
-        <w:rPr>
-          <w:rFonts w:ascii="等线" w:hAnsi="等线"/>
-          <w:sz w:val="21"/>
-        </w:rPr>
-        <w:t>心得：____________________________________________________________</w:t>
+        <w:keepNext/>
+        <w:keepLines/>
+        <w:widowControl/>
+        <w:spacing w:before="0" w:after="20" w:line="264" w:lineRule="auto"/>
+      </w:pPr>
+      <w:r>
+        <w:rPr>
+          <w:rFonts w:ascii="Times New Roman" w:hAnsi="Times New Roman" w:eastAsia="宋体"/>
+          <w:b/>
+          <w:color w:val="000000"/>
+          <w:sz w:val="20"/>
+          <w:u w:val="none"/>
+        </w:rPr>
+        <w:t>朵朵原答案：</w:t>
+      </w:r>
+      <w:r>
+        <w:rPr>
+          <w:rFonts w:ascii="Times New Roman" w:hAnsi="Times New Roman" w:eastAsia="宋体"/>
+          <w:b w:val="0"/>
+          <w:color w:val="000000"/>
+          <w:sz w:val="20"/>
+          <w:u w:val="none"/>
+        </w:rPr>
+        <w:t xml:space="preserve"> A</w:t>
       </w:r>
     </w:p>
     <w:p>
       <w:pPr>
-        <w:spacing w:after="80"/>
-      </w:pPr>
-      <w:r>
-        <w:rPr>
-          <w:rFonts w:ascii="等线" w:hAnsi="等线"/>
-          <w:sz w:val="21"/>
-        </w:rPr>
-        <w:t>____________________________________________________________</w:t>
+        <w:keepNext/>
+        <w:keepLines/>
+        <w:widowControl/>
+        <w:tabs>
+          <w:tab w:pos="7200" w:val="left"/>
+        </w:tabs>
+        <w:spacing w:before="0" w:after="20" w:line="380" w:lineRule="exact"/>
+      </w:pPr>
+      <w:r>
+        <w:rPr>
+          <w:rFonts w:ascii="Times New Roman" w:hAnsi="Times New Roman" w:eastAsia="宋体"/>
+          <w:b w:val="0"/>
+          <w:color w:val="000000"/>
+          <w:sz w:val="20"/>
+          <w:u w:val="none"/>
+        </w:rPr>
+        <w:t>订正：</w:t>
+      </w:r>
+      <w:r>
+        <w:rPr>
+          <w:rFonts w:ascii="Times New Roman" w:hAnsi="Times New Roman" w:eastAsia="宋体"/>
+          <w:b w:val="0"/>
+          <w:color w:val="000000"/>
+          <w:sz w:val="20"/>
+          <w:u w:val="single"/>
+        </w:rPr>
+        <w:tab/>
       </w:r>
     </w:p>
     <w:p>
       <w:pPr>
-        <w:spacing w:after="80"/>
-      </w:pPr>
+        <w:keepNext w:val="0"/>
+        <w:keepLines/>
+        <w:widowControl/>
+        <w:tabs>
+          <w:tab w:pos="7200" w:val="left"/>
+        </w:tabs>
+        <w:spacing w:before="0" w:after="80" w:line="380" w:lineRule="exact"/>
+      </w:pPr>
+      <w:r>
+        <w:rPr>
+          <w:rFonts w:ascii="Times New Roman" w:hAnsi="Times New Roman" w:eastAsia="宋体"/>
+          <w:b w:val="0"/>
+          <w:color w:val="000000"/>
+          <w:sz w:val="20"/>
+          <w:u w:val="none"/>
+        </w:rPr>
+        <w:t>心得：</w:t>
+      </w:r>
+      <w:r>
+        <w:rPr>
+          <w:rFonts w:ascii="Times New Roman" w:hAnsi="Times New Roman" w:eastAsia="宋体"/>
+          <w:b w:val="0"/>
+          <w:color w:val="000000"/>
+          <w:sz w:val="20"/>
+          <w:u w:val="single"/>
+        </w:rPr>
+        <w:tab/>
+      </w:r>
     </w:p>
     <w:p>
       <w:pPr>
         <w:keepNext/>
-        <w:spacing w:after="80"/>
-      </w:pPr>
-      <w:r>
-        <w:rPr>
-          <w:rFonts w:ascii="等线" w:hAnsi="等线"/>
+        <w:keepLines/>
+        <w:widowControl/>
+        <w:spacing w:before="0" w:after="40" w:line="264" w:lineRule="auto"/>
+      </w:pPr>
+      <w:r>
+        <w:rPr>
+          <w:rFonts w:ascii="Times New Roman" w:hAnsi="Times New Roman" w:eastAsia="宋体"/>
           <w:b/>
-          <w:sz w:val="24"/>
-        </w:rPr>
-        <w:t>第11题</w:t>
+          <w:color w:val="000000"/>
+          <w:sz w:val="21"/>
+          <w:u w:val="none"/>
+        </w:rPr>
+        <w:t>8.</w:t>
+      </w:r>
+      <w:r>
+        <w:rPr>
+          <w:rFonts w:ascii="Times New Roman" w:hAnsi="Times New Roman" w:eastAsia="宋体"/>
+          <w:b w:val="0"/>
+          <w:color w:val="000000"/>
+          <w:sz w:val="21"/>
+          <w:u w:val="none"/>
+        </w:rPr>
+        <w:t xml:space="preserve"> （　）Find ________ subjects in Lisa's timetable.</w:t>
       </w:r>
     </w:p>
     <w:p>
       <w:pPr>
         <w:keepNext/>
-        <w:spacing w:after="80"/>
-      </w:pPr>
-      <w:r>
-        <w:rPr>
-          <w:rFonts w:ascii="等线" w:hAnsi="等线"/>
+        <w:keepLines/>
+        <w:widowControl/>
+        <w:tabs>
+          <w:tab w:pos="1814" w:val="left"/>
+          <w:tab w:pos="3628" w:val="left"/>
+          <w:tab w:pos="5443" w:val="left"/>
+        </w:tabs>
+        <w:spacing w:before="0" w:after="20" w:line="264" w:lineRule="auto"/>
+      </w:pPr>
+      <w:r>
+        <w:rPr>
+          <w:rFonts w:ascii="Times New Roman" w:hAnsi="Times New Roman" w:eastAsia="宋体"/>
+          <w:b w:val="0"/>
+          <w:color w:val="000000"/>
           <w:sz w:val="21"/>
-        </w:rPr>
-        <w:t>3. ICT is short for Information and Communications T＿＿＿＿＿＿＿＿.</w:t>
+          <w:u w:val="none"/>
+        </w:rPr>
+        <w:t>A. a</w:t>
+        <w:tab/>
+        <w:t>B. an</w:t>
+        <w:tab/>
+        <w:t>C. /</w:t>
+        <w:tab/>
+        <w:t>D. the</w:t>
       </w:r>
     </w:p>
     <w:p>
       <w:pPr>
-        <w:spacing w:after="80"/>
-      </w:pPr>
-      <w:r>
-        <w:rPr>
-          <w:rFonts w:ascii="等线" w:hAnsi="等线"/>
-          <w:sz w:val="21"/>
-        </w:rPr>
-        <w:t>朵朵原答案：未作答</w:t>
+        <w:keepNext/>
+        <w:keepLines/>
+        <w:widowControl/>
+        <w:spacing w:before="0" w:after="20" w:line="264" w:lineRule="auto"/>
+      </w:pPr>
+      <w:r>
+        <w:rPr>
+          <w:rFonts w:ascii="Times New Roman" w:hAnsi="Times New Roman" w:eastAsia="宋体"/>
+          <w:b/>
+          <w:color w:val="000000"/>
+          <w:sz w:val="20"/>
+          <w:u w:val="none"/>
+        </w:rPr>
+        <w:t>朵朵原答案：</w:t>
+      </w:r>
+      <w:r>
+        <w:rPr>
+          <w:rFonts w:ascii="Times New Roman" w:hAnsi="Times New Roman" w:eastAsia="宋体"/>
+          <w:b w:val="0"/>
+          <w:color w:val="000000"/>
+          <w:sz w:val="20"/>
+          <w:u w:val="none"/>
+        </w:rPr>
+        <w:t xml:space="preserve"> A</w:t>
       </w:r>
     </w:p>
     <w:p>
       <w:pPr>
-        <w:spacing w:after="80"/>
-      </w:pPr>
-      <w:r>
-        <w:rPr>
-          <w:rFonts w:ascii="等线" w:hAnsi="等线"/>
-          <w:sz w:val="21"/>
-        </w:rPr>
-        <w:t>订正：____________________________________________________________</w:t>
+        <w:keepNext/>
+        <w:keepLines/>
+        <w:widowControl/>
+        <w:tabs>
+          <w:tab w:pos="7200" w:val="left"/>
+        </w:tabs>
+        <w:spacing w:before="0" w:after="20" w:line="380" w:lineRule="exact"/>
+      </w:pPr>
+      <w:r>
+        <w:rPr>
+          <w:rFonts w:ascii="Times New Roman" w:hAnsi="Times New Roman" w:eastAsia="宋体"/>
+          <w:b w:val="0"/>
+          <w:color w:val="000000"/>
+          <w:sz w:val="20"/>
+          <w:u w:val="none"/>
+        </w:rPr>
+        <w:t>订正：</w:t>
+      </w:r>
+      <w:r>
+        <w:rPr>
+          <w:rFonts w:ascii="Times New Roman" w:hAnsi="Times New Roman" w:eastAsia="宋体"/>
+          <w:b w:val="0"/>
+          <w:color w:val="000000"/>
+          <w:sz w:val="20"/>
+          <w:u w:val="single"/>
+        </w:rPr>
+        <w:tab/>
       </w:r>
     </w:p>
     <w:p>
       <w:pPr>
-        <w:spacing w:after="80"/>
-      </w:pPr>
-      <w:r>
-        <w:rPr>
-          <w:rFonts w:ascii="等线" w:hAnsi="等线"/>
-          <w:sz w:val="21"/>
-        </w:rPr>
-        <w:t>心得：____________________________________________________________</w:t>
+        <w:keepNext w:val="0"/>
+        <w:keepLines/>
+        <w:widowControl/>
+        <w:tabs>
+          <w:tab w:pos="7200" w:val="left"/>
+        </w:tabs>
+        <w:spacing w:before="0" w:after="80" w:line="380" w:lineRule="exact"/>
+      </w:pPr>
+      <w:r>
+        <w:rPr>
+          <w:rFonts w:ascii="Times New Roman" w:hAnsi="Times New Roman" w:eastAsia="宋体"/>
+          <w:b w:val="0"/>
+          <w:color w:val="000000"/>
+          <w:sz w:val="20"/>
+          <w:u w:val="none"/>
+        </w:rPr>
+        <w:t>心得：</w:t>
+      </w:r>
+      <w:r>
+        <w:rPr>
+          <w:rFonts w:ascii="Times New Roman" w:hAnsi="Times New Roman" w:eastAsia="宋体"/>
+          <w:b w:val="0"/>
+          <w:color w:val="000000"/>
+          <w:sz w:val="20"/>
+          <w:u w:val="single"/>
+        </w:rPr>
+        <w:tab/>
       </w:r>
     </w:p>
     <w:p>
       <w:pPr>
-        <w:spacing w:after="80"/>
-      </w:pPr>
-      <w:r>
-        <w:rPr>
-          <w:rFonts w:ascii="等线" w:hAnsi="等线"/>
+        <w:keepNext/>
+        <w:keepLines/>
+        <w:widowControl/>
+        <w:spacing w:before="0" w:after="40" w:line="264" w:lineRule="auto"/>
+      </w:pPr>
+      <w:r>
+        <w:rPr>
+          <w:rFonts w:ascii="Times New Roman" w:hAnsi="Times New Roman" w:eastAsia="宋体"/>
+          <w:b/>
+          <w:color w:val="000000"/>
           <w:sz w:val="21"/>
-        </w:rPr>
-        <w:t>____________________________________________________________</w:t>
+          <w:u w:val="none"/>
+        </w:rPr>
+        <w:t>9.</w:t>
+      </w:r>
+      <w:r>
+        <w:rPr>
+          <w:rFonts w:ascii="Times New Roman" w:hAnsi="Times New Roman" w:eastAsia="宋体"/>
+          <w:b w:val="0"/>
+          <w:color w:val="000000"/>
+          <w:sz w:val="21"/>
+          <w:u w:val="none"/>
+        </w:rPr>
+        <w:t xml:space="preserve"> （　）Lisa Green goes to a middle school ________ London. She likes the school life there.</w:t>
       </w:r>
     </w:p>
     <w:p>
       <w:pPr>
-        <w:spacing w:after="80"/>
-      </w:pPr>
+        <w:keepNext/>
+        <w:keepLines/>
+        <w:widowControl/>
+        <w:tabs>
+          <w:tab w:pos="1814" w:val="left"/>
+          <w:tab w:pos="3628" w:val="left"/>
+          <w:tab w:pos="5443" w:val="left"/>
+        </w:tabs>
+        <w:spacing w:before="0" w:after="20" w:line="264" w:lineRule="auto"/>
+      </w:pPr>
+      <w:r>
+        <w:rPr>
+          <w:rFonts w:ascii="Times New Roman" w:hAnsi="Times New Roman" w:eastAsia="宋体"/>
+          <w:b w:val="0"/>
+          <w:color w:val="000000"/>
+          <w:sz w:val="21"/>
+          <w:u w:val="none"/>
+        </w:rPr>
+        <w:t>A. with</w:t>
+        <w:tab/>
+        <w:t>B. in</w:t>
+        <w:tab/>
+        <w:t>C. from</w:t>
+        <w:tab/>
+        <w:t>D. at</w:t>
+      </w:r>
     </w:p>
     <w:p>
       <w:pPr>
         <w:keepNext/>
-        <w:spacing w:after="80"/>
-      </w:pPr>
-      <w:r>
-        <w:rPr>
-          <w:rFonts w:ascii="等线" w:hAnsi="等线"/>
+        <w:keepLines/>
+        <w:widowControl/>
+        <w:spacing w:before="0" w:after="20" w:line="264" w:lineRule="auto"/>
+      </w:pPr>
+      <w:r>
+        <w:rPr>
+          <w:rFonts w:ascii="Times New Roman" w:hAnsi="Times New Roman" w:eastAsia="宋体"/>
           <w:b/>
-          <w:sz w:val="24"/>
-        </w:rPr>
-        <w:t>第12题</w:t>
+          <w:color w:val="000000"/>
+          <w:sz w:val="20"/>
+          <w:u w:val="none"/>
+        </w:rPr>
+        <w:t>朵朵原答案：</w:t>
+      </w:r>
+      <w:r>
+        <w:rPr>
+          <w:rFonts w:ascii="Times New Roman" w:hAnsi="Times New Roman" w:eastAsia="宋体"/>
+          <w:b w:val="0"/>
+          <w:color w:val="000000"/>
+          <w:sz w:val="20"/>
+          <w:u w:val="none"/>
+        </w:rPr>
+        <w:t xml:space="preserve"> C</w:t>
       </w:r>
     </w:p>
     <w:p>
       <w:pPr>
         <w:keepNext/>
-        <w:spacing w:after="80"/>
-      </w:pPr>
-      <w:r>
-        <w:rPr>
-          <w:rFonts w:ascii="等线" w:hAnsi="等线"/>
-          <w:sz w:val="21"/>
-        </w:rPr>
-        <w:t>4. D＿＿＿＿＿＿＿＿ the winter holiday, I travelled to Australia.</w:t>
+        <w:keepLines/>
+        <w:widowControl/>
+        <w:tabs>
+          <w:tab w:pos="7200" w:val="left"/>
+        </w:tabs>
+        <w:spacing w:before="0" w:after="20" w:line="380" w:lineRule="exact"/>
+      </w:pPr>
+      <w:r>
+        <w:rPr>
+          <w:rFonts w:ascii="Times New Roman" w:hAnsi="Times New Roman" w:eastAsia="宋体"/>
+          <w:b w:val="0"/>
+          <w:color w:val="000000"/>
+          <w:sz w:val="20"/>
+          <w:u w:val="none"/>
+        </w:rPr>
+        <w:t>订正：</w:t>
+      </w:r>
+      <w:r>
+        <w:rPr>
+          <w:rFonts w:ascii="Times New Roman" w:hAnsi="Times New Roman" w:eastAsia="宋体"/>
+          <w:b w:val="0"/>
+          <w:color w:val="000000"/>
+          <w:sz w:val="20"/>
+          <w:u w:val="single"/>
+        </w:rPr>
+        <w:tab/>
       </w:r>
     </w:p>
     <w:p>
       <w:pPr>
-        <w:spacing w:after="80"/>
-      </w:pPr>
-      <w:r>
-        <w:rPr>
-          <w:rFonts w:ascii="等线" w:hAnsi="等线"/>
-          <w:sz w:val="21"/>
-        </w:rPr>
-        <w:t>朵朵原答案：未作答</w:t>
+        <w:keepNext w:val="0"/>
+        <w:keepLines/>
+        <w:widowControl/>
+        <w:tabs>
+          <w:tab w:pos="7200" w:val="left"/>
+        </w:tabs>
+        <w:spacing w:before="0" w:after="80" w:line="380" w:lineRule="exact"/>
+      </w:pPr>
+      <w:r>
+        <w:rPr>
+          <w:rFonts w:ascii="Times New Roman" w:hAnsi="Times New Roman" w:eastAsia="宋体"/>
+          <w:b w:val="0"/>
+          <w:color w:val="000000"/>
+          <w:sz w:val="20"/>
+          <w:u w:val="none"/>
+        </w:rPr>
+        <w:t>心得：</w:t>
+      </w:r>
+      <w:r>
+        <w:rPr>
+          <w:rFonts w:ascii="Times New Roman" w:hAnsi="Times New Roman" w:eastAsia="宋体"/>
+          <w:b w:val="0"/>
+          <w:color w:val="000000"/>
+          <w:sz w:val="20"/>
+          <w:u w:val="single"/>
+        </w:rPr>
+        <w:tab/>
       </w:r>
     </w:p>
     <w:p>
       <w:pPr>
-        <w:spacing w:after="80"/>
-      </w:pPr>
-      <w:r>
-        <w:rPr>
-          <w:rFonts w:ascii="等线" w:hAnsi="等线"/>
+        <w:keepNext/>
+        <w:keepLines/>
+        <w:widowControl/>
+        <w:spacing w:before="0" w:after="40" w:line="264" w:lineRule="auto"/>
+      </w:pPr>
+      <w:r>
+        <w:rPr>
+          <w:rFonts w:ascii="Times New Roman" w:hAnsi="Times New Roman" w:eastAsia="宋体"/>
+          <w:b/>
+          <w:color w:val="000000"/>
           <w:sz w:val="21"/>
-        </w:rPr>
-        <w:t>订正：____________________________________________________________</w:t>
+          <w:u w:val="none"/>
+        </w:rPr>
+        <w:t>10.</w:t>
+      </w:r>
+      <w:r>
+        <w:rPr>
+          <w:rFonts w:ascii="Times New Roman" w:hAnsi="Times New Roman" w:eastAsia="宋体"/>
+          <w:b w:val="0"/>
+          <w:color w:val="000000"/>
+          <w:sz w:val="21"/>
+          <w:u w:val="none"/>
+        </w:rPr>
+        <w:t xml:space="preserve"> （　）Lisa usually does experiments with ________ classmates.</w:t>
       </w:r>
     </w:p>
     <w:p>
       <w:pPr>
-        <w:spacing w:after="80"/>
-      </w:pPr>
-      <w:r>
-        <w:rPr>
-          <w:rFonts w:ascii="等线" w:hAnsi="等线"/>
+        <w:keepNext/>
+        <w:keepLines/>
+        <w:widowControl/>
+        <w:tabs>
+          <w:tab w:pos="1814" w:val="left"/>
+          <w:tab w:pos="3628" w:val="left"/>
+          <w:tab w:pos="5443" w:val="left"/>
+        </w:tabs>
+        <w:spacing w:before="0" w:after="20" w:line="264" w:lineRule="auto"/>
+      </w:pPr>
+      <w:r>
+        <w:rPr>
+          <w:rFonts w:ascii="Times New Roman" w:hAnsi="Times New Roman" w:eastAsia="宋体"/>
+          <w:b w:val="0"/>
+          <w:color w:val="000000"/>
           <w:sz w:val="21"/>
-        </w:rPr>
-        <w:t>心得：____________________________________________________________</w:t>
+          <w:u w:val="none"/>
+        </w:rPr>
+        <w:t>A. her</w:t>
+        <w:tab/>
+        <w:t>B. hers</w:t>
+        <w:tab/>
+        <w:t>C. his</w:t>
+        <w:tab/>
+        <w:t>D. she</w:t>
       </w:r>
     </w:p>
     <w:p>
       <w:pPr>
-        <w:spacing w:after="80"/>
-      </w:pPr>
-      <w:r>
-        <w:rPr>
-          <w:rFonts w:ascii="等线" w:hAnsi="等线"/>
-          <w:sz w:val="21"/>
-        </w:rPr>
-        <w:t>____________________________________________________________</w:t>
+        <w:keepNext/>
+        <w:keepLines/>
+        <w:widowControl/>
+        <w:spacing w:before="0" w:after="20" w:line="264" w:lineRule="auto"/>
+      </w:pPr>
+      <w:r>
+        <w:rPr>
+          <w:rFonts w:ascii="Times New Roman" w:hAnsi="Times New Roman" w:eastAsia="宋体"/>
+          <w:b/>
+          <w:color w:val="000000"/>
+          <w:sz w:val="20"/>
+          <w:u w:val="none"/>
+        </w:rPr>
+        <w:t>朵朵原答案：</w:t>
+      </w:r>
+      <w:r>
+        <w:rPr>
+          <w:rFonts w:ascii="Times New Roman" w:hAnsi="Times New Roman" w:eastAsia="宋体"/>
+          <w:b w:val="0"/>
+          <w:color w:val="000000"/>
+          <w:sz w:val="20"/>
+          <w:u w:val="none"/>
+        </w:rPr>
+        <w:t xml:space="preserve"> C</w:t>
       </w:r>
     </w:p>
     <w:p>
       <w:pPr>
-        <w:spacing w:after="80"/>
-      </w:pPr>
+        <w:keepNext/>
+        <w:keepLines/>
+        <w:widowControl/>
+        <w:tabs>
+          <w:tab w:pos="7200" w:val="left"/>
+        </w:tabs>
+        <w:spacing w:before="0" w:after="20" w:line="380" w:lineRule="exact"/>
+      </w:pPr>
+      <w:r>
+        <w:rPr>
+          <w:rFonts w:ascii="Times New Roman" w:hAnsi="Times New Roman" w:eastAsia="宋体"/>
+          <w:b w:val="0"/>
+          <w:color w:val="000000"/>
+          <w:sz w:val="20"/>
+          <w:u w:val="none"/>
+        </w:rPr>
+        <w:t>订正：</w:t>
+      </w:r>
+      <w:r>
+        <w:rPr>
+          <w:rFonts w:ascii="Times New Roman" w:hAnsi="Times New Roman" w:eastAsia="宋体"/>
+          <w:b w:val="0"/>
+          <w:color w:val="000000"/>
+          <w:sz w:val="20"/>
+          <w:u w:val="single"/>
+        </w:rPr>
+        <w:tab/>
+      </w:r>
     </w:p>
     <w:p>
       <w:pPr>
-        <w:keepNext/>
-        <w:spacing w:after="80"/>
-      </w:pPr>
-      <w:r>
-        <w:rPr>
-          <w:rFonts w:ascii="等线" w:hAnsi="等线"/>
-          <w:b/>
-          <w:sz w:val="24"/>
-        </w:rPr>
-        <w:t>第13题</w:t>
+        <w:keepNext w:val="0"/>
+        <w:keepLines/>
+        <w:widowControl/>
+        <w:tabs>
+          <w:tab w:pos="7200" w:val="left"/>
+        </w:tabs>
+        <w:spacing w:before="0" w:after="80" w:line="380" w:lineRule="exact"/>
+      </w:pPr>
+      <w:r>
+        <w:rPr>
+          <w:rFonts w:ascii="Times New Roman" w:hAnsi="Times New Roman" w:eastAsia="宋体"/>
+          <w:b w:val="0"/>
+          <w:color w:val="000000"/>
+          <w:sz w:val="20"/>
+          <w:u w:val="none"/>
+        </w:rPr>
+        <w:t>心得：</w:t>
+      </w:r>
+      <w:r>
+        <w:rPr>
+          <w:rFonts w:ascii="Times New Roman" w:hAnsi="Times New Roman" w:eastAsia="宋体"/>
+          <w:b w:val="0"/>
+          <w:color w:val="000000"/>
+          <w:sz w:val="20"/>
+          <w:u w:val="single"/>
+        </w:rPr>
+        <w:tab/>
       </w:r>
     </w:p>
     <w:p>
       <w:pPr>
         <w:keepNext/>
-        <w:spacing w:after="80"/>
-      </w:pPr>
-      <w:r>
-        <w:rPr>
-          <w:rFonts w:ascii="等线" w:hAnsi="等线"/>
+        <w:keepLines/>
+        <w:widowControl/>
+        <w:spacing w:before="0" w:after="40" w:line="264" w:lineRule="auto"/>
+      </w:pPr>
+      <w:r>
+        <w:rPr>
+          <w:rFonts w:ascii="Times New Roman" w:hAnsi="Times New Roman" w:eastAsia="宋体"/>
+          <w:b/>
+          <w:color w:val="000000"/>
           <w:sz w:val="21"/>
-        </w:rPr>
-        <w:t>5. Lily is a shy girl. She doesn't often c＿＿＿＿＿＿＿＿ in class.</w:t>
+          <w:u w:val="none"/>
+        </w:rPr>
+        <w:t>14.</w:t>
+      </w:r>
+      <w:r>
+        <w:rPr>
+          <w:rFonts w:ascii="Times New Roman" w:hAnsi="Times New Roman" w:eastAsia="宋体"/>
+          <w:b w:val="0"/>
+          <w:color w:val="000000"/>
+          <w:sz w:val="21"/>
+          <w:u w:val="none"/>
+        </w:rPr>
+        <w:t xml:space="preserve"> （　）There is a ________ after the first act of the performance.</w:t>
       </w:r>
     </w:p>
     <w:p>
       <w:pPr>
-        <w:spacing w:after="80"/>
-      </w:pPr>
-      <w:r>
-        <w:rPr>
-          <w:rFonts w:ascii="等线" w:hAnsi="等线"/>
+        <w:keepNext/>
+        <w:keepLines/>
+        <w:widowControl/>
+        <w:tabs>
+          <w:tab w:pos="3628" w:val="left"/>
+        </w:tabs>
+        <w:spacing w:before="0" w:after="20" w:line="264" w:lineRule="auto"/>
+      </w:pPr>
+      <w:r>
+        <w:rPr>
+          <w:rFonts w:ascii="Times New Roman" w:hAnsi="Times New Roman" w:eastAsia="宋体"/>
+          <w:b w:val="0"/>
+          <w:color w:val="000000"/>
           <w:sz w:val="21"/>
-        </w:rPr>
-        <w:t>朵朵原答案：未作答</w:t>
+          <w:u w:val="none"/>
+        </w:rPr>
+        <w:t>A. five minutes break</w:t>
+        <w:tab/>
+        <w:t>B. five-minute break</w:t>
       </w:r>
     </w:p>
     <w:p>
       <w:pPr>
-        <w:spacing w:after="80"/>
-      </w:pPr>
-      <w:r>
-        <w:rPr>
-          <w:rFonts w:ascii="等线" w:hAnsi="等线"/>
+        <w:keepNext/>
+        <w:keepLines/>
+        <w:widowControl/>
+        <w:tabs>
+          <w:tab w:pos="3628" w:val="left"/>
+        </w:tabs>
+        <w:spacing w:before="0" w:after="20" w:line="264" w:lineRule="auto"/>
+      </w:pPr>
+      <w:r>
+        <w:rPr>
+          <w:rFonts w:ascii="Times New Roman" w:hAnsi="Times New Roman" w:eastAsia="宋体"/>
+          <w:b w:val="0"/>
+          <w:color w:val="000000"/>
           <w:sz w:val="21"/>
-        </w:rPr>
-        <w:t>订正：____________________________________________________________</w:t>
+          <w:u w:val="none"/>
+        </w:rPr>
+        <w:t>C. five-minutes break</w:t>
+        <w:tab/>
+        <w:t>D. five-minute-break</w:t>
       </w:r>
     </w:p>
     <w:p>
       <w:pPr>
-        <w:spacing w:after="80"/>
-      </w:pPr>
-      <w:r>
-        <w:rPr>
-          <w:rFonts w:ascii="等线" w:hAnsi="等线"/>
-          <w:sz w:val="21"/>
-        </w:rPr>
-        <w:t>心得：____________________________________________________________</w:t>
+        <w:keepNext/>
+        <w:keepLines/>
+        <w:widowControl/>
+        <w:spacing w:before="0" w:after="20" w:line="264" w:lineRule="auto"/>
+      </w:pPr>
+      <w:r>
+        <w:rPr>
+          <w:rFonts w:ascii="Times New Roman" w:hAnsi="Times New Roman" w:eastAsia="宋体"/>
+          <w:b/>
+          <w:color w:val="000000"/>
+          <w:sz w:val="20"/>
+          <w:u w:val="none"/>
+        </w:rPr>
+        <w:t>朵朵原答案：</w:t>
+      </w:r>
+      <w:r>
+        <w:rPr>
+          <w:rFonts w:ascii="Times New Roman" w:hAnsi="Times New Roman" w:eastAsia="宋体"/>
+          <w:b w:val="0"/>
+          <w:color w:val="000000"/>
+          <w:sz w:val="20"/>
+          <w:u w:val="none"/>
+        </w:rPr>
+        <w:t xml:space="preserve"> C</w:t>
       </w:r>
     </w:p>
     <w:p>
       <w:pPr>
-        <w:spacing w:after="80"/>
-      </w:pPr>
-      <w:r>
-        <w:rPr>
-          <w:rFonts w:ascii="等线" w:hAnsi="等线"/>
-          <w:sz w:val="21"/>
-        </w:rPr>
-        <w:t>____________________________________________________________</w:t>
+        <w:keepNext/>
+        <w:keepLines/>
+        <w:widowControl/>
+        <w:tabs>
+          <w:tab w:pos="7200" w:val="left"/>
+        </w:tabs>
+        <w:spacing w:before="0" w:after="20" w:line="380" w:lineRule="exact"/>
+      </w:pPr>
+      <w:r>
+        <w:rPr>
+          <w:rFonts w:ascii="Times New Roman" w:hAnsi="Times New Roman" w:eastAsia="宋体"/>
+          <w:b w:val="0"/>
+          <w:color w:val="000000"/>
+          <w:sz w:val="20"/>
+          <w:u w:val="none"/>
+        </w:rPr>
+        <w:t>订正：</w:t>
+      </w:r>
+      <w:r>
+        <w:rPr>
+          <w:rFonts w:ascii="Times New Roman" w:hAnsi="Times New Roman" w:eastAsia="宋体"/>
+          <w:b w:val="0"/>
+          <w:color w:val="000000"/>
+          <w:sz w:val="20"/>
+          <w:u w:val="single"/>
+        </w:rPr>
+        <w:tab/>
       </w:r>
     </w:p>
     <w:p>
       <w:pPr>
-        <w:spacing w:after="80"/>
-      </w:pPr>
+        <w:keepNext w:val="0"/>
+        <w:keepLines/>
+        <w:widowControl/>
+        <w:tabs>
+          <w:tab w:pos="7200" w:val="left"/>
+        </w:tabs>
+        <w:spacing w:before="0" w:after="80" w:line="380" w:lineRule="exact"/>
+      </w:pPr>
+      <w:r>
+        <w:rPr>
+          <w:rFonts w:ascii="Times New Roman" w:hAnsi="Times New Roman" w:eastAsia="宋体"/>
+          <w:b w:val="0"/>
+          <w:color w:val="000000"/>
+          <w:sz w:val="20"/>
+          <w:u w:val="none"/>
+        </w:rPr>
+        <w:t>心得：</w:t>
+      </w:r>
+      <w:r>
+        <w:rPr>
+          <w:rFonts w:ascii="Times New Roman" w:hAnsi="Times New Roman" w:eastAsia="宋体"/>
+          <w:b w:val="0"/>
+          <w:color w:val="000000"/>
+          <w:sz w:val="20"/>
+          <w:u w:val="single"/>
+        </w:rPr>
+        <w:tab/>
+      </w:r>
     </w:p>
     <w:p>
       <w:pPr>
         <w:keepNext/>
-        <w:spacing w:after="80"/>
-      </w:pPr>
-      <w:r>
-        <w:rPr>
-          <w:rFonts w:ascii="等线" w:hAnsi="等线"/>
+        <w:keepLines/>
+        <w:widowControl/>
+        <w:spacing w:before="80" w:after="80" w:line="264" w:lineRule="auto"/>
+      </w:pPr>
+      <w:r>
+        <w:rPr>
+          <w:rFonts w:ascii="Times New Roman" w:hAnsi="Times New Roman" w:eastAsia="宋体"/>
           <w:b/>
-          <w:sz w:val="24"/>
-        </w:rPr>
-        <w:t>第14题</w:t>
+          <w:color w:val="000000"/>
+          <w:sz w:val="22"/>
+          <w:u w:val="none"/>
+        </w:rPr>
+        <w:t>五、用所给单词的适当形式填空</w:t>
       </w:r>
     </w:p>
     <w:p>
       <w:pPr>
         <w:keepNext/>
-        <w:spacing w:after="80"/>
-      </w:pPr>
-      <w:r>
-        <w:rPr>
-          <w:rFonts w:ascii="等线" w:hAnsi="等线"/>
+        <w:keepLines/>
+        <w:widowControl/>
+        <w:spacing w:before="0" w:after="40" w:line="264" w:lineRule="auto"/>
+      </w:pPr>
+      <w:r>
+        <w:rPr>
+          <w:rFonts w:ascii="Times New Roman" w:hAnsi="Times New Roman" w:eastAsia="宋体"/>
+          <w:b/>
+          <w:color w:val="000000"/>
           <w:sz w:val="21"/>
-        </w:rPr>
-        <w:t>2. （　）May I ask some questions about ＿＿＿＿＿＿＿＿ school rules?</w:t>
-        <w:br/>
-        <w:t>A. the</w:t>
-        <w:br/>
-        <w:t>B. a</w:t>
-        <w:br/>
-        <w:t>C. an</w:t>
-        <w:br/>
-        <w:t>D. /</w:t>
+          <w:u w:val="none"/>
+        </w:rPr>
+        <w:t>1.</w:t>
+      </w:r>
+      <w:r>
+        <w:rPr>
+          <w:rFonts w:ascii="Times New Roman" w:hAnsi="Times New Roman" w:eastAsia="宋体"/>
+          <w:b w:val="0"/>
+          <w:color w:val="000000"/>
+          <w:sz w:val="21"/>
+          <w:u w:val="none"/>
+        </w:rPr>
+        <w:t xml:space="preserve"> Sam studied ________ last year. (France)</w:t>
       </w:r>
     </w:p>
     <w:p>
       <w:pPr>
-        <w:spacing w:after="80"/>
-      </w:pPr>
-      <w:r>
-        <w:rPr>
-          <w:rFonts w:ascii="等线" w:hAnsi="等线"/>
-          <w:sz w:val="21"/>
-        </w:rPr>
-        <w:t>朵朵原答案：B</w:t>
+        <w:keepNext/>
+        <w:keepLines/>
+        <w:widowControl/>
+        <w:spacing w:before="0" w:after="20" w:line="264" w:lineRule="auto"/>
+      </w:pPr>
+      <w:r>
+        <w:rPr>
+          <w:rFonts w:ascii="Times New Roman" w:hAnsi="Times New Roman" w:eastAsia="宋体"/>
+          <w:b/>
+          <w:color w:val="000000"/>
+          <w:sz w:val="20"/>
+          <w:u w:val="none"/>
+        </w:rPr>
+        <w:t>朵朵原答案：</w:t>
+      </w:r>
+      <w:r>
+        <w:rPr>
+          <w:rFonts w:ascii="Times New Roman" w:hAnsi="Times New Roman" w:eastAsia="宋体"/>
+          <w:b w:val="0"/>
+          <w:color w:val="000000"/>
+          <w:sz w:val="20"/>
+          <w:u w:val="none"/>
+        </w:rPr>
+        <w:t xml:space="preserve"> Franch</w:t>
       </w:r>
     </w:p>
     <w:p>
       <w:pPr>
-        <w:spacing w:after="80"/>
-      </w:pPr>
-      <w:r>
-        <w:rPr>
-          <w:rFonts w:ascii="等线" w:hAnsi="等线"/>
-          <w:sz w:val="21"/>
-        </w:rPr>
-        <w:t>订正：____________________________________________________________</w:t>
+        <w:keepNext/>
+        <w:keepLines/>
+        <w:widowControl/>
+        <w:tabs>
+          <w:tab w:pos="7200" w:val="left"/>
+        </w:tabs>
+        <w:spacing w:before="0" w:after="20" w:line="380" w:lineRule="exact"/>
+      </w:pPr>
+      <w:r>
+        <w:rPr>
+          <w:rFonts w:ascii="Times New Roman" w:hAnsi="Times New Roman" w:eastAsia="宋体"/>
+          <w:b w:val="0"/>
+          <w:color w:val="000000"/>
+          <w:sz w:val="20"/>
+          <w:u w:val="none"/>
+        </w:rPr>
+        <w:t>订正：</w:t>
+      </w:r>
+      <w:r>
+        <w:rPr>
+          <w:rFonts w:ascii="Times New Roman" w:hAnsi="Times New Roman" w:eastAsia="宋体"/>
+          <w:b w:val="0"/>
+          <w:color w:val="000000"/>
+          <w:sz w:val="20"/>
+          <w:u w:val="single"/>
+        </w:rPr>
+        <w:tab/>
       </w:r>
     </w:p>
     <w:p>
       <w:pPr>
-        <w:spacing w:after="80"/>
-      </w:pPr>
-      <w:r>
-        <w:rPr>
-          <w:rFonts w:ascii="等线" w:hAnsi="等线"/>
-          <w:sz w:val="21"/>
-        </w:rPr>
-        <w:t>心得：____________________________________________________________</w:t>
+        <w:keepNext w:val="0"/>
+        <w:keepLines/>
+        <w:widowControl/>
+        <w:tabs>
+          <w:tab w:pos="7200" w:val="left"/>
+        </w:tabs>
+        <w:spacing w:before="0" w:after="80" w:line="380" w:lineRule="exact"/>
+      </w:pPr>
+      <w:r>
+        <w:rPr>
+          <w:rFonts w:ascii="Times New Roman" w:hAnsi="Times New Roman" w:eastAsia="宋体"/>
+          <w:b w:val="0"/>
+          <w:color w:val="000000"/>
+          <w:sz w:val="20"/>
+          <w:u w:val="none"/>
+        </w:rPr>
+        <w:t>心得：</w:t>
+      </w:r>
+      <w:r>
+        <w:rPr>
+          <w:rFonts w:ascii="Times New Roman" w:hAnsi="Times New Roman" w:eastAsia="宋体"/>
+          <w:b w:val="0"/>
+          <w:color w:val="000000"/>
+          <w:sz w:val="20"/>
+          <w:u w:val="single"/>
+        </w:rPr>
+        <w:tab/>
       </w:r>
     </w:p>
     <w:p>
       <w:pPr>
-        <w:spacing w:after="80"/>
-      </w:pPr>
-      <w:r>
-        <w:rPr>
-          <w:rFonts w:ascii="等线" w:hAnsi="等线"/>
+        <w:keepNext/>
+        <w:keepLines/>
+        <w:widowControl/>
+        <w:spacing w:before="0" w:after="40" w:line="264" w:lineRule="auto"/>
+      </w:pPr>
+      <w:r>
+        <w:rPr>
+          <w:rFonts w:ascii="Times New Roman" w:hAnsi="Times New Roman" w:eastAsia="宋体"/>
+          <w:b/>
+          <w:color w:val="000000"/>
           <w:sz w:val="21"/>
-        </w:rPr>
-        <w:t>____________________________________________________________</w:t>
+          <w:u w:val="none"/>
+        </w:rPr>
+        <w:t>3.</w:t>
+      </w:r>
+      <w:r>
+        <w:rPr>
+          <w:rFonts w:ascii="Times New Roman" w:hAnsi="Times New Roman" w:eastAsia="宋体"/>
+          <w:b w:val="0"/>
+          <w:color w:val="000000"/>
+          <w:sz w:val="21"/>
+          <w:u w:val="none"/>
+        </w:rPr>
+        <w:t xml:space="preserve"> We have a lot of ________ in our school after school. (act)</w:t>
       </w:r>
     </w:p>
     <w:p>
       <w:pPr>
-        <w:spacing w:after="80"/>
-      </w:pPr>
+        <w:keepNext/>
+        <w:keepLines/>
+        <w:widowControl/>
+        <w:spacing w:before="0" w:after="20" w:line="264" w:lineRule="auto"/>
+      </w:pPr>
+      <w:r>
+        <w:rPr>
+          <w:rFonts w:ascii="Times New Roman" w:hAnsi="Times New Roman" w:eastAsia="宋体"/>
+          <w:b/>
+          <w:color w:val="000000"/>
+          <w:sz w:val="20"/>
+          <w:u w:val="none"/>
+        </w:rPr>
+        <w:t>朵朵原答案：</w:t>
+      </w:r>
+      <w:r>
+        <w:rPr>
+          <w:rFonts w:ascii="Times New Roman" w:hAnsi="Times New Roman" w:eastAsia="宋体"/>
+          <w:b w:val="0"/>
+          <w:color w:val="000000"/>
+          <w:sz w:val="20"/>
+          <w:u w:val="none"/>
+        </w:rPr>
+        <w:t xml:space="preserve"> activity</w:t>
+      </w:r>
     </w:p>
     <w:p>
       <w:pPr>
         <w:keepNext/>
-        <w:spacing w:after="80"/>
-      </w:pPr>
-      <w:r>
-        <w:rPr>
-          <w:rFonts w:ascii="等线" w:hAnsi="等线"/>
-          <w:b/>
-          <w:sz w:val="24"/>
-        </w:rPr>
-        <w:t>第15题</w:t>
+        <w:keepLines/>
+        <w:widowControl/>
+        <w:tabs>
+          <w:tab w:pos="7200" w:val="left"/>
+        </w:tabs>
+        <w:spacing w:before="0" w:after="20" w:line="380" w:lineRule="exact"/>
+      </w:pPr>
+      <w:r>
+        <w:rPr>
+          <w:rFonts w:ascii="Times New Roman" w:hAnsi="Times New Roman" w:eastAsia="宋体"/>
+          <w:b w:val="0"/>
+          <w:color w:val="000000"/>
+          <w:sz w:val="20"/>
+          <w:u w:val="none"/>
+        </w:rPr>
+        <w:t>订正：</w:t>
+      </w:r>
+      <w:r>
+        <w:rPr>
+          <w:rFonts w:ascii="Times New Roman" w:hAnsi="Times New Roman" w:eastAsia="宋体"/>
+          <w:b w:val="0"/>
+          <w:color w:val="000000"/>
+          <w:sz w:val="20"/>
+          <w:u w:val="single"/>
+        </w:rPr>
+        <w:tab/>
       </w:r>
     </w:p>
     <w:p>
       <w:pPr>
-        <w:keepNext/>
-        <w:spacing w:after="80"/>
-      </w:pPr>
-      <w:r>
-        <w:rPr>
-          <w:rFonts w:ascii="等线" w:hAnsi="等线"/>
-          <w:sz w:val="21"/>
-        </w:rPr>
-        <w:t>4. （　）We have classes ＿＿＿＿＿＿＿＿ Maths, Dance and English.</w:t>
-        <w:br/>
-        <w:t>A. to</w:t>
-        <w:br/>
-        <w:t>B. with</w:t>
-        <w:br/>
-        <w:t>C. for</w:t>
-        <w:br/>
-        <w:t>D. like</w:t>
+        <w:keepNext w:val="0"/>
+        <w:keepLines/>
+        <w:widowControl/>
+        <w:tabs>
+          <w:tab w:pos="7200" w:val="left"/>
+        </w:tabs>
+        <w:spacing w:before="0" w:after="80" w:line="380" w:lineRule="exact"/>
+      </w:pPr>
+      <w:r>
+        <w:rPr>
+          <w:rFonts w:ascii="Times New Roman" w:hAnsi="Times New Roman" w:eastAsia="宋体"/>
+          <w:b w:val="0"/>
+          <w:color w:val="000000"/>
+          <w:sz w:val="20"/>
+          <w:u w:val="none"/>
+        </w:rPr>
+        <w:t>心得：</w:t>
+      </w:r>
+      <w:r>
+        <w:rPr>
+          <w:rFonts w:ascii="Times New Roman" w:hAnsi="Times New Roman" w:eastAsia="宋体"/>
+          <w:b w:val="0"/>
+          <w:color w:val="000000"/>
+          <w:sz w:val="20"/>
+          <w:u w:val="single"/>
+        </w:rPr>
+        <w:tab/>
       </w:r>
     </w:p>
     <w:p>
       <w:pPr>
-        <w:spacing w:after="80"/>
-      </w:pPr>
-      <w:r>
-        <w:rPr>
-          <w:rFonts w:ascii="等线" w:hAnsi="等线"/>
+        <w:keepNext/>
+        <w:keepLines/>
+        <w:widowControl/>
+        <w:spacing w:before="0" w:after="40" w:line="264" w:lineRule="auto"/>
+      </w:pPr>
+      <w:r>
+        <w:rPr>
+          <w:rFonts w:ascii="Times New Roman" w:hAnsi="Times New Roman" w:eastAsia="宋体"/>
+          <w:b/>
+          <w:color w:val="000000"/>
           <w:sz w:val="21"/>
-        </w:rPr>
-        <w:t>朵朵原答案：C</w:t>
+          <w:u w:val="none"/>
+        </w:rPr>
+        <w:t>5.</w:t>
+      </w:r>
+      <w:r>
+        <w:rPr>
+          <w:rFonts w:ascii="Times New Roman" w:hAnsi="Times New Roman" w:eastAsia="宋体"/>
+          <w:b w:val="0"/>
+          <w:color w:val="000000"/>
+          <w:sz w:val="21"/>
+          <w:u w:val="none"/>
+        </w:rPr>
+        <w:t xml:space="preserve"> I didn't follow the ________ on the guide and I broke the computer. (instruct)</w:t>
       </w:r>
     </w:p>
     <w:p>
       <w:pPr>
-        <w:spacing w:after="80"/>
-      </w:pPr>
-      <w:r>
-        <w:rPr>
-          <w:rFonts w:ascii="等线" w:hAnsi="等线"/>
-          <w:sz w:val="21"/>
-        </w:rPr>
-        <w:t>订正：____________________________________________________________</w:t>
+        <w:keepNext/>
+        <w:keepLines/>
+        <w:widowControl/>
+        <w:spacing w:before="0" w:after="20" w:line="264" w:lineRule="auto"/>
+      </w:pPr>
+      <w:r>
+        <w:rPr>
+          <w:rFonts w:ascii="Times New Roman" w:hAnsi="Times New Roman" w:eastAsia="宋体"/>
+          <w:b/>
+          <w:color w:val="000000"/>
+          <w:sz w:val="20"/>
+          <w:u w:val="none"/>
+        </w:rPr>
+        <w:t>朵朵原答案：</w:t>
+      </w:r>
+      <w:r>
+        <w:rPr>
+          <w:rFonts w:ascii="Times New Roman" w:hAnsi="Times New Roman" w:eastAsia="宋体"/>
+          <w:b w:val="0"/>
+          <w:color w:val="000000"/>
+          <w:sz w:val="20"/>
+          <w:u w:val="none"/>
+        </w:rPr>
+        <w:t xml:space="preserve"> instruct</w:t>
       </w:r>
     </w:p>
     <w:p>
       <w:pPr>
-        <w:spacing w:after="80"/>
-      </w:pPr>
-      <w:r>
-        <w:rPr>
-          <w:rFonts w:ascii="等线" w:hAnsi="等线"/>
-          <w:sz w:val="21"/>
-        </w:rPr>
-        <w:t>心得：____________________________________________________________</w:t>
+        <w:keepNext/>
+        <w:keepLines/>
+        <w:widowControl/>
+        <w:tabs>
+          <w:tab w:pos="7200" w:val="left"/>
+        </w:tabs>
+        <w:spacing w:before="0" w:after="20" w:line="380" w:lineRule="exact"/>
+      </w:pPr>
+      <w:r>
+        <w:rPr>
+          <w:rFonts w:ascii="Times New Roman" w:hAnsi="Times New Roman" w:eastAsia="宋体"/>
+          <w:b w:val="0"/>
+          <w:color w:val="000000"/>
+          <w:sz w:val="20"/>
+          <w:u w:val="none"/>
+        </w:rPr>
+        <w:t>订正：</w:t>
+      </w:r>
+      <w:r>
+        <w:rPr>
+          <w:rFonts w:ascii="Times New Roman" w:hAnsi="Times New Roman" w:eastAsia="宋体"/>
+          <w:b w:val="0"/>
+          <w:color w:val="000000"/>
+          <w:sz w:val="20"/>
+          <w:u w:val="single"/>
+        </w:rPr>
+        <w:tab/>
       </w:r>
     </w:p>
     <w:p>
       <w:pPr>
-        <w:spacing w:after="80"/>
-      </w:pPr>
-      <w:r>
-        <w:rPr>
-          <w:rFonts w:ascii="等线" w:hAnsi="等线"/>
-          <w:sz w:val="21"/>
-        </w:rPr>
-        <w:t>____________________________________________________________</w:t>
+        <w:keepNext w:val="0"/>
+        <w:keepLines/>
+        <w:widowControl/>
+        <w:tabs>
+          <w:tab w:pos="7200" w:val="left"/>
+        </w:tabs>
+        <w:spacing w:before="0" w:after="80" w:line="380" w:lineRule="exact"/>
+      </w:pPr>
+      <w:r>
+        <w:rPr>
+          <w:rFonts w:ascii="Times New Roman" w:hAnsi="Times New Roman" w:eastAsia="宋体"/>
+          <w:b w:val="0"/>
+          <w:color w:val="000000"/>
+          <w:sz w:val="20"/>
+          <w:u w:val="none"/>
+        </w:rPr>
+        <w:t>心得：</w:t>
+      </w:r>
+      <w:r>
+        <w:rPr>
+          <w:rFonts w:ascii="Times New Roman" w:hAnsi="Times New Roman" w:eastAsia="宋体"/>
+          <w:b w:val="0"/>
+          <w:color w:val="000000"/>
+          <w:sz w:val="20"/>
+          <w:u w:val="single"/>
+        </w:rPr>
+        <w:tab/>
       </w:r>
     </w:p>
     <w:p>
       <w:pPr>
-        <w:spacing w:after="80"/>
-      </w:pPr>
+        <w:keepNext/>
+        <w:keepLines/>
+        <w:widowControl/>
+        <w:spacing w:before="0" w:after="40" w:line="264" w:lineRule="auto"/>
+      </w:pPr>
+      <w:r>
+        <w:rPr>
+          <w:rFonts w:ascii="Times New Roman" w:hAnsi="Times New Roman" w:eastAsia="宋体"/>
+          <w:b/>
+          <w:color w:val="000000"/>
+          <w:sz w:val="21"/>
+          <w:u w:val="none"/>
+        </w:rPr>
+        <w:t>7.</w:t>
+      </w:r>
+      <w:r>
+        <w:rPr>
+          <w:rFonts w:ascii="Times New Roman" w:hAnsi="Times New Roman" w:eastAsia="宋体"/>
+          <w:b w:val="0"/>
+          <w:color w:val="000000"/>
+          <w:sz w:val="21"/>
+          <w:u w:val="none"/>
+        </w:rPr>
+        <w:t xml:space="preserve"> Lu Yao had her ________ birthday party with her family. (eleven)</w:t>
+      </w:r>
     </w:p>
     <w:p>
       <w:pPr>
         <w:keepNext/>
-        <w:spacing w:after="80"/>
-      </w:pPr>
-      <w:r>
-        <w:rPr>
-          <w:rFonts w:ascii="等线" w:hAnsi="等线"/>
+        <w:keepLines/>
+        <w:widowControl/>
+        <w:spacing w:before="0" w:after="20" w:line="264" w:lineRule="auto"/>
+      </w:pPr>
+      <w:r>
+        <w:rPr>
+          <w:rFonts w:ascii="Times New Roman" w:hAnsi="Times New Roman" w:eastAsia="宋体"/>
           <w:b/>
-          <w:sz w:val="24"/>
-        </w:rPr>
-        <w:t>第16题</w:t>
+          <w:color w:val="000000"/>
+          <w:sz w:val="20"/>
+          <w:u w:val="none"/>
+        </w:rPr>
+        <w:t>朵朵原答案：</w:t>
+      </w:r>
+      <w:r>
+        <w:rPr>
+          <w:rFonts w:ascii="Times New Roman" w:hAnsi="Times New Roman" w:eastAsia="宋体"/>
+          <w:b w:val="0"/>
+          <w:color w:val="000000"/>
+          <w:sz w:val="20"/>
+          <w:u w:val="none"/>
+        </w:rPr>
+        <w:t xml:space="preserve"> eleven</w:t>
       </w:r>
     </w:p>
     <w:p>
       <w:pPr>
         <w:keepNext/>
-        <w:spacing w:after="80"/>
-      </w:pPr>
-      <w:r>
-        <w:rPr>
-          <w:rFonts w:ascii="等线" w:hAnsi="等线"/>
-          <w:sz w:val="21"/>
-        </w:rPr>
-        <w:t>6. （　）My school day ＿＿＿＿＿＿＿＿ at 9 a.m. and ends at 2 p.m.</w:t>
-        <w:br/>
-        <w:t>A. to start</w:t>
-        <w:br/>
-        <w:t>B. starts</w:t>
-        <w:br/>
-        <w:t>C. started</w:t>
-        <w:br/>
-        <w:t>D. starting</w:t>
+        <w:keepLines/>
+        <w:widowControl/>
+        <w:tabs>
+          <w:tab w:pos="7200" w:val="left"/>
+        </w:tabs>
+        <w:spacing w:before="0" w:after="20" w:line="380" w:lineRule="exact"/>
+      </w:pPr>
+      <w:r>
+        <w:rPr>
+          <w:rFonts w:ascii="Times New Roman" w:hAnsi="Times New Roman" w:eastAsia="宋体"/>
+          <w:b w:val="0"/>
+          <w:color w:val="000000"/>
+          <w:sz w:val="20"/>
+          <w:u w:val="none"/>
+        </w:rPr>
+        <w:t>订正：</w:t>
+      </w:r>
+      <w:r>
+        <w:rPr>
+          <w:rFonts w:ascii="Times New Roman" w:hAnsi="Times New Roman" w:eastAsia="宋体"/>
+          <w:b w:val="0"/>
+          <w:color w:val="000000"/>
+          <w:sz w:val="20"/>
+          <w:u w:val="single"/>
+        </w:rPr>
+        <w:tab/>
       </w:r>
     </w:p>
     <w:p>
       <w:pPr>
-        <w:spacing w:after="80"/>
-      </w:pPr>
-      <w:r>
-        <w:rPr>
-          <w:rFonts w:ascii="等线" w:hAnsi="等线"/>
-          <w:sz w:val="21"/>
-        </w:rPr>
-        <w:t>朵朵原答案：A</w:t>
+        <w:keepNext w:val="0"/>
+        <w:keepLines/>
+        <w:widowControl/>
+        <w:tabs>
+          <w:tab w:pos="7200" w:val="left"/>
+        </w:tabs>
+        <w:spacing w:before="0" w:after="80" w:line="380" w:lineRule="exact"/>
+      </w:pPr>
+      <w:r>
+        <w:rPr>
+          <w:rFonts w:ascii="Times New Roman" w:hAnsi="Times New Roman" w:eastAsia="宋体"/>
+          <w:b w:val="0"/>
+          <w:color w:val="000000"/>
+          <w:sz w:val="20"/>
+          <w:u w:val="none"/>
+        </w:rPr>
+        <w:t>心得：</w:t>
+      </w:r>
+      <w:r>
+        <w:rPr>
+          <w:rFonts w:ascii="Times New Roman" w:hAnsi="Times New Roman" w:eastAsia="宋体"/>
+          <w:b w:val="0"/>
+          <w:color w:val="000000"/>
+          <w:sz w:val="20"/>
+          <w:u w:val="single"/>
+        </w:rPr>
+        <w:tab/>
       </w:r>
     </w:p>
     <w:p>
       <w:pPr>
-        <w:spacing w:after="80"/>
-      </w:pPr>
-      <w:r>
-        <w:rPr>
-          <w:rFonts w:ascii="等线" w:hAnsi="等线"/>
+        <w:keepNext/>
+        <w:keepLines/>
+        <w:widowControl/>
+        <w:spacing w:before="0" w:after="40" w:line="264" w:lineRule="auto"/>
+      </w:pPr>
+      <w:r>
+        <w:rPr>
+          <w:rFonts w:ascii="Times New Roman" w:hAnsi="Times New Roman" w:eastAsia="宋体"/>
+          <w:b/>
+          <w:color w:val="000000"/>
           <w:sz w:val="21"/>
-        </w:rPr>
-        <w:t>订正：____________________________________________________________</w:t>
+          <w:u w:val="none"/>
+        </w:rPr>
+        <w:t>9.</w:t>
+      </w:r>
+      <w:r>
+        <w:rPr>
+          <w:rFonts w:ascii="Times New Roman" w:hAnsi="Times New Roman" w:eastAsia="宋体"/>
+          <w:b w:val="0"/>
+          <w:color w:val="000000"/>
+          <w:sz w:val="21"/>
+          <w:u w:val="none"/>
+        </w:rPr>
+        <w:t xml:space="preserve"> Lin Dong and Li Bailing love sports. I usually play badminton with ________. (they)</w:t>
       </w:r>
     </w:p>
     <w:p>
       <w:pPr>
-        <w:spacing w:after="80"/>
-      </w:pPr>
-      <w:r>
-        <w:rPr>
-          <w:rFonts w:ascii="等线" w:hAnsi="等线"/>
-          <w:sz w:val="21"/>
-        </w:rPr>
-        <w:t>心得：____________________________________________________________</w:t>
+        <w:keepNext/>
+        <w:keepLines/>
+        <w:widowControl/>
+        <w:spacing w:before="0" w:after="20" w:line="264" w:lineRule="auto"/>
+      </w:pPr>
+      <w:r>
+        <w:rPr>
+          <w:rFonts w:ascii="Times New Roman" w:hAnsi="Times New Roman" w:eastAsia="宋体"/>
+          <w:b/>
+          <w:color w:val="000000"/>
+          <w:sz w:val="20"/>
+          <w:u w:val="none"/>
+        </w:rPr>
+        <w:t>朵朵原答案：</w:t>
+      </w:r>
+      <w:r>
+        <w:rPr>
+          <w:rFonts w:ascii="Times New Roman" w:hAnsi="Times New Roman" w:eastAsia="宋体"/>
+          <w:b w:val="0"/>
+          <w:color w:val="000000"/>
+          <w:sz w:val="20"/>
+          <w:u w:val="none"/>
+        </w:rPr>
+        <w:t xml:space="preserve"> it（前方字母被划去）</w:t>
       </w:r>
     </w:p>
     <w:p>
       <w:pPr>
-        <w:spacing w:after="80"/>
-      </w:pPr>
-      <w:r>
-        <w:rPr>
-          <w:rFonts w:ascii="等线" w:hAnsi="等线"/>
-          <w:sz w:val="21"/>
-        </w:rPr>
-        <w:t>____________________________________________________________</w:t>
+        <w:keepNext/>
+        <w:keepLines/>
+        <w:widowControl/>
+        <w:tabs>
+          <w:tab w:pos="7200" w:val="left"/>
+        </w:tabs>
+        <w:spacing w:before="0" w:after="20" w:line="380" w:lineRule="exact"/>
+      </w:pPr>
+      <w:r>
+        <w:rPr>
+          <w:rFonts w:ascii="Times New Roman" w:hAnsi="Times New Roman" w:eastAsia="宋体"/>
+          <w:b w:val="0"/>
+          <w:color w:val="000000"/>
+          <w:sz w:val="20"/>
+          <w:u w:val="none"/>
+        </w:rPr>
+        <w:t>订正：</w:t>
+      </w:r>
+      <w:r>
+        <w:rPr>
+          <w:rFonts w:ascii="Times New Roman" w:hAnsi="Times New Roman" w:eastAsia="宋体"/>
+          <w:b w:val="0"/>
+          <w:color w:val="000000"/>
+          <w:sz w:val="20"/>
+          <w:u w:val="single"/>
+        </w:rPr>
+        <w:tab/>
       </w:r>
     </w:p>
     <w:p>
       <w:pPr>
-        <w:spacing w:after="80"/>
-      </w:pPr>
+        <w:keepNext w:val="0"/>
+        <w:keepLines/>
+        <w:widowControl/>
+        <w:tabs>
+          <w:tab w:pos="7200" w:val="left"/>
+        </w:tabs>
+        <w:spacing w:before="0" w:after="80" w:line="380" w:lineRule="exact"/>
+      </w:pPr>
+      <w:r>
+        <w:rPr>
+          <w:rFonts w:ascii="Times New Roman" w:hAnsi="Times New Roman" w:eastAsia="宋体"/>
+          <w:b w:val="0"/>
+          <w:color w:val="000000"/>
+          <w:sz w:val="20"/>
+          <w:u w:val="none"/>
+        </w:rPr>
+        <w:t>心得：</w:t>
+      </w:r>
+      <w:r>
+        <w:rPr>
+          <w:rFonts w:ascii="Times New Roman" w:hAnsi="Times New Roman" w:eastAsia="宋体"/>
+          <w:b w:val="0"/>
+          <w:color w:val="000000"/>
+          <w:sz w:val="20"/>
+          <w:u w:val="single"/>
+        </w:rPr>
+        <w:tab/>
+      </w:r>
     </w:p>
     <w:p>
       <w:pPr>
         <w:keepNext/>
-        <w:spacing w:after="80"/>
-      </w:pPr>
-      <w:r>
-        <w:rPr>
-          <w:rFonts w:ascii="等线" w:hAnsi="等线"/>
+        <w:keepLines/>
+        <w:widowControl/>
+        <w:spacing w:before="80" w:after="80" w:line="264" w:lineRule="auto"/>
+      </w:pPr>
+      <w:r>
+        <w:rPr>
+          <w:rFonts w:ascii="Times New Roman" w:hAnsi="Times New Roman" w:eastAsia="宋体"/>
           <w:b/>
-          <w:sz w:val="24"/>
-        </w:rPr>
-        <w:t>第17题</w:t>
+          <w:color w:val="000000"/>
+          <w:sz w:val="22"/>
+          <w:u w:val="none"/>
+        </w:rPr>
+        <w:t>六、改写句子</w:t>
       </w:r>
     </w:p>
     <w:p>
       <w:pPr>
         <w:keepNext/>
-        <w:spacing w:after="80"/>
-      </w:pPr>
-      <w:r>
-        <w:rPr>
-          <w:rFonts w:ascii="等线" w:hAnsi="等线"/>
+        <w:keepLines/>
+        <w:widowControl/>
+        <w:spacing w:before="0" w:after="40" w:line="264" w:lineRule="auto"/>
+      </w:pPr>
+      <w:r>
+        <w:rPr>
+          <w:rFonts w:ascii="Times New Roman" w:hAnsi="Times New Roman" w:eastAsia="宋体"/>
+          <w:b/>
+          <w:color w:val="000000"/>
           <w:sz w:val="21"/>
-        </w:rPr>
-        <w:t>8. （　）Find ＿＿＿＿＿＿＿＿ subjects in Lisa's timetable.</w:t>
-        <w:br/>
-        <w:t>A. a</w:t>
-        <w:br/>
-        <w:t>B. an</w:t>
-        <w:br/>
-        <w:t>C. /</w:t>
-        <w:br/>
-        <w:t>D. the</w:t>
+          <w:u w:val="none"/>
+        </w:rPr>
+        <w:t>8.</w:t>
+      </w:r>
+      <w:r>
+        <w:rPr>
+          <w:rFonts w:ascii="Times New Roman" w:hAnsi="Times New Roman" w:eastAsia="宋体"/>
+          <w:b w:val="0"/>
+          <w:color w:val="000000"/>
+          <w:sz w:val="21"/>
+          <w:u w:val="none"/>
+        </w:rPr>
+        <w:t xml:space="preserve"> The capital of New Zealand is </w:t>
+      </w:r>
+      <w:r>
+        <w:rPr>
+          <w:rFonts w:ascii="Times New Roman" w:hAnsi="Times New Roman" w:eastAsia="宋体"/>
+          <w:b w:val="0"/>
+          <w:color w:val="000000"/>
+          <w:sz w:val="21"/>
+          <w:u w:val="single"/>
+        </w:rPr>
+        <w:t>Auckland</w:t>
+      </w:r>
+      <w:r>
+        <w:rPr>
+          <w:rFonts w:ascii="Times New Roman" w:hAnsi="Times New Roman" w:eastAsia="宋体"/>
+          <w:b w:val="0"/>
+          <w:color w:val="000000"/>
+          <w:sz w:val="21"/>
+          <w:u w:val="none"/>
+        </w:rPr>
+        <w:t>.（对划线部分提问）</w:t>
       </w:r>
     </w:p>
     <w:p>
       <w:pPr>
-        <w:spacing w:after="80"/>
-      </w:pPr>
-      <w:r>
-        <w:rPr>
-          <w:rFonts w:ascii="等线" w:hAnsi="等线"/>
-          <w:sz w:val="21"/>
-        </w:rPr>
-        <w:t>朵朵原答案：A</w:t>
+        <w:keepNext/>
+        <w:keepLines/>
+        <w:widowControl/>
+        <w:spacing w:before="0" w:after="20" w:line="264" w:lineRule="auto"/>
+      </w:pPr>
+      <w:r>
+        <w:rPr>
+          <w:rFonts w:ascii="Times New Roman" w:hAnsi="Times New Roman" w:eastAsia="宋体"/>
+          <w:b/>
+          <w:color w:val="000000"/>
+          <w:sz w:val="20"/>
+          <w:u w:val="none"/>
+        </w:rPr>
+        <w:t>朵朵原答案：</w:t>
+      </w:r>
+      <w:r>
+        <w:rPr>
+          <w:rFonts w:ascii="Times New Roman" w:hAnsi="Times New Roman" w:eastAsia="宋体"/>
+          <w:b w:val="0"/>
+          <w:color w:val="000000"/>
+          <w:sz w:val="20"/>
+          <w:u w:val="none"/>
+        </w:rPr>
+        <w:t xml:space="preserve"> What's do the capital of New Zealand?</w:t>
       </w:r>
     </w:p>
     <w:p>
       <w:pPr>
-        <w:spacing w:after="80"/>
-      </w:pPr>
-      <w:r>
-        <w:rPr>
-          <w:rFonts w:ascii="等线" w:hAnsi="等线"/>
-          <w:sz w:val="21"/>
-        </w:rPr>
-        <w:t>订正：____________________________________________________________</w:t>
+        <w:keepNext/>
+        <w:keepLines/>
+        <w:widowControl/>
+        <w:tabs>
+          <w:tab w:pos="7200" w:val="left"/>
+        </w:tabs>
+        <w:spacing w:before="0" w:after="20" w:line="380" w:lineRule="exact"/>
+      </w:pPr>
+      <w:r>
+        <w:rPr>
+          <w:rFonts w:ascii="Times New Roman" w:hAnsi="Times New Roman" w:eastAsia="宋体"/>
+          <w:b w:val="0"/>
+          <w:color w:val="000000"/>
+          <w:sz w:val="20"/>
+          <w:u w:val="none"/>
+        </w:rPr>
+        <w:t>订正：</w:t>
+      </w:r>
+      <w:r>
+        <w:rPr>
+          <w:rFonts w:ascii="Times New Roman" w:hAnsi="Times New Roman" w:eastAsia="宋体"/>
+          <w:b w:val="0"/>
+          <w:color w:val="000000"/>
+          <w:sz w:val="20"/>
+          <w:u w:val="single"/>
+        </w:rPr>
+        <w:tab/>
       </w:r>
     </w:p>
     <w:p>
       <w:pPr>
-        <w:spacing w:after="80"/>
-      </w:pPr>
-      <w:r>
-        <w:rPr>
-          <w:rFonts w:ascii="等线" w:hAnsi="等线"/>
-          <w:sz w:val="21"/>
-        </w:rPr>
-        <w:t>心得：____________________________________________________________</w:t>
+        <w:keepNext/>
+        <w:keepLines/>
+        <w:widowControl/>
+        <w:tabs>
+          <w:tab w:pos="7200" w:val="left"/>
+        </w:tabs>
+        <w:spacing w:before="0" w:after="20" w:line="380" w:lineRule="exact"/>
+      </w:pPr>
+      <w:r>
+        <w:rPr>
+          <w:rFonts w:ascii="Times New Roman" w:hAnsi="Times New Roman" w:eastAsia="宋体"/>
+          <w:b w:val="0"/>
+          <w:color w:val="000000"/>
+          <w:sz w:val="20"/>
+          <w:u w:val="single"/>
+        </w:rPr>
+        <w:tab/>
       </w:r>
     </w:p>
     <w:p>
       <w:pPr>
-        <w:spacing w:after="80"/>
-      </w:pPr>
-      <w:r>
-        <w:rPr>
-          <w:rFonts w:ascii="等线" w:hAnsi="等线"/>
-          <w:sz w:val="21"/>
-        </w:rPr>
-        <w:t>____________________________________________________________</w:t>
+        <w:keepNext w:val="0"/>
+        <w:keepLines/>
+        <w:widowControl/>
+        <w:tabs>
+          <w:tab w:pos="7200" w:val="left"/>
+        </w:tabs>
+        <w:spacing w:before="0" w:after="80" w:line="380" w:lineRule="exact"/>
+      </w:pPr>
+      <w:r>
+        <w:rPr>
+          <w:rFonts w:ascii="Times New Roman" w:hAnsi="Times New Roman" w:eastAsia="宋体"/>
+          <w:b w:val="0"/>
+          <w:color w:val="000000"/>
+          <w:sz w:val="20"/>
+          <w:u w:val="none"/>
+        </w:rPr>
+        <w:t>心得：</w:t>
+      </w:r>
+      <w:r>
+        <w:rPr>
+          <w:rFonts w:ascii="Times New Roman" w:hAnsi="Times New Roman" w:eastAsia="宋体"/>
+          <w:b w:val="0"/>
+          <w:color w:val="000000"/>
+          <w:sz w:val="20"/>
+          <w:u w:val="single"/>
+        </w:rPr>
+        <w:tab/>
       </w:r>
     </w:p>
     <w:p>
       <w:pPr>
-        <w:spacing w:after="80"/>
-      </w:pPr>
+        <w:keepNext/>
+        <w:keepLines/>
+        <w:widowControl/>
+        <w:spacing w:before="0" w:after="40" w:line="264" w:lineRule="auto"/>
+      </w:pPr>
+      <w:r>
+        <w:rPr>
+          <w:rFonts w:ascii="Times New Roman" w:hAnsi="Times New Roman" w:eastAsia="宋体"/>
+          <w:b/>
+          <w:color w:val="000000"/>
+          <w:sz w:val="21"/>
+          <w:u w:val="none"/>
+        </w:rPr>
+        <w:t>10.</w:t>
+      </w:r>
+      <w:r>
+        <w:rPr>
+          <w:rFonts w:ascii="Times New Roman" w:hAnsi="Times New Roman" w:eastAsia="宋体"/>
+          <w:b w:val="0"/>
+          <w:color w:val="000000"/>
+          <w:sz w:val="21"/>
+          <w:u w:val="none"/>
+        </w:rPr>
+        <w:t xml:space="preserve"> a, wonderful, What, life, have, we, school（连词成句）</w:t>
+      </w:r>
     </w:p>
     <w:p>
       <w:pPr>
         <w:keepNext/>
-        <w:spacing w:after="80"/>
-      </w:pPr>
-      <w:r>
-        <w:rPr>
-          <w:rFonts w:ascii="等线" w:hAnsi="等线"/>
+        <w:keepLines/>
+        <w:widowControl/>
+        <w:spacing w:before="0" w:after="20" w:line="264" w:lineRule="auto"/>
+      </w:pPr>
+      <w:r>
+        <w:rPr>
+          <w:rFonts w:ascii="Times New Roman" w:hAnsi="Times New Roman" w:eastAsia="宋体"/>
           <w:b/>
-          <w:sz w:val="24"/>
-        </w:rPr>
-        <w:t>第18题</w:t>
+          <w:color w:val="000000"/>
+          <w:sz w:val="20"/>
+          <w:u w:val="none"/>
+        </w:rPr>
+        <w:t>朵朵原答案：</w:t>
+      </w:r>
+      <w:r>
+        <w:rPr>
+          <w:rFonts w:ascii="Times New Roman" w:hAnsi="Times New Roman" w:eastAsia="宋体"/>
+          <w:b w:val="0"/>
+          <w:color w:val="000000"/>
+          <w:sz w:val="20"/>
+          <w:u w:val="none"/>
+        </w:rPr>
+        <w:t xml:space="preserve"> 只写了 What</w:t>
       </w:r>
     </w:p>
     <w:p>
       <w:pPr>
         <w:keepNext/>
-        <w:spacing w:after="80"/>
-      </w:pPr>
-      <w:r>
-        <w:rPr>
-          <w:rFonts w:ascii="等线" w:hAnsi="等线"/>
-          <w:sz w:val="21"/>
-        </w:rPr>
-        <w:t>9. （　）Lisa Green goes to a middle school ＿＿＿＿＿＿＿＿ London. She likes the school life there.</w:t>
-        <w:br/>
-        <w:t>A. with</w:t>
-        <w:br/>
-        <w:t>B. in</w:t>
-        <w:br/>
-        <w:t>C. from</w:t>
-        <w:br/>
-        <w:t>D. at</w:t>
+        <w:keepLines/>
+        <w:widowControl/>
+        <w:tabs>
+          <w:tab w:pos="7200" w:val="left"/>
+        </w:tabs>
+        <w:spacing w:before="0" w:after="20" w:line="380" w:lineRule="exact"/>
+      </w:pPr>
+      <w:r>
+        <w:rPr>
+          <w:rFonts w:ascii="Times New Roman" w:hAnsi="Times New Roman" w:eastAsia="宋体"/>
+          <w:b w:val="0"/>
+          <w:color w:val="000000"/>
+          <w:sz w:val="20"/>
+          <w:u w:val="none"/>
+        </w:rPr>
+        <w:t>订正：</w:t>
+      </w:r>
+      <w:r>
+        <w:rPr>
+          <w:rFonts w:ascii="Times New Roman" w:hAnsi="Times New Roman" w:eastAsia="宋体"/>
+          <w:b w:val="0"/>
+          <w:color w:val="000000"/>
+          <w:sz w:val="20"/>
+          <w:u w:val="single"/>
+        </w:rPr>
+        <w:tab/>
       </w:r>
     </w:p>
     <w:p>
       <w:pPr>
-        <w:spacing w:after="80"/>
-      </w:pPr>
-      <w:r>
-        <w:rPr>
-          <w:rFonts w:ascii="等线" w:hAnsi="等线"/>
-          <w:sz w:val="21"/>
-        </w:rPr>
-        <w:t>朵朵原答案：C</w:t>
+        <w:keepNext/>
+        <w:keepLines/>
+        <w:widowControl/>
+        <w:tabs>
+          <w:tab w:pos="7200" w:val="left"/>
+        </w:tabs>
+        <w:spacing w:before="0" w:after="20" w:line="380" w:lineRule="exact"/>
+      </w:pPr>
+      <w:r>
+        <w:rPr>
+          <w:rFonts w:ascii="Times New Roman" w:hAnsi="Times New Roman" w:eastAsia="宋体"/>
+          <w:b w:val="0"/>
+          <w:color w:val="000000"/>
+          <w:sz w:val="20"/>
+          <w:u w:val="single"/>
+        </w:rPr>
+        <w:tab/>
       </w:r>
     </w:p>
     <w:p>
       <w:pPr>
-        <w:spacing w:after="80"/>
-      </w:pPr>
-      <w:r>
-        <w:rPr>
-          <w:rFonts w:ascii="等线" w:hAnsi="等线"/>
-          <w:sz w:val="21"/>
-        </w:rPr>
-        <w:t>订正：____________________________________________________________</w:t>
+        <w:keepNext w:val="0"/>
+        <w:keepLines/>
+        <w:widowControl/>
+        <w:tabs>
+          <w:tab w:pos="7200" w:val="left"/>
+        </w:tabs>
+        <w:spacing w:before="0" w:after="80" w:line="380" w:lineRule="exact"/>
+      </w:pPr>
+      <w:r>
+        <w:rPr>
+          <w:rFonts w:ascii="Times New Roman" w:hAnsi="Times New Roman" w:eastAsia="宋体"/>
+          <w:b w:val="0"/>
+          <w:color w:val="000000"/>
+          <w:sz w:val="20"/>
+          <w:u w:val="none"/>
+        </w:rPr>
+        <w:t>心得：</w:t>
+      </w:r>
+      <w:r>
+        <w:rPr>
+          <w:rFonts w:ascii="Times New Roman" w:hAnsi="Times New Roman" w:eastAsia="宋体"/>
+          <w:b w:val="0"/>
+          <w:color w:val="000000"/>
+          <w:sz w:val="20"/>
+          <w:u w:val="single"/>
+        </w:rPr>
+        <w:tab/>
       </w:r>
     </w:p>
     <w:p>
       <w:pPr>
-        <w:spacing w:after="80"/>
-      </w:pPr>
-      <w:r>
-        <w:rPr>
-          <w:rFonts w:ascii="等线" w:hAnsi="等线"/>
+        <w:keepNext/>
+        <w:keepLines/>
+        <w:widowControl/>
+        <w:spacing w:before="0" w:after="40" w:line="264" w:lineRule="auto"/>
+      </w:pPr>
+      <w:r>
+        <w:rPr>
+          <w:rFonts w:ascii="Times New Roman" w:hAnsi="Times New Roman" w:eastAsia="宋体"/>
+          <w:b/>
+          <w:color w:val="000000"/>
           <w:sz w:val="21"/>
-        </w:rPr>
-        <w:t>心得：____________________________________________________________</w:t>
+          <w:u w:val="none"/>
+        </w:rPr>
+        <w:t>11.</w:t>
+      </w:r>
+      <w:r>
+        <w:rPr>
+          <w:rFonts w:ascii="Times New Roman" w:hAnsi="Times New Roman" w:eastAsia="宋体"/>
+          <w:b w:val="0"/>
+          <w:color w:val="000000"/>
+          <w:sz w:val="21"/>
+          <w:u w:val="none"/>
+        </w:rPr>
+        <w:t xml:space="preserve"> in China, go, primary school, to, at, students, the, of, age, six（连词成句）</w:t>
       </w:r>
     </w:p>
     <w:p>
       <w:pPr>
-        <w:spacing w:after="80"/>
-      </w:pPr>
-      <w:r>
-        <w:rPr>
-          <w:rFonts w:ascii="等线" w:hAnsi="等线"/>
-          <w:sz w:val="21"/>
-        </w:rPr>
-        <w:t>____________________________________________________________</w:t>
+        <w:keepNext/>
+        <w:keepLines/>
+        <w:widowControl/>
+        <w:spacing w:before="0" w:after="20" w:line="264" w:lineRule="auto"/>
+      </w:pPr>
+      <w:r>
+        <w:rPr>
+          <w:rFonts w:ascii="Times New Roman" w:hAnsi="Times New Roman" w:eastAsia="宋体"/>
+          <w:b/>
+          <w:color w:val="000000"/>
+          <w:sz w:val="20"/>
+          <w:u w:val="none"/>
+        </w:rPr>
+        <w:t>朵朵原答案：</w:t>
+      </w:r>
+      <w:r>
+        <w:rPr>
+          <w:rFonts w:ascii="Times New Roman" w:hAnsi="Times New Roman" w:eastAsia="宋体"/>
+          <w:b w:val="0"/>
+          <w:color w:val="000000"/>
+          <w:sz w:val="20"/>
+          <w:u w:val="none"/>
+        </w:rPr>
+        <w:t xml:space="preserve"> 只写了 In China</w:t>
       </w:r>
     </w:p>
     <w:p>
       <w:pPr>
-        <w:spacing w:after="80"/>
-      </w:pPr>
+        <w:keepNext/>
+        <w:keepLines/>
+        <w:widowControl/>
+        <w:tabs>
+          <w:tab w:pos="7200" w:val="left"/>
+        </w:tabs>
+        <w:spacing w:before="0" w:after="20" w:line="380" w:lineRule="exact"/>
+      </w:pPr>
+      <w:r>
+        <w:rPr>
+          <w:rFonts w:ascii="Times New Roman" w:hAnsi="Times New Roman" w:eastAsia="宋体"/>
+          <w:b w:val="0"/>
+          <w:color w:val="000000"/>
+          <w:sz w:val="20"/>
+          <w:u w:val="none"/>
+        </w:rPr>
+        <w:t>订正：</w:t>
+      </w:r>
+      <w:r>
+        <w:rPr>
+          <w:rFonts w:ascii="Times New Roman" w:hAnsi="Times New Roman" w:eastAsia="宋体"/>
+          <w:b w:val="0"/>
+          <w:color w:val="000000"/>
+          <w:sz w:val="20"/>
+          <w:u w:val="single"/>
+        </w:rPr>
+        <w:tab/>
+      </w:r>
     </w:p>
     <w:p>
       <w:pPr>
         <w:keepNext/>
-        <w:spacing w:after="80"/>
-      </w:pPr>
-      <w:r>
-        <w:rPr>
-          <w:rFonts w:ascii="等线" w:hAnsi="等线"/>
-          <w:b/>
-          <w:sz w:val="24"/>
-        </w:rPr>
-        <w:t>第19题</w:t>
+        <w:keepLines/>
+        <w:widowControl/>
+        <w:tabs>
+          <w:tab w:pos="7200" w:val="left"/>
+        </w:tabs>
+        <w:spacing w:before="0" w:after="20" w:line="380" w:lineRule="exact"/>
+      </w:pPr>
+      <w:r>
+        <w:rPr>
+          <w:rFonts w:ascii="Times New Roman" w:hAnsi="Times New Roman" w:eastAsia="宋体"/>
+          <w:b w:val="0"/>
+          <w:color w:val="000000"/>
+          <w:sz w:val="20"/>
+          <w:u w:val="single"/>
+        </w:rPr>
+        <w:tab/>
       </w:r>
     </w:p>
     <w:p>
       <w:pPr>
-        <w:keepNext/>
-        <w:spacing w:after="80"/>
-      </w:pPr>
-      <w:r>
-        <w:rPr>
-          <w:rFonts w:ascii="等线" w:hAnsi="等线"/>
-          <w:sz w:val="21"/>
-        </w:rPr>
-        <w:t>10. （　）Lisa usually does experiments with ＿＿＿＿＿＿＿＿ classmates.</w:t>
-        <w:br/>
-        <w:t>A. her</w:t>
-        <w:br/>
-        <w:t>B. hers</w:t>
-        <w:br/>
-        <w:t>C. his</w:t>
-        <w:br/>
-        <w:t>D. she</w:t>
+        <w:keepNext w:val="0"/>
+        <w:keepLines/>
+        <w:widowControl/>
+        <w:tabs>
+          <w:tab w:pos="7200" w:val="left"/>
+        </w:tabs>
+        <w:spacing w:before="0" w:after="80" w:line="380" w:lineRule="exact"/>
+      </w:pPr>
+      <w:r>
+        <w:rPr>
+          <w:rFonts w:ascii="Times New Roman" w:hAnsi="Times New Roman" w:eastAsia="宋体"/>
+          <w:b w:val="0"/>
+          <w:color w:val="000000"/>
+          <w:sz w:val="20"/>
+          <w:u w:val="none"/>
+        </w:rPr>
+        <w:t>心得：</w:t>
+      </w:r>
+      <w:r>
+        <w:rPr>
+          <w:rFonts w:ascii="Times New Roman" w:hAnsi="Times New Roman" w:eastAsia="宋体"/>
+          <w:b w:val="0"/>
+          <w:color w:val="000000"/>
+          <w:sz w:val="20"/>
+          <w:u w:val="single"/>
+        </w:rPr>
+        <w:tab/>
       </w:r>
     </w:p>
     <w:p>
       <w:pPr>
-        <w:spacing w:after="80"/>
-      </w:pPr>
-      <w:r>
-        <w:rPr>
-          <w:rFonts w:ascii="等线" w:hAnsi="等线"/>
-          <w:sz w:val="21"/>
-        </w:rPr>
-        <w:t>朵朵原答案：C</w:t>
+        <w:keepNext/>
+        <w:keepLines/>
+        <w:widowControl/>
+        <w:spacing w:before="100" w:after="40" w:line="264" w:lineRule="auto"/>
+      </w:pPr>
+      <w:r>
+        <w:rPr>
+          <w:rFonts w:ascii="Times New Roman" w:hAnsi="Times New Roman" w:eastAsia="宋体"/>
+          <w:b/>
+          <w:color w:val="000000"/>
+          <w:sz w:val="24"/>
+          <w:u w:val="none"/>
+        </w:rPr>
+        <w:t>阅读训练</w:t>
       </w:r>
     </w:p>
     <w:p>
       <w:pPr>
-        <w:spacing w:after="80"/>
-      </w:pPr>
-      <w:r>
-        <w:rPr>
-          <w:rFonts w:ascii="等线" w:hAnsi="等线"/>
-          <w:sz w:val="21"/>
-        </w:rPr>
-        <w:t>订正：____________________________________________________________</w:t>
+        <w:keepNext/>
+        <w:keepLines/>
+        <w:widowControl/>
+        <w:spacing w:before="80" w:after="80" w:line="264" w:lineRule="auto"/>
+      </w:pPr>
+      <w:r>
+        <w:rPr>
+          <w:rFonts w:ascii="Times New Roman" w:hAnsi="Times New Roman" w:eastAsia="宋体"/>
+          <w:b/>
+          <w:color w:val="000000"/>
+          <w:sz w:val="22"/>
+          <w:u w:val="none"/>
+        </w:rPr>
+        <w:t>A　Choose the best answers.</w:t>
       </w:r>
     </w:p>
     <w:p>
       <w:pPr>
-        <w:spacing w:after="80"/>
-      </w:pPr>
-      <w:r>
-        <w:rPr>
-          <w:rFonts w:ascii="等线" w:hAnsi="等线"/>
+        <w:keepNext w:val="0"/>
+        <w:keepLines/>
+        <w:widowControl/>
+        <w:spacing w:before="0" w:after="60" w:line="264" w:lineRule="auto"/>
+      </w:pPr>
+      <w:r>
+        <w:rPr>
+          <w:rFonts w:ascii="Times New Roman" w:hAnsi="Times New Roman" w:eastAsia="宋体"/>
+          <w:b w:val="0"/>
+          <w:color w:val="000000"/>
           <w:sz w:val="21"/>
-        </w:rPr>
-        <w:t>心得：____________________________________________________________</w:t>
+          <w:u w:val="none"/>
+        </w:rPr>
+        <w:t>July 3, Monday</w:t>
       </w:r>
     </w:p>
     <w:p>
       <w:pPr>
-        <w:spacing w:after="80"/>
-      </w:pPr>
-      <w:r>
-        <w:rPr>
-          <w:rFonts w:ascii="等线" w:hAnsi="等线"/>
+        <w:keepNext w:val="0"/>
+        <w:keepLines/>
+        <w:widowControl/>
+        <w:spacing w:before="0" w:after="60" w:line="264" w:lineRule="auto"/>
+      </w:pPr>
+      <w:r>
+        <w:rPr>
+          <w:rFonts w:ascii="Times New Roman" w:hAnsi="Times New Roman" w:eastAsia="宋体"/>
+          <w:b w:val="0"/>
+          <w:color w:val="000000"/>
           <w:sz w:val="21"/>
-        </w:rPr>
-        <w:t>____________________________________________________________</w:t>
+          <w:u w:val="none"/>
+        </w:rPr>
+        <w:t>Dear William Taylor and James Rogers,</w:t>
       </w:r>
     </w:p>
     <w:p>
       <w:pPr>
-        <w:spacing w:after="80"/>
-      </w:pPr>
+        <w:keepNext w:val="0"/>
+        <w:keepLines/>
+        <w:widowControl/>
+        <w:spacing w:before="0" w:after="60" w:line="264" w:lineRule="auto"/>
+      </w:pPr>
+      <w:r>
+        <w:rPr>
+          <w:rFonts w:ascii="Times New Roman" w:hAnsi="Times New Roman" w:eastAsia="宋体"/>
+          <w:b w:val="0"/>
+          <w:color w:val="000000"/>
+          <w:sz w:val="21"/>
+          <w:u w:val="none"/>
+        </w:rPr>
+        <w:t>We are very pleased to welcome you to Beijing for about three days (July 12~14). Here's your itinerary（行程表）.</w:t>
+      </w:r>
     </w:p>
     <w:p>
       <w:pPr>
-        <w:keepNext/>
-        <w:spacing w:after="80"/>
-      </w:pPr>
-      <w:r>
-        <w:rPr>
-          <w:rFonts w:ascii="等线" w:hAnsi="等线"/>
-          <w:b/>
-          <w:sz w:val="24"/>
-        </w:rPr>
-        <w:t>第20题</w:t>
+        <w:keepNext w:val="0"/>
+        <w:keepLines/>
+        <w:widowControl/>
+        <w:spacing w:before="0" w:after="60" w:line="264" w:lineRule="auto"/>
+      </w:pPr>
+      <w:r>
+        <w:rPr>
+          <w:rFonts w:ascii="Times New Roman" w:hAnsi="Times New Roman" w:eastAsia="宋体"/>
+          <w:b w:val="0"/>
+          <w:color w:val="000000"/>
+          <w:sz w:val="21"/>
+          <w:u w:val="none"/>
+        </w:rPr>
+        <w:t>Tuesday: 4:00 p.m.—We will welcome you at the airport（机场）.</w:t>
       </w:r>
     </w:p>
     <w:p>
       <w:pPr>
-        <w:keepNext/>
-        <w:spacing w:after="80"/>
-      </w:pPr>
-      <w:r>
-        <w:rPr>
-          <w:rFonts w:ascii="等线" w:hAnsi="等线"/>
+        <w:keepNext w:val="0"/>
+        <w:keepLines/>
+        <w:widowControl/>
+        <w:spacing w:before="0" w:after="60" w:line="264" w:lineRule="auto"/>
+      </w:pPr>
+      <w:r>
+        <w:rPr>
+          <w:rFonts w:ascii="Times New Roman" w:hAnsi="Times New Roman" w:eastAsia="宋体"/>
+          <w:b w:val="0"/>
+          <w:color w:val="000000"/>
           <w:sz w:val="21"/>
-        </w:rPr>
-        <w:t>14. （　）There is a ＿＿＿＿＿＿＿＿ after the first act of the performance.</w:t>
-        <w:br/>
-        <w:t>A. five minutes break</w:t>
-        <w:br/>
-        <w:t>B. five-minute break</w:t>
-        <w:br/>
-        <w:t>C. five-minutes break</w:t>
-        <w:br/>
-        <w:t>D. five-minute-break</w:t>
+          <w:u w:val="none"/>
+        </w:rPr>
+        <w:t>4:15 p.m.—We will leave for the Great Wall Hotel. (About 45 minutes' drive)</w:t>
       </w:r>
     </w:p>
     <w:p>
       <w:pPr>
-        <w:spacing w:after="80"/>
-      </w:pPr>
-      <w:r>
-        <w:rPr>
-          <w:rFonts w:ascii="等线" w:hAnsi="等线"/>
+        <w:keepNext w:val="0"/>
+        <w:keepLines/>
+        <w:widowControl/>
+        <w:spacing w:before="0" w:after="60" w:line="264" w:lineRule="auto"/>
+      </w:pPr>
+      <w:r>
+        <w:rPr>
+          <w:rFonts w:ascii="Times New Roman" w:hAnsi="Times New Roman" w:eastAsia="宋体"/>
+          <w:b w:val="0"/>
+          <w:color w:val="000000"/>
           <w:sz w:val="21"/>
-        </w:rPr>
-        <w:t>朵朵原答案：C</w:t>
+          <w:u w:val="none"/>
+        </w:rPr>
+        <w:t>7:30 p.m.—We will have dinner at the hotel.</w:t>
       </w:r>
     </w:p>
     <w:p>
       <w:pPr>
-        <w:spacing w:after="80"/>
-      </w:pPr>
-      <w:r>
-        <w:rPr>
-          <w:rFonts w:ascii="等线" w:hAnsi="等线"/>
+        <w:keepNext w:val="0"/>
+        <w:keepLines/>
+        <w:widowControl/>
+        <w:spacing w:before="0" w:after="60" w:line="264" w:lineRule="auto"/>
+      </w:pPr>
+      <w:r>
+        <w:rPr>
+          <w:rFonts w:ascii="Times New Roman" w:hAnsi="Times New Roman" w:eastAsia="宋体"/>
+          <w:b w:val="0"/>
+          <w:color w:val="000000"/>
           <w:sz w:val="21"/>
-        </w:rPr>
-        <w:t>订正：____________________________________________________________</w:t>
+          <w:u w:val="none"/>
+        </w:rPr>
+        <w:t>Wednesday: 9:30 a.m.~11:00 a.m.—We will have a meeting in the hotel's meeting room.</w:t>
       </w:r>
     </w:p>
     <w:p>
       <w:pPr>
-        <w:spacing w:after="80"/>
-      </w:pPr>
-      <w:r>
-        <w:rPr>
-          <w:rFonts w:ascii="等线" w:hAnsi="等线"/>
+        <w:keepNext w:val="0"/>
+        <w:keepLines/>
+        <w:widowControl/>
+        <w:spacing w:before="0" w:after="60" w:line="264" w:lineRule="auto"/>
+      </w:pPr>
+      <w:r>
+        <w:rPr>
+          <w:rFonts w:ascii="Times New Roman" w:hAnsi="Times New Roman" w:eastAsia="宋体"/>
+          <w:b w:val="0"/>
+          <w:color w:val="000000"/>
           <w:sz w:val="21"/>
-        </w:rPr>
-        <w:t>心得：____________________________________________________________</w:t>
+          <w:u w:val="none"/>
+        </w:rPr>
+        <w:t>11:30 a.m.—We will have lunch at the hotel.</w:t>
       </w:r>
     </w:p>
     <w:p>
       <w:pPr>
-        <w:spacing w:after="80"/>
-      </w:pPr>
-      <w:r>
-        <w:rPr>
-          <w:rFonts w:ascii="等线" w:hAnsi="等线"/>
+        <w:keepNext w:val="0"/>
+        <w:keepLines/>
+        <w:widowControl/>
+        <w:spacing w:before="0" w:after="60" w:line="264" w:lineRule="auto"/>
+      </w:pPr>
+      <w:r>
+        <w:rPr>
+          <w:rFonts w:ascii="Times New Roman" w:hAnsi="Times New Roman" w:eastAsia="宋体"/>
+          <w:b w:val="0"/>
+          <w:color w:val="000000"/>
           <w:sz w:val="21"/>
-        </w:rPr>
-        <w:t>____________________________________________________________</w:t>
+          <w:u w:val="none"/>
+        </w:rPr>
+        <w:t>1:30 p.m.~4:30 a.m.—We will have a visit to our company（公司）.</w:t>
       </w:r>
     </w:p>
     <w:p>
       <w:pPr>
-        <w:spacing w:after="80"/>
-      </w:pPr>
+        <w:keepNext w:val="0"/>
+        <w:keepLines/>
+        <w:widowControl/>
+        <w:spacing w:before="0" w:after="60" w:line="264" w:lineRule="auto"/>
+      </w:pPr>
+      <w:r>
+        <w:rPr>
+          <w:rFonts w:ascii="Times New Roman" w:hAnsi="Times New Roman" w:eastAsia="宋体"/>
+          <w:b w:val="0"/>
+          <w:color w:val="000000"/>
+          <w:sz w:val="21"/>
+          <w:u w:val="none"/>
+        </w:rPr>
+        <w:t>6:00 p.m.—We will have dinner in a famous restaurant. (Beijing Roast Duck)</w:t>
+      </w:r>
     </w:p>
     <w:p>
       <w:pPr>
-        <w:keepNext/>
-        <w:spacing w:after="80"/>
-      </w:pPr>
-      <w:r>
-        <w:rPr>
-          <w:rFonts w:ascii="等线" w:hAnsi="等线"/>
-          <w:b/>
-          <w:sz w:val="24"/>
-        </w:rPr>
-        <w:t>第21题</w:t>
+        <w:keepNext w:val="0"/>
+        <w:keepLines/>
+        <w:widowControl/>
+        <w:spacing w:before="0" w:after="60" w:line="264" w:lineRule="auto"/>
+      </w:pPr>
+      <w:r>
+        <w:rPr>
+          <w:rFonts w:ascii="Times New Roman" w:hAnsi="Times New Roman" w:eastAsia="宋体"/>
+          <w:b w:val="0"/>
+          <w:color w:val="000000"/>
+          <w:sz w:val="21"/>
+          <w:u w:val="none"/>
+        </w:rPr>
+        <w:t>Thursday: 8:00 a.m.~11:00 a.m.—We will visit the Great Wall.</w:t>
       </w:r>
     </w:p>
     <w:p>
       <w:pPr>
-        <w:keepNext/>
-        <w:spacing w:after="80"/>
-      </w:pPr>
-      <w:r>
-        <w:rPr>
-          <w:rFonts w:ascii="等线" w:hAnsi="等线"/>
+        <w:keepNext w:val="0"/>
+        <w:keepLines/>
+        <w:widowControl/>
+        <w:spacing w:before="0" w:after="60" w:line="264" w:lineRule="auto"/>
+      </w:pPr>
+      <w:r>
+        <w:rPr>
+          <w:rFonts w:ascii="Times New Roman" w:hAnsi="Times New Roman" w:eastAsia="宋体"/>
+          <w:b w:val="0"/>
+          <w:color w:val="000000"/>
           <w:sz w:val="21"/>
-        </w:rPr>
-        <w:t>1. Sam studied ＿＿＿＿＿＿＿＿ last year. (France)</w:t>
+          <w:u w:val="none"/>
+        </w:rPr>
+        <w:t>1:00 p.m.—You will take a plane back to New York.</w:t>
       </w:r>
     </w:p>
     <w:p>
       <w:pPr>
-        <w:spacing w:after="80"/>
-      </w:pPr>
-      <w:r>
-        <w:rPr>
-          <w:rFonts w:ascii="等线" w:hAnsi="等线"/>
+        <w:keepNext w:val="0"/>
+        <w:keepLines/>
+        <w:widowControl/>
+        <w:spacing w:before="0" w:after="60" w:line="264" w:lineRule="auto"/>
+      </w:pPr>
+      <w:r>
+        <w:rPr>
+          <w:rFonts w:ascii="Times New Roman" w:hAnsi="Times New Roman" w:eastAsia="宋体"/>
+          <w:b w:val="0"/>
+          <w:color w:val="000000"/>
           <w:sz w:val="21"/>
-        </w:rPr>
-        <w:t>朵朵原答案：Franch</w:t>
+          <w:u w:val="none"/>
+        </w:rPr>
+        <w:t>Yours,</w:t>
       </w:r>
     </w:p>
     <w:p>
       <w:pPr>
-        <w:spacing w:after="80"/>
-      </w:pPr>
-      <w:r>
-        <w:rPr>
-          <w:rFonts w:ascii="等线" w:hAnsi="等线"/>
+        <w:keepNext w:val="0"/>
+        <w:keepLines/>
+        <w:widowControl/>
+        <w:spacing w:before="0" w:after="60" w:line="264" w:lineRule="auto"/>
+      </w:pPr>
+      <w:r>
+        <w:rPr>
+          <w:rFonts w:ascii="Times New Roman" w:hAnsi="Times New Roman" w:eastAsia="宋体"/>
+          <w:b w:val="0"/>
+          <w:color w:val="000000"/>
           <w:sz w:val="21"/>
-        </w:rPr>
-        <w:t>订正：____________________________________________________________</w:t>
+          <w:u w:val="none"/>
+        </w:rPr>
+        <w:t>Liu Gang</w:t>
       </w:r>
     </w:p>
     <w:p>
       <w:pPr>
-        <w:spacing w:after="80"/>
-      </w:pPr>
-      <w:r>
-        <w:rPr>
-          <w:rFonts w:ascii="等线" w:hAnsi="等线"/>
+        <w:keepNext/>
+        <w:keepLines/>
+        <w:widowControl/>
+        <w:spacing w:before="0" w:after="40" w:line="264" w:lineRule="auto"/>
+      </w:pPr>
+      <w:r>
+        <w:rPr>
+          <w:rFonts w:ascii="Times New Roman" w:hAnsi="Times New Roman" w:eastAsia="宋体"/>
+          <w:b/>
+          <w:color w:val="000000"/>
           <w:sz w:val="21"/>
-        </w:rPr>
-        <w:t>心得：____________________________________________________________</w:t>
+          <w:u w:val="none"/>
+        </w:rPr>
+        <w:t>1.</w:t>
+      </w:r>
+      <w:r>
+        <w:rPr>
+          <w:rFonts w:ascii="Times New Roman" w:hAnsi="Times New Roman" w:eastAsia="宋体"/>
+          <w:b w:val="0"/>
+          <w:color w:val="000000"/>
+          <w:sz w:val="21"/>
+          <w:u w:val="none"/>
+        </w:rPr>
+        <w:t xml:space="preserve"> （　）William Taylor and James Rogers will arrive in Beijing on ________.</w:t>
       </w:r>
     </w:p>
     <w:p>
       <w:pPr>
-        <w:spacing w:after="80"/>
-      </w:pPr>
-      <w:r>
-        <w:rPr>
-          <w:rFonts w:ascii="等线" w:hAnsi="等线"/>
+        <w:keepNext/>
+        <w:keepLines/>
+        <w:widowControl/>
+        <w:tabs>
+          <w:tab w:pos="1814" w:val="left"/>
+          <w:tab w:pos="3628" w:val="left"/>
+          <w:tab w:pos="5443" w:val="left"/>
+        </w:tabs>
+        <w:spacing w:before="0" w:after="20" w:line="264" w:lineRule="auto"/>
+      </w:pPr>
+      <w:r>
+        <w:rPr>
+          <w:rFonts w:ascii="Times New Roman" w:hAnsi="Times New Roman" w:eastAsia="宋体"/>
+          <w:b w:val="0"/>
+          <w:color w:val="000000"/>
           <w:sz w:val="21"/>
-        </w:rPr>
-        <w:t>____________________________________________________________</w:t>
+          <w:u w:val="none"/>
+        </w:rPr>
+        <w:t>A. July 3</w:t>
+        <w:tab/>
+        <w:t>B. July 12</w:t>
+        <w:tab/>
+        <w:t>C. July 13</w:t>
+        <w:tab/>
+        <w:t>D. July 14</w:t>
       </w:r>
     </w:p>
     <w:p>
       <w:pPr>
-        <w:spacing w:after="80"/>
-      </w:pPr>
+        <w:keepNext/>
+        <w:keepLines/>
+        <w:widowControl/>
+        <w:spacing w:before="0" w:after="20" w:line="264" w:lineRule="auto"/>
+      </w:pPr>
+      <w:r>
+        <w:rPr>
+          <w:rFonts w:ascii="Times New Roman" w:hAnsi="Times New Roman" w:eastAsia="宋体"/>
+          <w:b/>
+          <w:color w:val="000000"/>
+          <w:sz w:val="20"/>
+          <w:u w:val="none"/>
+        </w:rPr>
+        <w:t>朵朵原答案：</w:t>
+      </w:r>
+      <w:r>
+        <w:rPr>
+          <w:rFonts w:ascii="Times New Roman" w:hAnsi="Times New Roman" w:eastAsia="宋体"/>
+          <w:b w:val="0"/>
+          <w:color w:val="000000"/>
+          <w:sz w:val="20"/>
+          <w:u w:val="none"/>
+        </w:rPr>
+        <w:t xml:space="preserve"> A</w:t>
+      </w:r>
     </w:p>
     <w:p>
       <w:pPr>
         <w:keepNext/>
-        <w:spacing w:after="80"/>
-      </w:pPr>
-      <w:r>
-        <w:rPr>
-          <w:rFonts w:ascii="等线" w:hAnsi="等线"/>
-          <w:b/>
-          <w:sz w:val="24"/>
-        </w:rPr>
-        <w:t>第22题</w:t>
+        <w:keepLines/>
+        <w:widowControl/>
+        <w:tabs>
+          <w:tab w:pos="7200" w:val="left"/>
+        </w:tabs>
+        <w:spacing w:before="0" w:after="20" w:line="380" w:lineRule="exact"/>
+      </w:pPr>
+      <w:r>
+        <w:rPr>
+          <w:rFonts w:ascii="Times New Roman" w:hAnsi="Times New Roman" w:eastAsia="宋体"/>
+          <w:b w:val="0"/>
+          <w:color w:val="000000"/>
+          <w:sz w:val="20"/>
+          <w:u w:val="none"/>
+        </w:rPr>
+        <w:t>订正：</w:t>
+      </w:r>
+      <w:r>
+        <w:rPr>
+          <w:rFonts w:ascii="Times New Roman" w:hAnsi="Times New Roman" w:eastAsia="宋体"/>
+          <w:b w:val="0"/>
+          <w:color w:val="000000"/>
+          <w:sz w:val="20"/>
+          <w:u w:val="single"/>
+        </w:rPr>
+        <w:tab/>
       </w:r>
     </w:p>
     <w:p>
       <w:pPr>
-        <w:keepNext/>
-        <w:spacing w:after="80"/>
-      </w:pPr>
-      <w:r>
-        <w:rPr>
-          <w:rFonts w:ascii="等线" w:hAnsi="等线"/>
-          <w:sz w:val="21"/>
-        </w:rPr>
-        <w:t>3. We have a lot of ＿＿＿＿＿＿＿＿ in our school after school. (act)</w:t>
+        <w:keepNext w:val="0"/>
+        <w:keepLines/>
+        <w:widowControl/>
+        <w:tabs>
+          <w:tab w:pos="7200" w:val="left"/>
+        </w:tabs>
+        <w:spacing w:before="0" w:after="80" w:line="380" w:lineRule="exact"/>
+      </w:pPr>
+      <w:r>
+        <w:rPr>
+          <w:rFonts w:ascii="Times New Roman" w:hAnsi="Times New Roman" w:eastAsia="宋体"/>
+          <w:b w:val="0"/>
+          <w:color w:val="000000"/>
+          <w:sz w:val="20"/>
+          <w:u w:val="none"/>
+        </w:rPr>
+        <w:t>心得：</w:t>
+      </w:r>
+      <w:r>
+        <w:rPr>
+          <w:rFonts w:ascii="Times New Roman" w:hAnsi="Times New Roman" w:eastAsia="宋体"/>
+          <w:b w:val="0"/>
+          <w:color w:val="000000"/>
+          <w:sz w:val="20"/>
+          <w:u w:val="single"/>
+        </w:rPr>
+        <w:tab/>
       </w:r>
     </w:p>
     <w:p>
       <w:pPr>
-        <w:spacing w:after="80"/>
-      </w:pPr>
-      <w:r>
-        <w:rPr>
-          <w:rFonts w:ascii="等线" w:hAnsi="等线"/>
+        <w:keepNext/>
+        <w:keepLines/>
+        <w:widowControl/>
+        <w:spacing w:before="0" w:after="40" w:line="264" w:lineRule="auto"/>
+      </w:pPr>
+      <w:r>
+        <w:rPr>
+          <w:rFonts w:ascii="Times New Roman" w:hAnsi="Times New Roman" w:eastAsia="宋体"/>
+          <w:b/>
+          <w:color w:val="000000"/>
           <w:sz w:val="21"/>
-        </w:rPr>
-        <w:t>朵朵原答案：activity</w:t>
+          <w:u w:val="none"/>
+        </w:rPr>
+        <w:t>2.</w:t>
+      </w:r>
+      <w:r>
+        <w:rPr>
+          <w:rFonts w:ascii="Times New Roman" w:hAnsi="Times New Roman" w:eastAsia="宋体"/>
+          <w:b w:val="0"/>
+          <w:color w:val="000000"/>
+          <w:sz w:val="21"/>
+          <w:u w:val="none"/>
+        </w:rPr>
+        <w:t xml:space="preserve"> （　）How long will it take them to the Great Wall Hotel from the airport by car?</w:t>
       </w:r>
     </w:p>
     <w:p>
       <w:pPr>
-        <w:spacing w:after="80"/>
-      </w:pPr>
-      <w:r>
-        <w:rPr>
-          <w:rFonts w:ascii="等线" w:hAnsi="等线"/>
+        <w:keepNext/>
+        <w:keepLines/>
+        <w:widowControl/>
+        <w:tabs>
+          <w:tab w:pos="1814" w:val="left"/>
+          <w:tab w:pos="3628" w:val="left"/>
+          <w:tab w:pos="5443" w:val="left"/>
+        </w:tabs>
+        <w:spacing w:before="0" w:after="20" w:line="264" w:lineRule="auto"/>
+      </w:pPr>
+      <w:r>
+        <w:rPr>
+          <w:rFonts w:ascii="Times New Roman" w:hAnsi="Times New Roman" w:eastAsia="宋体"/>
+          <w:b w:val="0"/>
+          <w:color w:val="000000"/>
           <w:sz w:val="21"/>
-        </w:rPr>
-        <w:t>订正：____________________________________________________________</w:t>
+          <w:u w:val="none"/>
+        </w:rPr>
+        <w:t>A. 15 minutes.</w:t>
+        <w:tab/>
+        <w:t>B. 30 minutes.</w:t>
+        <w:tab/>
+        <w:t>C. 45 minutes.</w:t>
+        <w:tab/>
+        <w:t>D. 60 minutes.</w:t>
       </w:r>
     </w:p>
     <w:p>
       <w:pPr>
-        <w:spacing w:after="80"/>
-      </w:pPr>
-      <w:r>
-        <w:rPr>
-          <w:rFonts w:ascii="等线" w:hAnsi="等线"/>
-          <w:sz w:val="21"/>
-        </w:rPr>
-        <w:t>心得：____________________________________________________________</w:t>
+        <w:keepNext/>
+        <w:keepLines/>
+        <w:widowControl/>
+        <w:tabs>
+          <w:tab w:pos="7200" w:val="left"/>
+        </w:tabs>
+        <w:spacing w:before="0" w:after="20" w:line="380" w:lineRule="exact"/>
+      </w:pPr>
+      <w:r>
+        <w:rPr>
+          <w:rFonts w:ascii="Times New Roman" w:hAnsi="Times New Roman" w:eastAsia="宋体"/>
+          <w:b w:val="0"/>
+          <w:color w:val="000000"/>
+          <w:sz w:val="20"/>
+          <w:u w:val="none"/>
+        </w:rPr>
+        <w:t>订正：</w:t>
+      </w:r>
+      <w:r>
+        <w:rPr>
+          <w:rFonts w:ascii="Times New Roman" w:hAnsi="Times New Roman" w:eastAsia="宋体"/>
+          <w:b w:val="0"/>
+          <w:color w:val="000000"/>
+          <w:sz w:val="20"/>
+          <w:u w:val="single"/>
+        </w:rPr>
+        <w:tab/>
       </w:r>
     </w:p>
     <w:p>
       <w:pPr>
-        <w:spacing w:after="80"/>
-      </w:pPr>
-      <w:r>
-        <w:rPr>
-          <w:rFonts w:ascii="等线" w:hAnsi="等线"/>
-          <w:sz w:val="21"/>
-        </w:rPr>
-        <w:t>____________________________________________________________</w:t>
+        <w:keepNext w:val="0"/>
+        <w:keepLines/>
+        <w:widowControl/>
+        <w:tabs>
+          <w:tab w:pos="7200" w:val="left"/>
+        </w:tabs>
+        <w:spacing w:before="0" w:after="80" w:line="380" w:lineRule="exact"/>
+      </w:pPr>
+      <w:r>
+        <w:rPr>
+          <w:rFonts w:ascii="Times New Roman" w:hAnsi="Times New Roman" w:eastAsia="宋体"/>
+          <w:b w:val="0"/>
+          <w:color w:val="000000"/>
+          <w:sz w:val="20"/>
+          <w:u w:val="none"/>
+        </w:rPr>
+        <w:t>心得：</w:t>
+      </w:r>
+      <w:r>
+        <w:rPr>
+          <w:rFonts w:ascii="Times New Roman" w:hAnsi="Times New Roman" w:eastAsia="宋体"/>
+          <w:b w:val="0"/>
+          <w:color w:val="000000"/>
+          <w:sz w:val="20"/>
+          <w:u w:val="single"/>
+        </w:rPr>
+        <w:tab/>
       </w:r>
     </w:p>
     <w:p>
       <w:pPr>
-        <w:spacing w:after="80"/>
-      </w:pPr>
+        <w:keepNext/>
+        <w:keepLines/>
+        <w:widowControl/>
+        <w:spacing w:before="0" w:after="40" w:line="264" w:lineRule="auto"/>
+      </w:pPr>
+      <w:r>
+        <w:rPr>
+          <w:rFonts w:ascii="Times New Roman" w:hAnsi="Times New Roman" w:eastAsia="宋体"/>
+          <w:b/>
+          <w:color w:val="000000"/>
+          <w:sz w:val="21"/>
+          <w:u w:val="none"/>
+        </w:rPr>
+        <w:t>3.</w:t>
+      </w:r>
+      <w:r>
+        <w:rPr>
+          <w:rFonts w:ascii="Times New Roman" w:hAnsi="Times New Roman" w:eastAsia="宋体"/>
+          <w:b w:val="0"/>
+          <w:color w:val="000000"/>
+          <w:sz w:val="21"/>
+          <w:u w:val="none"/>
+        </w:rPr>
+        <w:t xml:space="preserve"> （　）The meeting will be in the ________ meeting room.</w:t>
+      </w:r>
     </w:p>
     <w:p>
       <w:pPr>
         <w:keepNext/>
-        <w:spacing w:after="80"/>
-      </w:pPr>
-      <w:r>
-        <w:rPr>
-          <w:rFonts w:ascii="等线" w:hAnsi="等线"/>
-          <w:b/>
-          <w:sz w:val="24"/>
-        </w:rPr>
-        <w:t>第23题</w:t>
+        <w:keepLines/>
+        <w:widowControl/>
+        <w:tabs>
+          <w:tab w:pos="1814" w:val="left"/>
+          <w:tab w:pos="3628" w:val="left"/>
+          <w:tab w:pos="5443" w:val="left"/>
+        </w:tabs>
+        <w:spacing w:before="0" w:after="20" w:line="264" w:lineRule="auto"/>
+      </w:pPr>
+      <w:r>
+        <w:rPr>
+          <w:rFonts w:ascii="Times New Roman" w:hAnsi="Times New Roman" w:eastAsia="宋体"/>
+          <w:b w:val="0"/>
+          <w:color w:val="000000"/>
+          <w:sz w:val="21"/>
+          <w:u w:val="none"/>
+        </w:rPr>
+        <w:t>A. airport's</w:t>
+        <w:tab/>
+        <w:t>B. hotel's</w:t>
+        <w:tab/>
+        <w:t>C. company's</w:t>
+        <w:tab/>
+        <w:t>D. restaurant's</w:t>
       </w:r>
     </w:p>
     <w:p>
       <w:pPr>
         <w:keepNext/>
-        <w:spacing w:after="80"/>
-      </w:pPr>
-      <w:r>
-        <w:rPr>
-          <w:rFonts w:ascii="等线" w:hAnsi="等线"/>
-          <w:sz w:val="21"/>
-        </w:rPr>
-        <w:t>5. I didn't follow the ＿＿＿＿＿＿＿＿ on the guide and I broke the computer. (instruct)</w:t>
+        <w:keepLines/>
+        <w:widowControl/>
+        <w:spacing w:before="0" w:after="20" w:line="264" w:lineRule="auto"/>
+      </w:pPr>
+      <w:r>
+        <w:rPr>
+          <w:rFonts w:ascii="Times New Roman" w:hAnsi="Times New Roman" w:eastAsia="宋体"/>
+          <w:b/>
+          <w:color w:val="000000"/>
+          <w:sz w:val="20"/>
+          <w:u w:val="none"/>
+        </w:rPr>
+        <w:t>朵朵原答案：</w:t>
+      </w:r>
+      <w:r>
+        <w:rPr>
+          <w:rFonts w:ascii="Times New Roman" w:hAnsi="Times New Roman" w:eastAsia="宋体"/>
+          <w:b w:val="0"/>
+          <w:color w:val="000000"/>
+          <w:sz w:val="20"/>
+          <w:u w:val="none"/>
+        </w:rPr>
+        <w:t xml:space="preserve"> A</w:t>
       </w:r>
     </w:p>
     <w:p>
       <w:pPr>
-        <w:spacing w:after="80"/>
-      </w:pPr>
-      <w:r>
-        <w:rPr>
-          <w:rFonts w:ascii="等线" w:hAnsi="等线"/>
-          <w:sz w:val="21"/>
-        </w:rPr>
-        <w:t>朵朵原答案：instruct</w:t>
+        <w:keepNext/>
+        <w:keepLines/>
+        <w:widowControl/>
+        <w:tabs>
+          <w:tab w:pos="7200" w:val="left"/>
+        </w:tabs>
+        <w:spacing w:before="0" w:after="20" w:line="380" w:lineRule="exact"/>
+      </w:pPr>
+      <w:r>
+        <w:rPr>
+          <w:rFonts w:ascii="Times New Roman" w:hAnsi="Times New Roman" w:eastAsia="宋体"/>
+          <w:b w:val="0"/>
+          <w:color w:val="000000"/>
+          <w:sz w:val="20"/>
+          <w:u w:val="none"/>
+        </w:rPr>
+        <w:t>订正：</w:t>
+      </w:r>
+      <w:r>
+        <w:rPr>
+          <w:rFonts w:ascii="Times New Roman" w:hAnsi="Times New Roman" w:eastAsia="宋体"/>
+          <w:b w:val="0"/>
+          <w:color w:val="000000"/>
+          <w:sz w:val="20"/>
+          <w:u w:val="single"/>
+        </w:rPr>
+        <w:tab/>
       </w:r>
     </w:p>
     <w:p>
       <w:pPr>
-        <w:spacing w:after="80"/>
-      </w:pPr>
-      <w:r>
-        <w:rPr>
-          <w:rFonts w:ascii="等线" w:hAnsi="等线"/>
-          <w:sz w:val="21"/>
-        </w:rPr>
-        <w:t>订正：____________________________________________________________</w:t>
+        <w:keepNext w:val="0"/>
+        <w:keepLines/>
+        <w:widowControl/>
+        <w:tabs>
+          <w:tab w:pos="7200" w:val="left"/>
+        </w:tabs>
+        <w:spacing w:before="0" w:after="80" w:line="380" w:lineRule="exact"/>
+      </w:pPr>
+      <w:r>
+        <w:rPr>
+          <w:rFonts w:ascii="Times New Roman" w:hAnsi="Times New Roman" w:eastAsia="宋体"/>
+          <w:b w:val="0"/>
+          <w:color w:val="000000"/>
+          <w:sz w:val="20"/>
+          <w:u w:val="none"/>
+        </w:rPr>
+        <w:t>心得：</w:t>
+      </w:r>
+      <w:r>
+        <w:rPr>
+          <w:rFonts w:ascii="Times New Roman" w:hAnsi="Times New Roman" w:eastAsia="宋体"/>
+          <w:b w:val="0"/>
+          <w:color w:val="000000"/>
+          <w:sz w:val="20"/>
+          <w:u w:val="single"/>
+        </w:rPr>
+        <w:tab/>
       </w:r>
     </w:p>
     <w:p>
       <w:pPr>
-        <w:spacing w:after="80"/>
-      </w:pPr>
-      <w:r>
-        <w:rPr>
-          <w:rFonts w:ascii="等线" w:hAnsi="等线"/>
+        <w:keepNext/>
+        <w:keepLines/>
+        <w:widowControl/>
+        <w:spacing w:before="0" w:after="40" w:line="264" w:lineRule="auto"/>
+      </w:pPr>
+      <w:r>
+        <w:rPr>
+          <w:rFonts w:ascii="Times New Roman" w:hAnsi="Times New Roman" w:eastAsia="宋体"/>
+          <w:b/>
+          <w:color w:val="000000"/>
           <w:sz w:val="21"/>
-        </w:rPr>
-        <w:t>心得：____________________________________________________________</w:t>
+          <w:u w:val="none"/>
+        </w:rPr>
+        <w:t>4.</w:t>
+      </w:r>
+      <w:r>
+        <w:rPr>
+          <w:rFonts w:ascii="Times New Roman" w:hAnsi="Times New Roman" w:eastAsia="宋体"/>
+          <w:b w:val="0"/>
+          <w:color w:val="000000"/>
+          <w:sz w:val="21"/>
+          <w:u w:val="none"/>
+        </w:rPr>
+        <w:t xml:space="preserve"> （　）What will they have for dinner on Wednesday?</w:t>
       </w:r>
     </w:p>
     <w:p>
       <w:pPr>
-        <w:spacing w:after="80"/>
-      </w:pPr>
-      <w:r>
-        <w:rPr>
-          <w:rFonts w:ascii="等线" w:hAnsi="等线"/>
+        <w:keepNext/>
+        <w:keepLines/>
+        <w:widowControl/>
+        <w:tabs>
+          <w:tab w:pos="3628" w:val="left"/>
+        </w:tabs>
+        <w:spacing w:before="0" w:after="20" w:line="264" w:lineRule="auto"/>
+      </w:pPr>
+      <w:r>
+        <w:rPr>
+          <w:rFonts w:ascii="Times New Roman" w:hAnsi="Times New Roman" w:eastAsia="宋体"/>
+          <w:b w:val="0"/>
+          <w:color w:val="000000"/>
           <w:sz w:val="21"/>
-        </w:rPr>
-        <w:t>____________________________________________________________</w:t>
+          <w:u w:val="none"/>
+        </w:rPr>
+        <w:t>A. Beijing Roast Duck.</w:t>
+        <w:tab/>
+        <w:t>B. Beijing Hot Pot.</w:t>
       </w:r>
     </w:p>
     <w:p>
       <w:pPr>
-        <w:spacing w:after="80"/>
-      </w:pPr>
+        <w:keepNext/>
+        <w:keepLines/>
+        <w:widowControl/>
+        <w:tabs>
+          <w:tab w:pos="3628" w:val="left"/>
+        </w:tabs>
+        <w:spacing w:before="0" w:after="20" w:line="264" w:lineRule="auto"/>
+      </w:pPr>
+      <w:r>
+        <w:rPr>
+          <w:rFonts w:ascii="Times New Roman" w:hAnsi="Times New Roman" w:eastAsia="宋体"/>
+          <w:b w:val="0"/>
+          <w:color w:val="000000"/>
+          <w:sz w:val="21"/>
+          <w:u w:val="none"/>
+        </w:rPr>
+        <w:t>C. Beijing Spring Rolls.</w:t>
+        <w:tab/>
+        <w:t>D. Beijing Dumplings.</w:t>
+      </w:r>
     </w:p>
     <w:p>
       <w:pPr>
         <w:keepNext/>
-        <w:spacing w:after="80"/>
-      </w:pPr>
-      <w:r>
-        <w:rPr>
-          <w:rFonts w:ascii="等线" w:hAnsi="等线"/>
+        <w:keepLines/>
+        <w:widowControl/>
+        <w:spacing w:before="0" w:after="20" w:line="264" w:lineRule="auto"/>
+      </w:pPr>
+      <w:r>
+        <w:rPr>
+          <w:rFonts w:ascii="Times New Roman" w:hAnsi="Times New Roman" w:eastAsia="宋体"/>
           <w:b/>
-          <w:sz w:val="24"/>
-        </w:rPr>
-        <w:t>第24题</w:t>
+          <w:color w:val="000000"/>
+          <w:sz w:val="20"/>
+          <w:u w:val="none"/>
+        </w:rPr>
+        <w:t>朵朵原答案：</w:t>
+      </w:r>
+      <w:r>
+        <w:rPr>
+          <w:rFonts w:ascii="Times New Roman" w:hAnsi="Times New Roman" w:eastAsia="宋体"/>
+          <w:b w:val="0"/>
+          <w:color w:val="000000"/>
+          <w:sz w:val="20"/>
+          <w:u w:val="none"/>
+        </w:rPr>
+        <w:t xml:space="preserve"> D</w:t>
       </w:r>
     </w:p>
     <w:p>
       <w:pPr>
         <w:keepNext/>
-        <w:spacing w:after="80"/>
-      </w:pPr>
-      <w:r>
-        <w:rPr>
-          <w:rFonts w:ascii="等线" w:hAnsi="等线"/>
-          <w:sz w:val="21"/>
-        </w:rPr>
-        <w:t>7. Lu Yao had her ＿＿＿＿＿＿＿＿ birthday party with her family. (eleven)</w:t>
+        <w:keepLines/>
+        <w:widowControl/>
+        <w:tabs>
+          <w:tab w:pos="7200" w:val="left"/>
+        </w:tabs>
+        <w:spacing w:before="0" w:after="20" w:line="380" w:lineRule="exact"/>
+      </w:pPr>
+      <w:r>
+        <w:rPr>
+          <w:rFonts w:ascii="Times New Roman" w:hAnsi="Times New Roman" w:eastAsia="宋体"/>
+          <w:b w:val="0"/>
+          <w:color w:val="000000"/>
+          <w:sz w:val="20"/>
+          <w:u w:val="none"/>
+        </w:rPr>
+        <w:t>订正：</w:t>
+      </w:r>
+      <w:r>
+        <w:rPr>
+          <w:rFonts w:ascii="Times New Roman" w:hAnsi="Times New Roman" w:eastAsia="宋体"/>
+          <w:b w:val="0"/>
+          <w:color w:val="000000"/>
+          <w:sz w:val="20"/>
+          <w:u w:val="single"/>
+        </w:rPr>
+        <w:tab/>
       </w:r>
     </w:p>
     <w:p>
       <w:pPr>
-        <w:spacing w:after="80"/>
-      </w:pPr>
-      <w:r>
-        <w:rPr>
-          <w:rFonts w:ascii="等线" w:hAnsi="等线"/>
-          <w:sz w:val="21"/>
-        </w:rPr>
-        <w:t>朵朵原答案：eleven</w:t>
+        <w:keepNext w:val="0"/>
+        <w:keepLines/>
+        <w:widowControl/>
+        <w:tabs>
+          <w:tab w:pos="7200" w:val="left"/>
+        </w:tabs>
+        <w:spacing w:before="0" w:after="80" w:line="380" w:lineRule="exact"/>
+      </w:pPr>
+      <w:r>
+        <w:rPr>
+          <w:rFonts w:ascii="Times New Roman" w:hAnsi="Times New Roman" w:eastAsia="宋体"/>
+          <w:b w:val="0"/>
+          <w:color w:val="000000"/>
+          <w:sz w:val="20"/>
+          <w:u w:val="none"/>
+        </w:rPr>
+        <w:t>心得：</w:t>
+      </w:r>
+      <w:r>
+        <w:rPr>
+          <w:rFonts w:ascii="Times New Roman" w:hAnsi="Times New Roman" w:eastAsia="宋体"/>
+          <w:b w:val="0"/>
+          <w:color w:val="000000"/>
+          <w:sz w:val="20"/>
+          <w:u w:val="single"/>
+        </w:rPr>
+        <w:tab/>
       </w:r>
     </w:p>
     <w:p>
       <w:pPr>
-        <w:spacing w:after="80"/>
-      </w:pPr>
-      <w:r>
-        <w:rPr>
-          <w:rFonts w:ascii="等线" w:hAnsi="等线"/>
+        <w:keepNext/>
+        <w:keepLines/>
+        <w:widowControl/>
+        <w:spacing w:before="0" w:after="40" w:line="264" w:lineRule="auto"/>
+      </w:pPr>
+      <w:r>
+        <w:rPr>
+          <w:rFonts w:ascii="Times New Roman" w:hAnsi="Times New Roman" w:eastAsia="宋体"/>
+          <w:b/>
+          <w:color w:val="000000"/>
           <w:sz w:val="21"/>
-        </w:rPr>
-        <w:t>订正：____________________________________________________________</w:t>
+          <w:u w:val="none"/>
+        </w:rPr>
+        <w:t>5.</w:t>
+      </w:r>
+      <w:r>
+        <w:rPr>
+          <w:rFonts w:ascii="Times New Roman" w:hAnsi="Times New Roman" w:eastAsia="宋体"/>
+          <w:b w:val="0"/>
+          <w:color w:val="000000"/>
+          <w:sz w:val="21"/>
+          <w:u w:val="none"/>
+        </w:rPr>
+        <w:t xml:space="preserve"> （　）They will go back to New York ________.</w:t>
       </w:r>
     </w:p>
     <w:p>
       <w:pPr>
-        <w:spacing w:after="80"/>
-      </w:pPr>
-      <w:r>
-        <w:rPr>
-          <w:rFonts w:ascii="等线" w:hAnsi="等线"/>
+        <w:keepNext/>
+        <w:keepLines/>
+        <w:widowControl/>
+        <w:tabs>
+          <w:tab w:pos="1814" w:val="left"/>
+          <w:tab w:pos="3628" w:val="left"/>
+          <w:tab w:pos="5443" w:val="left"/>
+        </w:tabs>
+        <w:spacing w:before="0" w:after="20" w:line="264" w:lineRule="auto"/>
+      </w:pPr>
+      <w:r>
+        <w:rPr>
+          <w:rFonts w:ascii="Times New Roman" w:hAnsi="Times New Roman" w:eastAsia="宋体"/>
+          <w:b w:val="0"/>
+          <w:color w:val="000000"/>
           <w:sz w:val="21"/>
-        </w:rPr>
-        <w:t>心得：____________________________________________________________</w:t>
+          <w:u w:val="none"/>
+        </w:rPr>
+        <w:t>A. by car</w:t>
+        <w:tab/>
+        <w:t>B. by train</w:t>
+        <w:tab/>
+        <w:t>C. by ship</w:t>
+        <w:tab/>
+        <w:t>D. by air</w:t>
       </w:r>
     </w:p>
     <w:p>
       <w:pPr>
-        <w:spacing w:after="80"/>
-      </w:pPr>
-      <w:r>
-        <w:rPr>
-          <w:rFonts w:ascii="等线" w:hAnsi="等线"/>
-          <w:sz w:val="21"/>
-        </w:rPr>
-        <w:t>____________________________________________________________</w:t>
+        <w:keepNext/>
+        <w:keepLines/>
+        <w:widowControl/>
+        <w:spacing w:before="0" w:after="20" w:line="264" w:lineRule="auto"/>
+      </w:pPr>
+      <w:r>
+        <w:rPr>
+          <w:rFonts w:ascii="Times New Roman" w:hAnsi="Times New Roman" w:eastAsia="宋体"/>
+          <w:b/>
+          <w:color w:val="000000"/>
+          <w:sz w:val="20"/>
+          <w:u w:val="none"/>
+        </w:rPr>
+        <w:t>朵朵原答案：</w:t>
+      </w:r>
+      <w:r>
+        <w:rPr>
+          <w:rFonts w:ascii="Times New Roman" w:hAnsi="Times New Roman" w:eastAsia="宋体"/>
+          <w:b w:val="0"/>
+          <w:color w:val="000000"/>
+          <w:sz w:val="20"/>
+          <w:u w:val="none"/>
+        </w:rPr>
+        <w:t xml:space="preserve"> B</w:t>
       </w:r>
     </w:p>
     <w:p>
       <w:pPr>
-        <w:spacing w:after="80"/>
-      </w:pPr>
+        <w:keepNext/>
+        <w:keepLines/>
+        <w:widowControl/>
+        <w:tabs>
+          <w:tab w:pos="7200" w:val="left"/>
+        </w:tabs>
+        <w:spacing w:before="0" w:after="20" w:line="380" w:lineRule="exact"/>
+      </w:pPr>
+      <w:r>
+        <w:rPr>
+          <w:rFonts w:ascii="Times New Roman" w:hAnsi="Times New Roman" w:eastAsia="宋体"/>
+          <w:b w:val="0"/>
+          <w:color w:val="000000"/>
+          <w:sz w:val="20"/>
+          <w:u w:val="none"/>
+        </w:rPr>
+        <w:t>订正：</w:t>
+      </w:r>
+      <w:r>
+        <w:rPr>
+          <w:rFonts w:ascii="Times New Roman" w:hAnsi="Times New Roman" w:eastAsia="宋体"/>
+          <w:b w:val="0"/>
+          <w:color w:val="000000"/>
+          <w:sz w:val="20"/>
+          <w:u w:val="single"/>
+        </w:rPr>
+        <w:tab/>
+      </w:r>
     </w:p>
     <w:p>
       <w:pPr>
-        <w:keepNext/>
-        <w:spacing w:after="80"/>
-      </w:pPr>
-      <w:r>
-        <w:rPr>
-          <w:rFonts w:ascii="等线" w:hAnsi="等线"/>
-          <w:b/>
-          <w:sz w:val="24"/>
-        </w:rPr>
-        <w:t>第25题</w:t>
+        <w:keepNext w:val="0"/>
+        <w:keepLines/>
+        <w:widowControl/>
+        <w:tabs>
+          <w:tab w:pos="7200" w:val="left"/>
+        </w:tabs>
+        <w:spacing w:before="0" w:after="80" w:line="380" w:lineRule="exact"/>
+      </w:pPr>
+      <w:r>
+        <w:rPr>
+          <w:rFonts w:ascii="Times New Roman" w:hAnsi="Times New Roman" w:eastAsia="宋体"/>
+          <w:b w:val="0"/>
+          <w:color w:val="000000"/>
+          <w:sz w:val="20"/>
+          <w:u w:val="none"/>
+        </w:rPr>
+        <w:t>心得：</w:t>
+      </w:r>
+      <w:r>
+        <w:rPr>
+          <w:rFonts w:ascii="Times New Roman" w:hAnsi="Times New Roman" w:eastAsia="宋体"/>
+          <w:b w:val="0"/>
+          <w:color w:val="000000"/>
+          <w:sz w:val="20"/>
+          <w:u w:val="single"/>
+        </w:rPr>
+        <w:tab/>
       </w:r>
     </w:p>
     <w:p>
       <w:pPr>
         <w:keepNext/>
-        <w:spacing w:after="80"/>
-      </w:pPr>
-      <w:r>
-        <w:rPr>
-          <w:rFonts w:ascii="等线" w:hAnsi="等线"/>
-          <w:sz w:val="21"/>
-        </w:rPr>
-        <w:t>9. Lin Dong and Li Bailing love sports. I usually play badminton with ＿＿＿＿＿＿＿＿. (they)</w:t>
+        <w:keepLines/>
+        <w:widowControl/>
+        <w:spacing w:before="100" w:after="40" w:line="264" w:lineRule="auto"/>
+      </w:pPr>
+      <w:r>
+        <w:rPr>
+          <w:rFonts w:ascii="Times New Roman" w:hAnsi="Times New Roman" w:eastAsia="宋体"/>
+          <w:b/>
+          <w:color w:val="000000"/>
+          <w:sz w:val="24"/>
+          <w:u w:val="none"/>
+        </w:rPr>
+        <w:t>★ 能力提升</w:t>
       </w:r>
     </w:p>
     <w:p>
       <w:pPr>
-        <w:spacing w:after="80"/>
-      </w:pPr>
-      <w:r>
-        <w:rPr>
-          <w:rFonts w:ascii="等线" w:hAnsi="等线"/>
-          <w:sz w:val="21"/>
-        </w:rPr>
-        <w:t>朵朵原答案：it（前方字母被划去）</w:t>
+        <w:keepNext/>
+        <w:keepLines/>
+        <w:widowControl/>
+        <w:spacing w:before="80" w:after="80" w:line="264" w:lineRule="auto"/>
+      </w:pPr>
+      <w:r>
+        <w:rPr>
+          <w:rFonts w:ascii="Times New Roman" w:hAnsi="Times New Roman" w:eastAsia="宋体"/>
+          <w:b/>
+          <w:color w:val="000000"/>
+          <w:sz w:val="22"/>
+          <w:u w:val="none"/>
+        </w:rPr>
+        <w:t>B　Choose the best words or expressions to complete the passage.</w:t>
       </w:r>
     </w:p>
     <w:p>
       <w:pPr>
-        <w:spacing w:after="80"/>
-      </w:pPr>
-      <w:r>
-        <w:rPr>
-          <w:rFonts w:ascii="等线" w:hAnsi="等线"/>
+        <w:keepNext w:val="0"/>
+        <w:keepLines w:val="0"/>
+        <w:widowControl/>
+        <w:spacing w:before="0" w:after="60" w:line="264" w:lineRule="auto"/>
+      </w:pPr>
+      <w:r>
+        <w:rPr>
+          <w:rFonts w:ascii="Times New Roman" w:hAnsi="Times New Roman" w:eastAsia="宋体"/>
+          <w:b w:val="0"/>
+          <w:color w:val="000000"/>
           <w:sz w:val="21"/>
-        </w:rPr>
-        <w:t>订正：____________________________________________________________</w:t>
+          <w:u w:val="none"/>
+        </w:rPr>
+        <w:t>You may think there is only sand in the desert（沙漠）, but it is not true. In the desert, there is also water in some places in the deserts. We ＿＿1＿＿ these places oases（绿洲）, and in the oases there are villages and towns. People can grow vegetables, fruits and so on in the fields（田地）.</w:t>
       </w:r>
     </w:p>
     <w:p>
       <w:pPr>
-        <w:spacing w:after="80"/>
-      </w:pPr>
-      <w:r>
-        <w:rPr>
-          <w:rFonts w:ascii="等线" w:hAnsi="等线"/>
+        <w:keepNext w:val="0"/>
+        <w:keepLines w:val="0"/>
+        <w:widowControl/>
+        <w:spacing w:before="0" w:after="60" w:line="264" w:lineRule="auto"/>
+      </w:pPr>
+      <w:r>
+        <w:rPr>
+          <w:rFonts w:ascii="Times New Roman" w:hAnsi="Times New Roman" w:eastAsia="宋体"/>
+          <w:b w:val="0"/>
+          <w:color w:val="000000"/>
           <w:sz w:val="21"/>
-        </w:rPr>
-        <w:t>心得：____________________________________________________________</w:t>
+          <w:u w:val="none"/>
+        </w:rPr>
+        <w:t>There are also people living outside the oases. We call them the desert people. They have camels（骆驼）, sheep and other animals. The animals are very useful to these people in many ＿＿2＿＿. They eat the meat and drink the milk of the animals. And they use the camels for carrying water, food, and something else.</w:t>
       </w:r>
     </w:p>
     <w:p>
       <w:pPr>
-        <w:spacing w:after="80"/>
-      </w:pPr>
-      <w:r>
-        <w:rPr>
-          <w:rFonts w:ascii="等线" w:hAnsi="等线"/>
+        <w:keepNext w:val="0"/>
+        <w:keepLines w:val="0"/>
+        <w:widowControl/>
+        <w:spacing w:before="0" w:after="60" w:line="264" w:lineRule="auto"/>
+      </w:pPr>
+      <w:r>
+        <w:rPr>
+          <w:rFonts w:ascii="Times New Roman" w:hAnsi="Times New Roman" w:eastAsia="宋体"/>
+          <w:b w:val="0"/>
+          <w:color w:val="000000"/>
           <w:sz w:val="21"/>
-        </w:rPr>
-        <w:t>____________________________________________________________</w:t>
+          <w:u w:val="none"/>
+        </w:rPr>
+        <w:t>However, the desert people have to keep ＿＿3＿＿ from place to place, because they need to look ＿＿4＿＿ grass or desert plants for their animals. When there is no more food for their animals, they will move to another place. The desert people are ＿＿5＿＿. They enjoy helping people in trouble in the desert.</w:t>
       </w:r>
     </w:p>
     <w:p>
       <w:pPr>
-        <w:spacing w:after="80"/>
-      </w:pPr>
+        <w:keepNext/>
+        <w:keepLines/>
+        <w:widowControl/>
+        <w:spacing w:before="0" w:after="40" w:line="264" w:lineRule="auto"/>
+      </w:pPr>
+      <w:r>
+        <w:rPr>
+          <w:rFonts w:ascii="Times New Roman" w:hAnsi="Times New Roman" w:eastAsia="宋体"/>
+          <w:b/>
+          <w:color w:val="000000"/>
+          <w:sz w:val="21"/>
+          <w:u w:val="none"/>
+        </w:rPr>
+        <w:t>1.</w:t>
+      </w:r>
+      <w:r>
+        <w:rPr>
+          <w:rFonts w:ascii="Times New Roman" w:hAnsi="Times New Roman" w:eastAsia="宋体"/>
+          <w:b w:val="0"/>
+          <w:color w:val="000000"/>
+          <w:sz w:val="21"/>
+          <w:u w:val="none"/>
+        </w:rPr>
+        <w:t xml:space="preserve"> （　）</w:t>
+      </w:r>
     </w:p>
     <w:p>
       <w:pPr>
         <w:keepNext/>
-        <w:spacing w:after="80"/>
-      </w:pPr>
-      <w:r>
-        <w:rPr>
-          <w:rFonts w:ascii="等线" w:hAnsi="等线"/>
-          <w:b/>
-          <w:sz w:val="24"/>
-        </w:rPr>
-        <w:t>第26题</w:t>
+        <w:keepLines/>
+        <w:widowControl/>
+        <w:tabs>
+          <w:tab w:pos="1814" w:val="left"/>
+          <w:tab w:pos="3628" w:val="left"/>
+          <w:tab w:pos="5443" w:val="left"/>
+        </w:tabs>
+        <w:spacing w:before="0" w:after="20" w:line="264" w:lineRule="auto"/>
+      </w:pPr>
+      <w:r>
+        <w:rPr>
+          <w:rFonts w:ascii="Times New Roman" w:hAnsi="Times New Roman" w:eastAsia="宋体"/>
+          <w:b w:val="0"/>
+          <w:color w:val="000000"/>
+          <w:sz w:val="21"/>
+          <w:u w:val="none"/>
+        </w:rPr>
+        <w:t>A. ask</w:t>
+        <w:tab/>
+        <w:t>B. promise</w:t>
+        <w:tab/>
+        <w:t>C. call</w:t>
+        <w:tab/>
+        <w:t>D. find</w:t>
       </w:r>
     </w:p>
     <w:p>
       <w:pPr>
         <w:keepNext/>
-        <w:spacing w:after="80"/>
-      </w:pPr>
-      <w:r>
-        <w:rPr>
-          <w:rFonts w:ascii="等线" w:hAnsi="等线"/>
-          <w:sz w:val="21"/>
-        </w:rPr>
-        <w:t>8. The capital of New Zealand is A̲u̲c̲k̲l̲a̲n̲d̲.（对划线部分提问）</w:t>
-        <w:br/>
-        <w:t>＿＿＿＿＿＿＿＿＿＿＿＿＿＿＿＿＿＿＿＿＿＿＿＿</w:t>
+        <w:keepLines/>
+        <w:widowControl/>
+        <w:spacing w:before="0" w:after="20" w:line="264" w:lineRule="auto"/>
+      </w:pPr>
+      <w:r>
+        <w:rPr>
+          <w:rFonts w:ascii="Times New Roman" w:hAnsi="Times New Roman" w:eastAsia="宋体"/>
+          <w:b/>
+          <w:color w:val="000000"/>
+          <w:sz w:val="20"/>
+          <w:u w:val="none"/>
+        </w:rPr>
+        <w:t>朵朵原答案：</w:t>
+      </w:r>
+      <w:r>
+        <w:rPr>
+          <w:rFonts w:ascii="Times New Roman" w:hAnsi="Times New Roman" w:eastAsia="宋体"/>
+          <w:b w:val="0"/>
+          <w:color w:val="000000"/>
+          <w:sz w:val="20"/>
+          <w:u w:val="none"/>
+        </w:rPr>
+        <w:t xml:space="preserve"> A</w:t>
       </w:r>
     </w:p>
     <w:p>
       <w:pPr>
-        <w:spacing w:after="80"/>
-      </w:pPr>
-      <w:r>
-        <w:rPr>
-          <w:rFonts w:ascii="等线" w:hAnsi="等线"/>
-          <w:sz w:val="21"/>
-        </w:rPr>
-        <w:t>朵朵原答案：What's do the capital of New Zealand?</w:t>
+        <w:keepNext/>
+        <w:keepLines/>
+        <w:widowControl/>
+        <w:tabs>
+          <w:tab w:pos="7200" w:val="left"/>
+        </w:tabs>
+        <w:spacing w:before="0" w:after="20" w:line="380" w:lineRule="exact"/>
+      </w:pPr>
+      <w:r>
+        <w:rPr>
+          <w:rFonts w:ascii="Times New Roman" w:hAnsi="Times New Roman" w:eastAsia="宋体"/>
+          <w:b w:val="0"/>
+          <w:color w:val="000000"/>
+          <w:sz w:val="20"/>
+          <w:u w:val="none"/>
+        </w:rPr>
+        <w:t>订正：</w:t>
+      </w:r>
+      <w:r>
+        <w:rPr>
+          <w:rFonts w:ascii="Times New Roman" w:hAnsi="Times New Roman" w:eastAsia="宋体"/>
+          <w:b w:val="0"/>
+          <w:color w:val="000000"/>
+          <w:sz w:val="20"/>
+          <w:u w:val="single"/>
+        </w:rPr>
+        <w:tab/>
       </w:r>
     </w:p>
     <w:p>
       <w:pPr>
-        <w:spacing w:after="80"/>
-      </w:pPr>
-      <w:r>
-        <w:rPr>
-          <w:rFonts w:ascii="等线" w:hAnsi="等线"/>
-          <w:sz w:val="21"/>
-        </w:rPr>
-        <w:t>订正：____________________________________________________________</w:t>
+        <w:keepNext w:val="0"/>
+        <w:keepLines/>
+        <w:widowControl/>
+        <w:tabs>
+          <w:tab w:pos="7200" w:val="left"/>
+        </w:tabs>
+        <w:spacing w:before="0" w:after="80" w:line="380" w:lineRule="exact"/>
+      </w:pPr>
+      <w:r>
+        <w:rPr>
+          <w:rFonts w:ascii="Times New Roman" w:hAnsi="Times New Roman" w:eastAsia="宋体"/>
+          <w:b w:val="0"/>
+          <w:color w:val="000000"/>
+          <w:sz w:val="20"/>
+          <w:u w:val="none"/>
+        </w:rPr>
+        <w:t>心得：</w:t>
+      </w:r>
+      <w:r>
+        <w:rPr>
+          <w:rFonts w:ascii="Times New Roman" w:hAnsi="Times New Roman" w:eastAsia="宋体"/>
+          <w:b w:val="0"/>
+          <w:color w:val="000000"/>
+          <w:sz w:val="20"/>
+          <w:u w:val="single"/>
+        </w:rPr>
+        <w:tab/>
       </w:r>
     </w:p>
     <w:p>
       <w:pPr>
-        <w:spacing w:after="80"/>
-      </w:pPr>
-      <w:r>
-        <w:rPr>
-          <w:rFonts w:ascii="等线" w:hAnsi="等线"/>
+        <w:keepNext/>
+        <w:keepLines/>
+        <w:widowControl/>
+        <w:spacing w:before="0" w:after="40" w:line="264" w:lineRule="auto"/>
+      </w:pPr>
+      <w:r>
+        <w:rPr>
+          <w:rFonts w:ascii="Times New Roman" w:hAnsi="Times New Roman" w:eastAsia="宋体"/>
+          <w:b/>
+          <w:color w:val="000000"/>
           <w:sz w:val="21"/>
-        </w:rPr>
-        <w:t>心得：____________________________________________________________</w:t>
+          <w:u w:val="none"/>
+        </w:rPr>
+        <w:t>2.</w:t>
+      </w:r>
+      <w:r>
+        <w:rPr>
+          <w:rFonts w:ascii="Times New Roman" w:hAnsi="Times New Roman" w:eastAsia="宋体"/>
+          <w:b w:val="0"/>
+          <w:color w:val="000000"/>
+          <w:sz w:val="21"/>
+          <w:u w:val="none"/>
+        </w:rPr>
+        <w:t xml:space="preserve"> （　）</w:t>
       </w:r>
     </w:p>
     <w:p>
       <w:pPr>
-        <w:spacing w:after="80"/>
-      </w:pPr>
-      <w:r>
-        <w:rPr>
-          <w:rFonts w:ascii="等线" w:hAnsi="等线"/>
+        <w:keepNext/>
+        <w:keepLines/>
+        <w:widowControl/>
+        <w:tabs>
+          <w:tab w:pos="1814" w:val="left"/>
+          <w:tab w:pos="3628" w:val="left"/>
+          <w:tab w:pos="5443" w:val="left"/>
+        </w:tabs>
+        <w:spacing w:before="0" w:after="20" w:line="264" w:lineRule="auto"/>
+      </w:pPr>
+      <w:r>
+        <w:rPr>
+          <w:rFonts w:ascii="Times New Roman" w:hAnsi="Times New Roman" w:eastAsia="宋体"/>
+          <w:b w:val="0"/>
+          <w:color w:val="000000"/>
           <w:sz w:val="21"/>
-        </w:rPr>
-        <w:t>____________________________________________________________</w:t>
+          <w:u w:val="none"/>
+        </w:rPr>
+        <w:t>A. things</w:t>
+        <w:tab/>
+        <w:t>B. colours</w:t>
+        <w:tab/>
+        <w:t>C. sports</w:t>
+        <w:tab/>
+        <w:t>D. ways</w:t>
       </w:r>
     </w:p>
     <w:p>
       <w:pPr>
-        <w:spacing w:after="80"/>
-      </w:pPr>
+        <w:keepNext/>
+        <w:keepLines/>
+        <w:widowControl/>
+        <w:spacing w:before="0" w:after="20" w:line="264" w:lineRule="auto"/>
+      </w:pPr>
+      <w:r>
+        <w:rPr>
+          <w:rFonts w:ascii="Times New Roman" w:hAnsi="Times New Roman" w:eastAsia="宋体"/>
+          <w:b/>
+          <w:color w:val="000000"/>
+          <w:sz w:val="20"/>
+          <w:u w:val="none"/>
+        </w:rPr>
+        <w:t>朵朵原答案：</w:t>
+      </w:r>
+      <w:r>
+        <w:rPr>
+          <w:rFonts w:ascii="Times New Roman" w:hAnsi="Times New Roman" w:eastAsia="宋体"/>
+          <w:b w:val="0"/>
+          <w:color w:val="000000"/>
+          <w:sz w:val="20"/>
+          <w:u w:val="none"/>
+        </w:rPr>
+        <w:t xml:space="preserve"> A</w:t>
+      </w:r>
     </w:p>
     <w:p>
       <w:pPr>
         <w:keepNext/>
-        <w:spacing w:after="80"/>
-      </w:pPr>
-      <w:r>
-        <w:rPr>
-          <w:rFonts w:ascii="等线" w:hAnsi="等线"/>
-          <w:b/>
-          <w:sz w:val="24"/>
-        </w:rPr>
-        <w:t>第27题</w:t>
+        <w:keepLines/>
+        <w:widowControl/>
+        <w:tabs>
+          <w:tab w:pos="7200" w:val="left"/>
+        </w:tabs>
+        <w:spacing w:before="0" w:after="20" w:line="380" w:lineRule="exact"/>
+      </w:pPr>
+      <w:r>
+        <w:rPr>
+          <w:rFonts w:ascii="Times New Roman" w:hAnsi="Times New Roman" w:eastAsia="宋体"/>
+          <w:b w:val="0"/>
+          <w:color w:val="000000"/>
+          <w:sz w:val="20"/>
+          <w:u w:val="none"/>
+        </w:rPr>
+        <w:t>订正：</w:t>
+      </w:r>
+      <w:r>
+        <w:rPr>
+          <w:rFonts w:ascii="Times New Roman" w:hAnsi="Times New Roman" w:eastAsia="宋体"/>
+          <w:b w:val="0"/>
+          <w:color w:val="000000"/>
+          <w:sz w:val="20"/>
+          <w:u w:val="single"/>
+        </w:rPr>
+        <w:tab/>
       </w:r>
     </w:p>
     <w:p>
       <w:pPr>
-        <w:keepNext/>
-        <w:spacing w:after="80"/>
-      </w:pPr>
-      <w:r>
-        <w:rPr>
-          <w:rFonts w:ascii="等线" w:hAnsi="等线"/>
-          <w:sz w:val="21"/>
-        </w:rPr>
-        <w:t>10. a, wonderful, What, life, have, we, school（连词成句）</w:t>
-        <w:br/>
-        <w:t>＿＿＿＿＿＿＿＿＿＿＿＿＿＿＿＿＿＿＿＿＿＿＿＿!</w:t>
+        <w:keepNext w:val="0"/>
+        <w:keepLines/>
+        <w:widowControl/>
+        <w:tabs>
+          <w:tab w:pos="7200" w:val="left"/>
+        </w:tabs>
+        <w:spacing w:before="0" w:after="80" w:line="380" w:lineRule="exact"/>
+      </w:pPr>
+      <w:r>
+        <w:rPr>
+          <w:rFonts w:ascii="Times New Roman" w:hAnsi="Times New Roman" w:eastAsia="宋体"/>
+          <w:b w:val="0"/>
+          <w:color w:val="000000"/>
+          <w:sz w:val="20"/>
+          <w:u w:val="none"/>
+        </w:rPr>
+        <w:t>心得：</w:t>
+      </w:r>
+      <w:r>
+        <w:rPr>
+          <w:rFonts w:ascii="Times New Roman" w:hAnsi="Times New Roman" w:eastAsia="宋体"/>
+          <w:b w:val="0"/>
+          <w:color w:val="000000"/>
+          <w:sz w:val="20"/>
+          <w:u w:val="single"/>
+        </w:rPr>
+        <w:tab/>
       </w:r>
     </w:p>
     <w:p>
       <w:pPr>
-        <w:spacing w:after="80"/>
-      </w:pPr>
-      <w:r>
-        <w:rPr>
-          <w:rFonts w:ascii="等线" w:hAnsi="等线"/>
+        <w:keepNext/>
+        <w:keepLines/>
+        <w:widowControl/>
+        <w:spacing w:before="0" w:after="40" w:line="264" w:lineRule="auto"/>
+      </w:pPr>
+      <w:r>
+        <w:rPr>
+          <w:rFonts w:ascii="Times New Roman" w:hAnsi="Times New Roman" w:eastAsia="宋体"/>
+          <w:b/>
+          <w:color w:val="000000"/>
           <w:sz w:val="21"/>
-        </w:rPr>
-        <w:t>朵朵原答案：只写了 What</w:t>
+          <w:u w:val="none"/>
+        </w:rPr>
+        <w:t>3.</w:t>
+      </w:r>
+      <w:r>
+        <w:rPr>
+          <w:rFonts w:ascii="Times New Roman" w:hAnsi="Times New Roman" w:eastAsia="宋体"/>
+          <w:b w:val="0"/>
+          <w:color w:val="000000"/>
+          <w:sz w:val="21"/>
+          <w:u w:val="none"/>
+        </w:rPr>
+        <w:t xml:space="preserve"> （　）</w:t>
       </w:r>
     </w:p>
     <w:p>
       <w:pPr>
-        <w:spacing w:after="80"/>
-      </w:pPr>
-      <w:r>
-        <w:rPr>
-          <w:rFonts w:ascii="等线" w:hAnsi="等线"/>
+        <w:keepNext/>
+        <w:keepLines/>
+        <w:widowControl/>
+        <w:tabs>
+          <w:tab w:pos="1814" w:val="left"/>
+          <w:tab w:pos="3628" w:val="left"/>
+          <w:tab w:pos="5443" w:val="left"/>
+        </w:tabs>
+        <w:spacing w:before="0" w:after="20" w:line="264" w:lineRule="auto"/>
+      </w:pPr>
+      <w:r>
+        <w:rPr>
+          <w:rFonts w:ascii="Times New Roman" w:hAnsi="Times New Roman" w:eastAsia="宋体"/>
+          <w:b w:val="0"/>
+          <w:color w:val="000000"/>
           <w:sz w:val="21"/>
-        </w:rPr>
-        <w:t>订正：____________________________________________________________</w:t>
+          <w:u w:val="none"/>
+        </w:rPr>
+        <w:t>A. playing</w:t>
+        <w:tab/>
+        <w:t>B. studying</w:t>
+        <w:tab/>
+        <w:t>C. moving</w:t>
+        <w:tab/>
+        <w:t>D. eating</w:t>
       </w:r>
     </w:p>
     <w:p>
       <w:pPr>
-        <w:spacing w:after="80"/>
-      </w:pPr>
-      <w:r>
-        <w:rPr>
-          <w:rFonts w:ascii="等线" w:hAnsi="等线"/>
-          <w:sz w:val="21"/>
-        </w:rPr>
-        <w:t>心得：____________________________________________________________</w:t>
+        <w:keepNext/>
+        <w:keepLines/>
+        <w:widowControl/>
+        <w:spacing w:before="0" w:after="20" w:line="264" w:lineRule="auto"/>
+      </w:pPr>
+      <w:r>
+        <w:rPr>
+          <w:rFonts w:ascii="Times New Roman" w:hAnsi="Times New Roman" w:eastAsia="宋体"/>
+          <w:b/>
+          <w:color w:val="000000"/>
+          <w:sz w:val="20"/>
+          <w:u w:val="none"/>
+        </w:rPr>
+        <w:t>朵朵原答案：</w:t>
+      </w:r>
+      <w:r>
+        <w:rPr>
+          <w:rFonts w:ascii="Times New Roman" w:hAnsi="Times New Roman" w:eastAsia="宋体"/>
+          <w:b w:val="0"/>
+          <w:color w:val="000000"/>
+          <w:sz w:val="20"/>
+          <w:u w:val="none"/>
+        </w:rPr>
+        <w:t xml:space="preserve"> D</w:t>
       </w:r>
     </w:p>
     <w:p>
       <w:pPr>
-        <w:spacing w:after="80"/>
-      </w:pPr>
-      <w:r>
-        <w:rPr>
-          <w:rFonts w:ascii="等线" w:hAnsi="等线"/>
-          <w:sz w:val="21"/>
-        </w:rPr>
-        <w:t>____________________________________________________________</w:t>
+        <w:keepNext/>
+        <w:keepLines/>
+        <w:widowControl/>
+        <w:tabs>
+          <w:tab w:pos="7200" w:val="left"/>
+        </w:tabs>
+        <w:spacing w:before="0" w:after="20" w:line="380" w:lineRule="exact"/>
+      </w:pPr>
+      <w:r>
+        <w:rPr>
+          <w:rFonts w:ascii="Times New Roman" w:hAnsi="Times New Roman" w:eastAsia="宋体"/>
+          <w:b w:val="0"/>
+          <w:color w:val="000000"/>
+          <w:sz w:val="20"/>
+          <w:u w:val="none"/>
+        </w:rPr>
+        <w:t>订正：</w:t>
+      </w:r>
+      <w:r>
+        <w:rPr>
+          <w:rFonts w:ascii="Times New Roman" w:hAnsi="Times New Roman" w:eastAsia="宋体"/>
+          <w:b w:val="0"/>
+          <w:color w:val="000000"/>
+          <w:sz w:val="20"/>
+          <w:u w:val="single"/>
+        </w:rPr>
+        <w:tab/>
       </w:r>
     </w:p>
     <w:p>
       <w:pPr>
-        <w:spacing w:after="80"/>
-      </w:pPr>
+        <w:keepNext w:val="0"/>
+        <w:keepLines/>
+        <w:widowControl/>
+        <w:tabs>
+          <w:tab w:pos="7200" w:val="left"/>
+        </w:tabs>
+        <w:spacing w:before="0" w:after="80" w:line="380" w:lineRule="exact"/>
+      </w:pPr>
+      <w:r>
+        <w:rPr>
+          <w:rFonts w:ascii="Times New Roman" w:hAnsi="Times New Roman" w:eastAsia="宋体"/>
+          <w:b w:val="0"/>
+          <w:color w:val="000000"/>
+          <w:sz w:val="20"/>
+          <w:u w:val="none"/>
+        </w:rPr>
+        <w:t>心得：</w:t>
+      </w:r>
+      <w:r>
+        <w:rPr>
+          <w:rFonts w:ascii="Times New Roman" w:hAnsi="Times New Roman" w:eastAsia="宋体"/>
+          <w:b w:val="0"/>
+          <w:color w:val="000000"/>
+          <w:sz w:val="20"/>
+          <w:u w:val="single"/>
+        </w:rPr>
+        <w:tab/>
+      </w:r>
     </w:p>
     <w:p>
       <w:pPr>
         <w:keepNext/>
-        <w:spacing w:after="80"/>
-      </w:pPr>
-      <w:r>
-        <w:rPr>
-          <w:rFonts w:ascii="等线" w:hAnsi="等线"/>
+        <w:keepLines/>
+        <w:widowControl/>
+        <w:spacing w:before="0" w:after="40" w:line="264" w:lineRule="auto"/>
+      </w:pPr>
+      <w:r>
+        <w:rPr>
+          <w:rFonts w:ascii="Times New Roman" w:hAnsi="Times New Roman" w:eastAsia="宋体"/>
           <w:b/>
-          <w:sz w:val="24"/>
-        </w:rPr>
-        <w:t>第28题</w:t>
+          <w:color w:val="000000"/>
+          <w:sz w:val="21"/>
+          <w:u w:val="none"/>
+        </w:rPr>
+        <w:t>4.</w:t>
+      </w:r>
+      <w:r>
+        <w:rPr>
+          <w:rFonts w:ascii="Times New Roman" w:hAnsi="Times New Roman" w:eastAsia="宋体"/>
+          <w:b w:val="0"/>
+          <w:color w:val="000000"/>
+          <w:sz w:val="21"/>
+          <w:u w:val="none"/>
+        </w:rPr>
+        <w:t xml:space="preserve"> （　）</w:t>
       </w:r>
     </w:p>
     <w:p>
       <w:pPr>
         <w:keepNext/>
-        <w:spacing w:after="80"/>
-      </w:pPr>
-      <w:r>
-        <w:rPr>
-          <w:rFonts w:ascii="等线" w:hAnsi="等线"/>
+        <w:keepLines/>
+        <w:widowControl/>
+        <w:tabs>
+          <w:tab w:pos="1814" w:val="left"/>
+          <w:tab w:pos="3628" w:val="left"/>
+          <w:tab w:pos="5443" w:val="left"/>
+        </w:tabs>
+        <w:spacing w:before="0" w:after="20" w:line="264" w:lineRule="auto"/>
+      </w:pPr>
+      <w:r>
+        <w:rPr>
+          <w:rFonts w:ascii="Times New Roman" w:hAnsi="Times New Roman" w:eastAsia="宋体"/>
+          <w:b w:val="0"/>
+          <w:color w:val="000000"/>
           <w:sz w:val="21"/>
-        </w:rPr>
-        <w:t>11. in China, go, primary school, to, at, students, the, of, age, six（连词成句）</w:t>
-        <w:br/>
-        <w:t>＿＿＿＿＿＿＿＿＿＿＿＿＿＿＿＿＿＿＿＿＿＿＿＿</w:t>
+          <w:u w:val="none"/>
+        </w:rPr>
+        <w:t>A. up</w:t>
+        <w:tab/>
+        <w:t>B. for</w:t>
+        <w:tab/>
+        <w:t>C. after</w:t>
+        <w:tab/>
+        <w:t>D. at</w:t>
       </w:r>
     </w:p>
     <w:p>
       <w:pPr>
-        <w:spacing w:after="80"/>
-      </w:pPr>
-      <w:r>
-        <w:rPr>
-          <w:rFonts w:ascii="等线" w:hAnsi="等线"/>
-          <w:sz w:val="21"/>
-        </w:rPr>
-        <w:t>朵朵原答案：只写了 In China</w:t>
+        <w:keepNext/>
+        <w:keepLines/>
+        <w:widowControl/>
+        <w:spacing w:before="0" w:after="20" w:line="264" w:lineRule="auto"/>
+      </w:pPr>
+      <w:r>
+        <w:rPr>
+          <w:rFonts w:ascii="Times New Roman" w:hAnsi="Times New Roman" w:eastAsia="宋体"/>
+          <w:b/>
+          <w:color w:val="000000"/>
+          <w:sz w:val="20"/>
+          <w:u w:val="none"/>
+        </w:rPr>
+        <w:t>朵朵原答案：</w:t>
+      </w:r>
+      <w:r>
+        <w:rPr>
+          <w:rFonts w:ascii="Times New Roman" w:hAnsi="Times New Roman" w:eastAsia="宋体"/>
+          <w:b w:val="0"/>
+          <w:color w:val="000000"/>
+          <w:sz w:val="20"/>
+          <w:u w:val="none"/>
+        </w:rPr>
+        <w:t xml:space="preserve"> C</w:t>
       </w:r>
     </w:p>
     <w:p>
       <w:pPr>
-        <w:spacing w:after="80"/>
-      </w:pPr>
-      <w:r>
-        <w:rPr>
-          <w:rFonts w:ascii="等线" w:hAnsi="等线"/>
-          <w:sz w:val="21"/>
-        </w:rPr>
-        <w:t>订正：____________________________________________________________</w:t>
+        <w:keepNext/>
+        <w:keepLines/>
+        <w:widowControl/>
+        <w:tabs>
+          <w:tab w:pos="7200" w:val="left"/>
+        </w:tabs>
+        <w:spacing w:before="0" w:after="20" w:line="380" w:lineRule="exact"/>
+      </w:pPr>
+      <w:r>
+        <w:rPr>
+          <w:rFonts w:ascii="Times New Roman" w:hAnsi="Times New Roman" w:eastAsia="宋体"/>
+          <w:b w:val="0"/>
+          <w:color w:val="000000"/>
+          <w:sz w:val="20"/>
+          <w:u w:val="none"/>
+        </w:rPr>
+        <w:t>订正：</w:t>
+      </w:r>
+      <w:r>
+        <w:rPr>
+          <w:rFonts w:ascii="Times New Roman" w:hAnsi="Times New Roman" w:eastAsia="宋体"/>
+          <w:b w:val="0"/>
+          <w:color w:val="000000"/>
+          <w:sz w:val="20"/>
+          <w:u w:val="single"/>
+        </w:rPr>
+        <w:tab/>
       </w:r>
     </w:p>
     <w:p>
       <w:pPr>
-        <w:spacing w:after="80"/>
-      </w:pPr>
-      <w:r>
-        <w:rPr>
-          <w:rFonts w:ascii="等线" w:hAnsi="等线"/>
-          <w:sz w:val="21"/>
-        </w:rPr>
-        <w:t>心得：____________________________________________________________</w:t>
+        <w:keepNext w:val="0"/>
+        <w:keepLines/>
+        <w:widowControl/>
+        <w:tabs>
+          <w:tab w:pos="7200" w:val="left"/>
+        </w:tabs>
+        <w:spacing w:before="0" w:after="80" w:line="380" w:lineRule="exact"/>
+      </w:pPr>
+      <w:r>
+        <w:rPr>
+          <w:rFonts w:ascii="Times New Roman" w:hAnsi="Times New Roman" w:eastAsia="宋体"/>
+          <w:b w:val="0"/>
+          <w:color w:val="000000"/>
+          <w:sz w:val="20"/>
+          <w:u w:val="none"/>
+        </w:rPr>
+        <w:t>心得：</w:t>
+      </w:r>
+      <w:r>
+        <w:rPr>
+          <w:rFonts w:ascii="Times New Roman" w:hAnsi="Times New Roman" w:eastAsia="宋体"/>
+          <w:b w:val="0"/>
+          <w:color w:val="000000"/>
+          <w:sz w:val="20"/>
+          <w:u w:val="single"/>
+        </w:rPr>
+        <w:tab/>
       </w:r>
     </w:p>
     <w:p>
       <w:pPr>
-        <w:spacing w:after="80"/>
-      </w:pPr>
-      <w:r>
-        <w:rPr>
-          <w:rFonts w:ascii="等线" w:hAnsi="等线"/>
+        <w:keepNext/>
+        <w:keepLines/>
+        <w:widowControl/>
+        <w:spacing w:before="0" w:after="40" w:line="264" w:lineRule="auto"/>
+      </w:pPr>
+      <w:r>
+        <w:rPr>
+          <w:rFonts w:ascii="Times New Roman" w:hAnsi="Times New Roman" w:eastAsia="宋体"/>
+          <w:b/>
+          <w:color w:val="000000"/>
           <w:sz w:val="21"/>
-        </w:rPr>
-        <w:t>____________________________________________________________</w:t>
+          <w:u w:val="none"/>
+        </w:rPr>
+        <w:t>5.</w:t>
+      </w:r>
+      <w:r>
+        <w:rPr>
+          <w:rFonts w:ascii="Times New Roman" w:hAnsi="Times New Roman" w:eastAsia="宋体"/>
+          <w:b w:val="0"/>
+          <w:color w:val="000000"/>
+          <w:sz w:val="21"/>
+          <w:u w:val="none"/>
+        </w:rPr>
+        <w:t xml:space="preserve"> （　）</w:t>
       </w:r>
     </w:p>
     <w:p>
       <w:pPr>
-        <w:spacing w:after="80"/>
-      </w:pPr>
+        <w:keepNext/>
+        <w:keepLines/>
+        <w:widowControl/>
+        <w:tabs>
+          <w:tab w:pos="1814" w:val="left"/>
+          <w:tab w:pos="3628" w:val="left"/>
+          <w:tab w:pos="5443" w:val="left"/>
+        </w:tabs>
+        <w:spacing w:before="0" w:after="20" w:line="264" w:lineRule="auto"/>
+      </w:pPr>
+      <w:r>
+        <w:rPr>
+          <w:rFonts w:ascii="Times New Roman" w:hAnsi="Times New Roman" w:eastAsia="宋体"/>
+          <w:b w:val="0"/>
+          <w:color w:val="000000"/>
+          <w:sz w:val="21"/>
+          <w:u w:val="none"/>
+        </w:rPr>
+        <w:t>A. healthy</w:t>
+        <w:tab/>
+        <w:t>B. sad</w:t>
+        <w:tab/>
+        <w:t>C. friendly</w:t>
+        <w:tab/>
+        <w:t>D. angry</w:t>
+      </w:r>
     </w:p>
     <w:p>
       <w:pPr>
         <w:keepNext/>
-        <w:spacing w:after="80"/>
-      </w:pPr>
-      <w:r>
-        <w:rPr>
-          <w:rFonts w:ascii="等线" w:hAnsi="等线"/>
-          <w:b/>
-          <w:sz w:val="24"/>
-        </w:rPr>
-        <w:t>第29题</w:t>
+        <w:keepLines/>
+        <w:widowControl/>
+        <w:tabs>
+          <w:tab w:pos="7200" w:val="left"/>
+        </w:tabs>
+        <w:spacing w:before="0" w:after="20" w:line="380" w:lineRule="exact"/>
+      </w:pPr>
+      <w:r>
+        <w:rPr>
+          <w:rFonts w:ascii="Times New Roman" w:hAnsi="Times New Roman" w:eastAsia="宋体"/>
+          <w:b w:val="0"/>
+          <w:color w:val="000000"/>
+          <w:sz w:val="20"/>
+          <w:u w:val="none"/>
+        </w:rPr>
+        <w:t>订正：</w:t>
+      </w:r>
+      <w:r>
+        <w:rPr>
+          <w:rFonts w:ascii="Times New Roman" w:hAnsi="Times New Roman" w:eastAsia="宋体"/>
+          <w:b w:val="0"/>
+          <w:color w:val="000000"/>
+          <w:sz w:val="20"/>
+          <w:u w:val="single"/>
+        </w:rPr>
+        <w:tab/>
       </w:r>
     </w:p>
     <w:p>
       <w:pPr>
-        <w:keepNext/>
-        <w:spacing w:after="80"/>
-      </w:pPr>
-      <w:r>
-        <w:rPr>
-          <w:rFonts w:ascii="等线" w:hAnsi="等线"/>
-          <w:sz w:val="21"/>
-        </w:rPr>
-        <w:t>1. （　）William Taylor and James Rogers will arrive in Beijing on ＿＿＿＿＿＿＿＿.</w:t>
-        <w:br/>
-        <w:t>A. July 3</w:t>
-        <w:br/>
-        <w:t>B. July 12</w:t>
-        <w:br/>
-        <w:t>C. July 13</w:t>
-        <w:br/>
-        <w:t>D. July 14</w:t>
-      </w:r>
-    </w:p>
-    <w:p>
-      <w:pPr>
-        <w:spacing w:after="80"/>
-      </w:pPr>
-      <w:r>
-        <w:rPr>
-          <w:rFonts w:ascii="等线" w:hAnsi="等线"/>
-          <w:sz w:val="21"/>
-        </w:rPr>
-        <w:t>朵朵原答案：A</w:t>
-      </w:r>
-    </w:p>
-    <w:p>
-      <w:pPr>
-        <w:spacing w:after="80"/>
-      </w:pPr>
-      <w:r>
-        <w:rPr>
-          <w:rFonts w:ascii="等线" w:hAnsi="等线"/>
-          <w:sz w:val="21"/>
-        </w:rPr>
-        <w:t>订正：____________________________________________________________</w:t>
-      </w:r>
-    </w:p>
-    <w:p>
-      <w:pPr>
-        <w:spacing w:after="80"/>
-      </w:pPr>
-      <w:r>
-        <w:rPr>
-          <w:rFonts w:ascii="等线" w:hAnsi="等线"/>
-          <w:sz w:val="21"/>
-        </w:rPr>
-        <w:t>心得：____________________________________________________________</w:t>
-      </w:r>
-    </w:p>
-    <w:p>
-      <w:pPr>
-        <w:spacing w:after="80"/>
-      </w:pPr>
-      <w:r>
-        <w:rPr>
-          <w:rFonts w:ascii="等线" w:hAnsi="等线"/>
-          <w:sz w:val="21"/>
-        </w:rPr>
-        <w:t>____________________________________________________________</w:t>
-      </w:r>
-    </w:p>
-    <w:p>
-      <w:pPr>
-        <w:spacing w:after="80"/>
-      </w:pPr>
-    </w:p>
-    <w:p>
-      <w:pPr>
-        <w:keepNext/>
-        <w:spacing w:after="80"/>
-      </w:pPr>
-      <w:r>
-        <w:rPr>
-          <w:rFonts w:ascii="等线" w:hAnsi="等线"/>
-          <w:b/>
-          <w:sz w:val="24"/>
-        </w:rPr>
-        <w:t>第30题</w:t>
-      </w:r>
-    </w:p>
-    <w:p>
-      <w:pPr>
-        <w:keepNext/>
-        <w:spacing w:after="80"/>
-      </w:pPr>
-      <w:r>
-        <w:rPr>
-          <w:rFonts w:ascii="等线" w:hAnsi="等线"/>
-          <w:sz w:val="21"/>
-        </w:rPr>
-        <w:t>3. （　）The meeting will be in the ＿＿＿＿＿＿＿＿ meeting room.</w:t>
-        <w:br/>
-        <w:t>A. airport's</w:t>
-        <w:br/>
-        <w:t>B. hotel's</w:t>
-        <w:br/>
-        <w:t>C. company's</w:t>
-        <w:br/>
-        <w:t>D. restaurant's</w:t>
-      </w:r>
-    </w:p>
-    <w:p>
-      <w:pPr>
-        <w:spacing w:after="80"/>
-      </w:pPr>
-      <w:r>
-        <w:rPr>
-          <w:rFonts w:ascii="等线" w:hAnsi="等线"/>
-          <w:sz w:val="21"/>
-        </w:rPr>
-        <w:t>朵朵原答案：A</w:t>
-      </w:r>
-    </w:p>
-    <w:p>
-      <w:pPr>
-        <w:spacing w:after="80"/>
-      </w:pPr>
-      <w:r>
-        <w:rPr>
-          <w:rFonts w:ascii="等线" w:hAnsi="等线"/>
-          <w:sz w:val="21"/>
-        </w:rPr>
-        <w:t>订正：____________________________________________________________</w:t>
-      </w:r>
-    </w:p>
-    <w:p>
-      <w:pPr>
-        <w:spacing w:after="80"/>
-      </w:pPr>
-      <w:r>
-        <w:rPr>
-          <w:rFonts w:ascii="等线" w:hAnsi="等线"/>
-          <w:sz w:val="21"/>
-        </w:rPr>
-        <w:t>心得：____________________________________________________________</w:t>
-      </w:r>
-    </w:p>
-    <w:p>
-      <w:pPr>
-        <w:spacing w:after="80"/>
-      </w:pPr>
-      <w:r>
-        <w:rPr>
-          <w:rFonts w:ascii="等线" w:hAnsi="等线"/>
-          <w:sz w:val="21"/>
-        </w:rPr>
-        <w:t>____________________________________________________________</w:t>
-      </w:r>
-    </w:p>
-    <w:p>
-      <w:pPr>
-        <w:spacing w:after="80"/>
-      </w:pPr>
-    </w:p>
-    <w:p>
-      <w:pPr>
-        <w:keepNext/>
-        <w:spacing w:after="80"/>
-      </w:pPr>
-      <w:r>
-        <w:rPr>
-          <w:rFonts w:ascii="等线" w:hAnsi="等线"/>
-          <w:b/>
-          <w:sz w:val="24"/>
-        </w:rPr>
-        <w:t>第31题</w:t>
-      </w:r>
-    </w:p>
-    <w:p>
-      <w:pPr>
-        <w:keepNext/>
-        <w:spacing w:after="80"/>
-      </w:pPr>
-      <w:r>
-        <w:rPr>
-          <w:rFonts w:ascii="等线" w:hAnsi="等线"/>
-          <w:sz w:val="21"/>
-        </w:rPr>
-        <w:t>4. （　）What will they have for dinner on Wednesday?</w:t>
-        <w:br/>
-        <w:t>A. Beijing Roast Duck.</w:t>
-        <w:br/>
-        <w:t>B. Beijing Hot Pot.</w:t>
-        <w:br/>
-        <w:t>C. Beijing Spring Rolls.</w:t>
-        <w:br/>
-        <w:t>D. Beijing Dumplings.</w:t>
-      </w:r>
-    </w:p>
-    <w:p>
-      <w:pPr>
-        <w:spacing w:after="80"/>
-      </w:pPr>
-      <w:r>
-        <w:rPr>
-          <w:rFonts w:ascii="等线" w:hAnsi="等线"/>
-          <w:sz w:val="21"/>
-        </w:rPr>
-        <w:t>朵朵原答案：D</w:t>
-      </w:r>
-    </w:p>
-    <w:p>
-      <w:pPr>
-        <w:spacing w:after="80"/>
-      </w:pPr>
-      <w:r>
-        <w:rPr>
-          <w:rFonts w:ascii="等线" w:hAnsi="等线"/>
-          <w:sz w:val="21"/>
-        </w:rPr>
-        <w:t>订正：____________________________________________________________</w:t>
-      </w:r>
-    </w:p>
-    <w:p>
-      <w:pPr>
-        <w:spacing w:after="80"/>
-      </w:pPr>
-      <w:r>
-        <w:rPr>
-          <w:rFonts w:ascii="等线" w:hAnsi="等线"/>
-          <w:sz w:val="21"/>
-        </w:rPr>
-        <w:t>心得：____________________________________________________________</w:t>
-      </w:r>
-    </w:p>
-    <w:p>
-      <w:pPr>
-        <w:spacing w:after="80"/>
-      </w:pPr>
-      <w:r>
-        <w:rPr>
-          <w:rFonts w:ascii="等线" w:hAnsi="等线"/>
-          <w:sz w:val="21"/>
-        </w:rPr>
-        <w:t>____________________________________________________________</w:t>
-      </w:r>
-    </w:p>
-    <w:p>
-      <w:pPr>
-        <w:spacing w:after="80"/>
-      </w:pPr>
-    </w:p>
-    <w:p>
-      <w:pPr>
-        <w:keepNext/>
-        <w:spacing w:after="80"/>
-      </w:pPr>
-      <w:r>
-        <w:rPr>
-          <w:rFonts w:ascii="等线" w:hAnsi="等线"/>
-          <w:b/>
-          <w:sz w:val="24"/>
-        </w:rPr>
-        <w:t>第32题</w:t>
-      </w:r>
-    </w:p>
-    <w:p>
-      <w:pPr>
-        <w:keepNext/>
-        <w:spacing w:after="80"/>
-      </w:pPr>
-      <w:r>
-        <w:rPr>
-          <w:rFonts w:ascii="等线" w:hAnsi="等线"/>
-          <w:sz w:val="21"/>
-        </w:rPr>
-        <w:t>5. （　）They will go back to New York ＿＿＿＿＿＿＿＿.</w:t>
-        <w:br/>
-        <w:t>A. by car</w:t>
-        <w:br/>
-        <w:t>B. by train</w:t>
-        <w:br/>
-        <w:t>C. by ship</w:t>
-        <w:br/>
-        <w:t>D. by air</w:t>
-      </w:r>
-    </w:p>
-    <w:p>
-      <w:pPr>
-        <w:spacing w:after="80"/>
-      </w:pPr>
-      <w:r>
-        <w:rPr>
-          <w:rFonts w:ascii="等线" w:hAnsi="等线"/>
-          <w:sz w:val="21"/>
-        </w:rPr>
-        <w:t>朵朵原答案：B</w:t>
-      </w:r>
-    </w:p>
-    <w:p>
-      <w:pPr>
-        <w:spacing w:after="80"/>
-      </w:pPr>
-      <w:r>
-        <w:rPr>
-          <w:rFonts w:ascii="等线" w:hAnsi="等线"/>
-          <w:sz w:val="21"/>
-        </w:rPr>
-        <w:t>订正：____________________________________________________________</w:t>
-      </w:r>
-    </w:p>
-    <w:p>
-      <w:pPr>
-        <w:spacing w:after="80"/>
-      </w:pPr>
-      <w:r>
-        <w:rPr>
-          <w:rFonts w:ascii="等线" w:hAnsi="等线"/>
-          <w:sz w:val="21"/>
-        </w:rPr>
-        <w:t>心得：____________________________________________________________</w:t>
-      </w:r>
-    </w:p>
-    <w:p>
-      <w:pPr>
-        <w:spacing w:after="80"/>
-      </w:pPr>
-      <w:r>
-        <w:rPr>
-          <w:rFonts w:ascii="等线" w:hAnsi="等线"/>
-          <w:sz w:val="21"/>
-        </w:rPr>
-        <w:t>____________________________________________________________</w:t>
-      </w:r>
-    </w:p>
-    <w:p>
-      <w:pPr>
-        <w:spacing w:after="80"/>
-      </w:pPr>
-    </w:p>
-    <w:p>
-      <w:pPr>
-        <w:keepNext/>
-        <w:spacing w:after="80"/>
-      </w:pPr>
-      <w:r>
-        <w:rPr>
-          <w:rFonts w:ascii="等线" w:hAnsi="等线"/>
-          <w:b/>
-          <w:sz w:val="24"/>
-        </w:rPr>
-        <w:t>第33题</w:t>
-      </w:r>
-    </w:p>
-    <w:p>
-      <w:pPr>
-        <w:keepNext/>
-        <w:spacing w:after="80"/>
-      </w:pPr>
-      <w:r>
-        <w:rPr>
-          <w:rFonts w:ascii="等线" w:hAnsi="等线"/>
-          <w:sz w:val="21"/>
-        </w:rPr>
-        <w:t>1. （　）</w:t>
-        <w:br/>
-        <w:t>A. ask</w:t>
-        <w:br/>
-        <w:t>B. promise</w:t>
-        <w:br/>
-        <w:t>C. call</w:t>
-        <w:br/>
-        <w:t>D. find</w:t>
-      </w:r>
-    </w:p>
-    <w:p>
-      <w:pPr>
-        <w:spacing w:after="80"/>
-      </w:pPr>
-      <w:r>
-        <w:rPr>
-          <w:rFonts w:ascii="等线" w:hAnsi="等线"/>
-          <w:sz w:val="21"/>
-        </w:rPr>
-        <w:t>朵朵原答案：A</w:t>
-      </w:r>
-    </w:p>
-    <w:p>
-      <w:pPr>
-        <w:spacing w:after="80"/>
-      </w:pPr>
-      <w:r>
-        <w:rPr>
-          <w:rFonts w:ascii="等线" w:hAnsi="等线"/>
-          <w:sz w:val="21"/>
-        </w:rPr>
-        <w:t>订正：____________________________________________________________</w:t>
-      </w:r>
-    </w:p>
-    <w:p>
-      <w:pPr>
-        <w:spacing w:after="80"/>
-      </w:pPr>
-      <w:r>
-        <w:rPr>
-          <w:rFonts w:ascii="等线" w:hAnsi="等线"/>
-          <w:sz w:val="21"/>
-        </w:rPr>
-        <w:t>心得：____________________________________________________________</w:t>
-      </w:r>
-    </w:p>
-    <w:p>
-      <w:pPr>
-        <w:spacing w:after="80"/>
-      </w:pPr>
-      <w:r>
-        <w:rPr>
-          <w:rFonts w:ascii="等线" w:hAnsi="等线"/>
-          <w:sz w:val="21"/>
-        </w:rPr>
-        <w:t>____________________________________________________________</w:t>
-      </w:r>
-    </w:p>
-    <w:p>
-      <w:pPr>
-        <w:spacing w:after="80"/>
-      </w:pPr>
-    </w:p>
-    <w:p>
-      <w:pPr>
-        <w:keepNext/>
-        <w:spacing w:after="80"/>
-      </w:pPr>
-      <w:r>
-        <w:rPr>
-          <w:rFonts w:ascii="等线" w:hAnsi="等线"/>
-          <w:b/>
-          <w:sz w:val="24"/>
-        </w:rPr>
-        <w:t>第34题</w:t>
-      </w:r>
-    </w:p>
-    <w:p>
-      <w:pPr>
-        <w:keepNext/>
-        <w:spacing w:after="80"/>
-      </w:pPr>
-      <w:r>
-        <w:rPr>
-          <w:rFonts w:ascii="等线" w:hAnsi="等线"/>
-          <w:sz w:val="21"/>
-        </w:rPr>
-        <w:t>2. （　）</w:t>
-        <w:br/>
-        <w:t>A. things</w:t>
-        <w:br/>
-        <w:t>B. colours</w:t>
-        <w:br/>
-        <w:t>C. sports</w:t>
-        <w:br/>
-        <w:t>D. ways</w:t>
-      </w:r>
-    </w:p>
-    <w:p>
-      <w:pPr>
-        <w:spacing w:after="80"/>
-      </w:pPr>
-      <w:r>
-        <w:rPr>
-          <w:rFonts w:ascii="等线" w:hAnsi="等线"/>
-          <w:sz w:val="21"/>
-        </w:rPr>
-        <w:t>朵朵原答案：A</w:t>
-      </w:r>
-    </w:p>
-    <w:p>
-      <w:pPr>
-        <w:spacing w:after="80"/>
-      </w:pPr>
-      <w:r>
-        <w:rPr>
-          <w:rFonts w:ascii="等线" w:hAnsi="等线"/>
-          <w:sz w:val="21"/>
-        </w:rPr>
-        <w:t>订正：____________________________________________________________</w:t>
-      </w:r>
-    </w:p>
-    <w:p>
-      <w:pPr>
-        <w:spacing w:after="80"/>
-      </w:pPr>
-      <w:r>
-        <w:rPr>
-          <w:rFonts w:ascii="等线" w:hAnsi="等线"/>
-          <w:sz w:val="21"/>
-        </w:rPr>
-        <w:t>心得：____________________________________________________________</w:t>
-      </w:r>
-    </w:p>
-    <w:p>
-      <w:pPr>
-        <w:spacing w:after="80"/>
-      </w:pPr>
-      <w:r>
-        <w:rPr>
-          <w:rFonts w:ascii="等线" w:hAnsi="等线"/>
-          <w:sz w:val="21"/>
-        </w:rPr>
-        <w:t>____________________________________________________________</w:t>
-      </w:r>
-    </w:p>
-    <w:p>
-      <w:pPr>
-        <w:spacing w:after="80"/>
-      </w:pPr>
-    </w:p>
-    <w:p>
-      <w:pPr>
-        <w:keepNext/>
-        <w:spacing w:after="80"/>
-      </w:pPr>
-      <w:r>
-        <w:rPr>
-          <w:rFonts w:ascii="等线" w:hAnsi="等线"/>
-          <w:b/>
-          <w:sz w:val="24"/>
-        </w:rPr>
-        <w:t>第35题</w:t>
-      </w:r>
-    </w:p>
-    <w:p>
-      <w:pPr>
-        <w:keepNext/>
-        <w:spacing w:after="80"/>
-      </w:pPr>
-      <w:r>
-        <w:rPr>
-          <w:rFonts w:ascii="等线" w:hAnsi="等线"/>
-          <w:sz w:val="21"/>
-        </w:rPr>
-        <w:t>3. （　）</w:t>
-        <w:br/>
-        <w:t>A. playing</w:t>
-        <w:br/>
-        <w:t>B. studying</w:t>
-        <w:br/>
-        <w:t>C. moving</w:t>
-        <w:br/>
-        <w:t>D. eating</w:t>
-      </w:r>
-    </w:p>
-    <w:p>
-      <w:pPr>
-        <w:spacing w:after="80"/>
-      </w:pPr>
-      <w:r>
-        <w:rPr>
-          <w:rFonts w:ascii="等线" w:hAnsi="等线"/>
-          <w:sz w:val="21"/>
-        </w:rPr>
-        <w:t>朵朵原答案：D</w:t>
-      </w:r>
-    </w:p>
-    <w:p>
-      <w:pPr>
-        <w:spacing w:after="80"/>
-      </w:pPr>
-      <w:r>
-        <w:rPr>
-          <w:rFonts w:ascii="等线" w:hAnsi="等线"/>
-          <w:sz w:val="21"/>
-        </w:rPr>
-        <w:t>订正：____________________________________________________________</w:t>
-      </w:r>
-    </w:p>
-    <w:p>
-      <w:pPr>
-        <w:spacing w:after="80"/>
-      </w:pPr>
-      <w:r>
-        <w:rPr>
-          <w:rFonts w:ascii="等线" w:hAnsi="等线"/>
-          <w:sz w:val="21"/>
-        </w:rPr>
-        <w:t>心得：____________________________________________________________</w:t>
-      </w:r>
-    </w:p>
-    <w:p>
-      <w:pPr>
-        <w:spacing w:after="80"/>
-      </w:pPr>
-      <w:r>
-        <w:rPr>
-          <w:rFonts w:ascii="等线" w:hAnsi="等线"/>
-          <w:sz w:val="21"/>
-        </w:rPr>
-        <w:t>____________________________________________________________</w:t>
-      </w:r>
-    </w:p>
-    <w:p>
-      <w:pPr>
-        <w:spacing w:after="80"/>
-      </w:pPr>
-    </w:p>
-    <w:p>
-      <w:pPr>
-        <w:keepNext/>
-        <w:spacing w:after="80"/>
-      </w:pPr>
-      <w:r>
-        <w:rPr>
-          <w:rFonts w:ascii="等线" w:hAnsi="等线"/>
-          <w:b/>
-          <w:sz w:val="24"/>
-        </w:rPr>
-        <w:t>第36题</w:t>
-      </w:r>
-    </w:p>
-    <w:p>
-      <w:pPr>
-        <w:keepNext/>
-        <w:spacing w:after="80"/>
-      </w:pPr>
-      <w:r>
-        <w:rPr>
-          <w:rFonts w:ascii="等线" w:hAnsi="等线"/>
-          <w:sz w:val="21"/>
-        </w:rPr>
-        <w:t>4. （　）</w:t>
-        <w:br/>
-        <w:t>A. up</w:t>
-        <w:br/>
-        <w:t>B. for</w:t>
-        <w:br/>
-        <w:t>C. after</w:t>
-        <w:br/>
-        <w:t>D. at</w:t>
-      </w:r>
-    </w:p>
-    <w:p>
-      <w:pPr>
-        <w:spacing w:after="80"/>
-      </w:pPr>
-      <w:r>
-        <w:rPr>
-          <w:rFonts w:ascii="等线" w:hAnsi="等线"/>
-          <w:sz w:val="21"/>
-        </w:rPr>
-        <w:t>朵朵原答案：C</w:t>
-      </w:r>
-    </w:p>
-    <w:p>
-      <w:pPr>
-        <w:spacing w:after="80"/>
-      </w:pPr>
-      <w:r>
-        <w:rPr>
-          <w:rFonts w:ascii="等线" w:hAnsi="等线"/>
-          <w:sz w:val="21"/>
-        </w:rPr>
-        <w:t>订正：____________________________________________________________</w:t>
-      </w:r>
-    </w:p>
-    <w:p>
-      <w:pPr>
-        <w:spacing w:after="80"/>
-      </w:pPr>
-      <w:r>
-        <w:rPr>
-          <w:rFonts w:ascii="等线" w:hAnsi="等线"/>
-          <w:sz w:val="21"/>
-        </w:rPr>
-        <w:t>心得：____________________________________________________________</w:t>
-      </w:r>
-    </w:p>
-    <w:p>
-      <w:pPr>
-        <w:spacing w:after="80"/>
-      </w:pPr>
-      <w:r>
-        <w:rPr>
-          <w:rFonts w:ascii="等线" w:hAnsi="等线"/>
-          <w:sz w:val="21"/>
-        </w:rPr>
-        <w:t>____________________________________________________________</w:t>
+        <w:keepNext w:val="0"/>
+        <w:keepLines/>
+        <w:widowControl/>
+        <w:tabs>
+          <w:tab w:pos="7200" w:val="left"/>
+        </w:tabs>
+        <w:spacing w:before="0" w:after="80" w:line="380" w:lineRule="exact"/>
+      </w:pPr>
+      <w:r>
+        <w:rPr>
+          <w:rFonts w:ascii="Times New Roman" w:hAnsi="Times New Roman" w:eastAsia="宋体"/>
+          <w:b w:val="0"/>
+          <w:color w:val="000000"/>
+          <w:sz w:val="20"/>
+          <w:u w:val="none"/>
+        </w:rPr>
+        <w:t>心得：</w:t>
+      </w:r>
+      <w:r>
+        <w:rPr>
+          <w:rFonts w:ascii="Times New Roman" w:hAnsi="Times New Roman" w:eastAsia="宋体"/>
+          <w:b w:val="0"/>
+          <w:color w:val="000000"/>
+          <w:sz w:val="20"/>
+          <w:u w:val="single"/>
+        </w:rPr>
+        <w:tab/>
       </w:r>
     </w:p>
     <w:sectPr>
-      <w:pgSz w:w="12240" w:h="15840"/>
-      <w:pgMar w:top="964" w:right="1020" w:bottom="964" w:left="1020" w:header="720" w:footer="720" w:gutter="0"/>
+      <w:headerReference w:type="default" r:id="rId9"/>
+      <w:footerReference w:type="default" r:id="rId10"/>
+      <w:pgSz w:w="8391" w:h="11906"/>
+      <w:pgMar w:top="624" w:right="567" w:bottom="680" w:left="567" w:header="283" w:footer="283" w:gutter="0"/>
       <w:cols w:space="720"/>
       <w:docGrid w:linePitch="360"/>
     </w:sectPr>
   </w:body>
 </w:document>
+</file>
+
+<file path=word/footer1.xml><?xml version="1.0" encoding="utf-8"?>
+<w:ftr xmlns:m="http://schemas.openxmlformats.org/officeDocument/2006/math" xmlns:mc="http://schemas.openxmlformats.org/markup-compatibility/2006" xmlns:mo="http://schemas.microsoft.com/office/mac/office/2008/main" xmlns:mv="urn:schemas-microsoft-com:mac:vml" xmlns:o="urn:schemas-microsoft-com:office:office" xmlns:r="http://schemas.openxmlformats.org/officeDocument/2006/relationships" xmlns:v="urn:schemas-microsoft-com:vml" xmlns:w10="urn:schemas-microsoft-com:office:word" xmlns:w14="http://schemas.microsoft.com/office/word/2010/wordml" xmlns:w="http://schemas.openxmlformats.org/wordprocessingml/2006/main" xmlns:wne="http://schemas.microsoft.com/office/word/2006/wordml" xmlns:wp14="http://schemas.microsoft.com/office/word/2010/wordprocessingDrawing" xmlns:wp="http://schemas.openxmlformats.org/drawingml/2006/wordprocessingDrawing" xmlns:wpc="http://schemas.microsoft.com/office/word/2010/wordprocessingCanvas" xmlns:wpg="http://schemas.microsoft.com/office/word/2010/wordprocessingGroup" xmlns:wpi="http://schemas.microsoft.com/office/word/2010/wordprocessingInk" xmlns:wps="http://schemas.microsoft.com/office/word/2010/wordprocessingShape" mc:Ignorable="w14 wp14">
+  <w:p>
+    <w:pPr>
+      <w:pStyle w:val="Footer"/>
+      <w:jc w:val="center"/>
+    </w:pPr>
+    <w:r>
+      <w:rPr>
+        <w:rFonts w:ascii="Times New Roman" w:hAnsi="Times New Roman" w:eastAsia="宋体"/>
+        <w:b w:val="0"/>
+        <w:color w:val="000000"/>
+        <w:sz w:val="16"/>
+        <w:u w:val="none"/>
+      </w:rPr>
+      <w:t xml:space="preserve">第 </w:t>
+    </w:r>
+    <w:fldSimple w:instr="PAGE"/>
+    <w:r>
+      <w:rPr>
+        <w:rFonts w:ascii="Times New Roman" w:hAnsi="Times New Roman" w:eastAsia="宋体"/>
+        <w:b w:val="0"/>
+        <w:color w:val="000000"/>
+        <w:sz w:val="16"/>
+        <w:u w:val="none"/>
+      </w:rPr>
+      <w:t xml:space="preserve"> 页 / 共 </w:t>
+    </w:r>
+    <w:fldSimple w:instr="NUMPAGES"/>
+    <w:r>
+      <w:rPr>
+        <w:rFonts w:ascii="Times New Roman" w:hAnsi="Times New Roman" w:eastAsia="宋体"/>
+        <w:b w:val="0"/>
+        <w:color w:val="000000"/>
+        <w:sz w:val="16"/>
+        <w:u w:val="none"/>
+      </w:rPr>
+      <w:t xml:space="preserve"> 页</w:t>
+    </w:r>
+  </w:p>
+</w:ftr>
+</file>
+
+<file path=word/header1.xml><?xml version="1.0" encoding="utf-8"?>
+<w:hdr xmlns:m="http://schemas.openxmlformats.org/officeDocument/2006/math" xmlns:mc="http://schemas.openxmlformats.org/markup-compatibility/2006" xmlns:mo="http://schemas.microsoft.com/office/mac/office/2008/main" xmlns:mv="urn:schemas-microsoft-com:mac:vml" xmlns:o="urn:schemas-microsoft-com:office:office" xmlns:r="http://schemas.openxmlformats.org/officeDocument/2006/relationships" xmlns:v="urn:schemas-microsoft-com:vml" xmlns:w10="urn:schemas-microsoft-com:office:word" xmlns:w14="http://schemas.microsoft.com/office/word/2010/wordml" xmlns:w="http://schemas.openxmlformats.org/wordprocessingml/2006/main" xmlns:wne="http://schemas.microsoft.com/office/word/2006/wordml" xmlns:wp14="http://schemas.microsoft.com/office/word/2010/wordprocessingDrawing" xmlns:wp="http://schemas.openxmlformats.org/drawingml/2006/wordprocessingDrawing" xmlns:wpc="http://schemas.microsoft.com/office/word/2010/wordprocessingCanvas" xmlns:wpg="http://schemas.microsoft.com/office/word/2010/wordprocessingGroup" xmlns:wpi="http://schemas.microsoft.com/office/word/2010/wordprocessingInk" xmlns:wps="http://schemas.microsoft.com/office/word/2010/wordprocessingShape" mc:Ignorable="w14 wp14">
+  <w:p>
+    <w:pPr>
+      <w:pStyle w:val="Header"/>
+      <w:spacing w:after="0"/>
+    </w:pPr>
+    <w:r>
+      <w:rPr>
+        <w:rFonts w:ascii="Times New Roman" w:hAnsi="Times New Roman" w:eastAsia="宋体"/>
+        <w:b w:val="0"/>
+        <w:color w:val="000000"/>
+        <w:sz w:val="16"/>
+        <w:u w:val="none"/>
+      </w:rPr>
+      <w:t>朵朵英语错题订正本 · L009</w:t>
+    </w:r>
+  </w:p>
+</w:hdr>
 </file>
 
 <file path=word/numbering.xml><?xml version="1.0" encoding="utf-8"?>
@@ -3419,6 +6021,10 @@
     <w:name w:val="Normal"/>
     <w:qFormat/>
     <w:rsid w:val="00FC693F"/>
+    <w:rPr>
+      <w:rFonts w:ascii="Times New Roman" w:hAnsi="Times New Roman" w:eastAsia="宋体"/>
+      <w:sz w:val="21"/>
+    </w:rPr>
   </w:style>
   <w:style w:type="paragraph" w:styleId="Header">
     <w:name w:val="header"/>
